--- a/contract_templates/Einlieferungsvertrag.template.en.docx
+++ b/contract_templates/Einlieferungsvertrag.template.en.docx
@@ -267,14 +267,14 @@
         <w:spacing w:after="0" w:line="240" w:lineRule="atLeast"/>
         <w:rPr>
           <w:rFonts w:ascii="Arial" w:hAnsi="Arial" w:cs="Arial"/>
-          <w:lang w:val="fr-CH"/>
+          <w:lang w:val="en-US"/>
         </w:rPr>
       </w:pPr>
       <w:proofErr w:type="gramStart"/>
       <w:r>
         <w:rPr>
           <w:rFonts w:ascii="Arial" w:hAnsi="Arial" w:cs="Arial"/>
-          <w:lang w:val="fr-CH"/>
+          <w:lang w:val="en-US"/>
         </w:rPr>
         <w:t>and</w:t>
       </w:r>
@@ -289,7 +289,7 @@
         <w:jc w:val="both"/>
         <w:rPr>
           <w:rFonts w:ascii="Arial" w:hAnsi="Arial" w:cs="Arial"/>
-          <w:lang w:val="fr-CH"/>
+          <w:lang w:val="en-US"/>
         </w:rPr>
       </w:pPr>
     </w:p>
@@ -307,7 +307,7 @@
           <w:sz w:val="24"/>
           <w:szCs w:val="24"/>
           <w:u w:val="single"/>
-          <w:lang w:val="fr-CH"/>
+          <w:lang w:val="en-US"/>
         </w:rPr>
       </w:pPr>
       <w:proofErr w:type="spellStart"/>
@@ -320,7 +320,7 @@
           <w:sz w:val="24"/>
           <w:szCs w:val="24"/>
           <w:u w:val="single"/>
-          <w:lang w:val="fr-CH"/>
+          <w:lang w:val="en-US"/>
         </w:rPr>
         <w:t>Consignor</w:t>
       </w:r>
@@ -333,7 +333,7 @@
           <w:sz w:val="24"/>
           <w:szCs w:val="24"/>
           <w:u w:val="single"/>
-          <w:lang w:val="fr-CH"/>
+          <w:lang w:val="en-US"/>
         </w:rPr>
         <w:t>:</w:t>
       </w:r>
@@ -353,7 +353,7 @@
           <w:sz w:val="20"/>
           <w:szCs w:val="20"/>
           <w:u w:val="single"/>
-          <w:lang w:val="fr-CH"/>
+          <w:lang w:val="en-US"/>
         </w:rPr>
       </w:pPr>
     </w:p>
@@ -383,6 +383,7 @@
         <w:trPr>
           <w:gridAfter w:val="1"/>
           <w:wAfter w:w="75" w:type="dxa"/>
+          <w:cantSplit/>
         </w:trPr>
         <w:tc>
           <w:tcPr>
@@ -397,7 +398,10 @@
             </w:pPr>
             <w:r>
               <w:rPr>
-                <w:rFonts w:ascii="Arial" w:hAnsi="Arial" w:cs="Arial"/>
+                <w:rFonts w:ascii="Arial" w:hAnsi="Arial" w:eastAsia="Arial" w:cs="Arial"/>
+                <w:sz w:val="22"/>
+                <w:szCs w:val="22"/>
+                <w:lang w:val="en-US" w:eastAsia="en-US"/>
               </w:rPr>
               <w:t>{{block_paragraf1_start}}</w:t>
             </w:r>
@@ -435,7 +439,10 @@
             </w:pPr>
             <w:r>
               <w:rPr>
-                <w:rFonts w:ascii="Arial" w:hAnsi="Arial" w:cs="Arial"/>
+                <w:rFonts w:ascii="Arial" w:hAnsi="Arial" w:eastAsia="Arial" w:cs="Arial"/>
+                <w:sz w:val="22"/>
+                <w:szCs w:val="22"/>
+                <w:lang w:val="en-US" w:eastAsia="en-US"/>
               </w:rPr>
               <w:t>{{consignor_full_name}}</w:t>
             </w:r>
@@ -446,6 +453,7 @@
         <w:trPr>
           <w:gridAfter w:val="1"/>
           <w:wAfter w:w="75" w:type="dxa"/>
+          <w:cantSplit/>
         </w:trPr>
         <w:tc>
           <w:tcPr>
@@ -461,9 +469,11 @@
             </w:pPr>
             <w:r>
               <w:rPr>
-                <w:rFonts w:ascii="Arial" w:hAnsi="Arial" w:cs="Arial"/>
+                <w:rFonts w:ascii="Arial" w:hAnsi="Arial" w:eastAsia="Arial" w:cs="Arial"/>
                 <w:color w:val="464646"/>
-                <w:sz w:val="16"/>
+                <w:sz w:val="22"/>
+                <w:szCs w:val="22"/>
+                <w:lang w:val="en-US" w:eastAsia="en-US"/>
               </w:rPr>
               <w:t>{{check_natural_person}}</w:t>
             </w:r>
@@ -483,16 +493,20 @@
             </w:pPr>
             <w:r>
               <w:rPr>
-                <w:rFonts w:ascii="Arial" w:hAnsi="Arial" w:cs="Arial"/>
-                <w:lang w:val="fr-CH"/>
+                <w:rFonts w:ascii="Arial" w:hAnsi="Arial" w:eastAsia="Arial" w:cs="Arial"/>
+                <w:sz w:val="22"/>
+                <w:szCs w:val="22"/>
+                <w:lang w:val="en-US" w:eastAsia="en-US"/>
               </w:rPr>
               <w:t xml:space="preserve">Natural </w:t>
             </w:r>
             <w:proofErr w:type="spellStart"/>
             <w:r>
               <w:rPr>
-                <w:rFonts w:ascii="Arial" w:hAnsi="Arial" w:cs="Arial"/>
-                <w:lang w:val="fr-CH"/>
+                <w:rFonts w:ascii="Arial" w:hAnsi="Arial" w:eastAsia="Arial" w:cs="Arial"/>
+                <w:sz w:val="22"/>
+                <w:szCs w:val="22"/>
+                <w:lang w:val="en-US" w:eastAsia="en-US"/>
               </w:rPr>
               <w:t>person</w:t>
             </w:r>
@@ -519,6 +533,7 @@
         <w:trPr>
           <w:gridAfter w:val="1"/>
           <w:wAfter w:w="75" w:type="dxa"/>
+          <w:cantSplit/>
         </w:trPr>
         <w:tc>
           <w:tcPr>
@@ -533,7 +548,10 @@
             </w:pPr>
             <w:r>
               <w:rPr>
-                <w:rFonts w:ascii="Arial" w:hAnsi="Arial" w:cs="Arial"/>
+                <w:rFonts w:ascii="Arial" w:hAnsi="Arial" w:eastAsia="Arial" w:cs="Arial"/>
+                <w:sz w:val="22"/>
+                <w:szCs w:val="22"/>
+                <w:lang w:val="en-US" w:eastAsia="en-US"/>
               </w:rPr>
               <w:t>{{block_paragraf1_end}}</w:t>
             </w:r>
@@ -572,6 +590,7 @@
         <w:trPr>
           <w:gridAfter w:val="1"/>
           <w:wAfter w:w="75" w:type="dxa"/>
+          <w:cantSplit/>
         </w:trPr>
         <w:tc>
           <w:tcPr>
@@ -586,7 +605,10 @@
             </w:pPr>
             <w:r>
               <w:rPr>
-                <w:rFonts w:ascii="Arial" w:hAnsi="Arial" w:cs="Arial"/>
+                <w:rFonts w:ascii="Arial" w:hAnsi="Arial" w:eastAsia="Arial" w:cs="Arial"/>
+                <w:sz w:val="22"/>
+                <w:szCs w:val="22"/>
+                <w:lang w:val="en-US" w:eastAsia="en-US"/>
               </w:rPr>
               <w:t>{{block_paragraf2_start}}</w:t>
             </w:r>
@@ -625,6 +647,7 @@
         <w:trPr>
           <w:gridAfter w:val="1"/>
           <w:wAfter w:w="75" w:type="dxa"/>
+          <w:cantSplit/>
         </w:trPr>
         <w:tc>
           <w:tcPr>
@@ -640,9 +663,11 @@
             </w:pPr>
             <w:r>
               <w:rPr>
-                <w:rFonts w:ascii="Arial" w:hAnsi="Arial" w:cs="Arial"/>
+                <w:rFonts w:ascii="Arial" w:hAnsi="Arial" w:eastAsia="Arial" w:cs="Arial"/>
                 <w:color w:val="464646"/>
-                <w:sz w:val="16"/>
+                <w:sz w:val="22"/>
+                <w:szCs w:val="22"/>
+                <w:lang w:val="en-US" w:eastAsia="en-US"/>
               </w:rPr>
               <w:t>{{check_sole_proprietor}}</w:t>
             </w:r>
@@ -662,7 +687,10 @@
             </w:pPr>
             <w:r>
               <w:rPr>
-                <w:rFonts w:ascii="Arial" w:hAnsi="Arial" w:cs="Arial"/>
+                <w:rFonts w:ascii="Arial" w:hAnsi="Arial" w:eastAsia="Arial" w:cs="Arial"/>
+                <w:sz w:val="22"/>
+                <w:szCs w:val="22"/>
+                <w:lang w:val="en-US" w:eastAsia="en-US"/>
               </w:rPr>
               <w:t>Owner of sole proprietorship</w:t>
             </w:r>
@@ -688,6 +716,7 @@
         <w:trPr>
           <w:gridAfter w:val="1"/>
           <w:wAfter w:w="75" w:type="dxa"/>
+          <w:cantSplit/>
         </w:trPr>
         <w:tc>
           <w:tcPr>
@@ -702,7 +731,10 @@
             </w:pPr>
             <w:r>
               <w:rPr>
-                <w:rFonts w:ascii="Arial" w:hAnsi="Arial" w:cs="Arial"/>
+                <w:rFonts w:ascii="Arial" w:hAnsi="Arial" w:eastAsia="Arial" w:cs="Arial"/>
+                <w:sz w:val="22"/>
+                <w:szCs w:val="22"/>
+                <w:lang w:val="en-US" w:eastAsia="en-US"/>
               </w:rPr>
               <w:t>{{block_paragraf2_end}}</w:t>
             </w:r>
@@ -748,6 +780,7 @@
         <w:trPr>
           <w:gridAfter w:val="1"/>
           <w:wAfter w:w="75" w:type="dxa"/>
+          <w:cantSplit/>
         </w:trPr>
         <w:tc>
           <w:tcPr>
@@ -762,7 +795,10 @@
             </w:pPr>
             <w:r>
               <w:rPr>
-                <w:rFonts w:ascii="Arial" w:hAnsi="Arial" w:cs="Arial"/>
+                <w:rFonts w:ascii="Arial" w:hAnsi="Arial" w:eastAsia="Arial" w:cs="Arial"/>
+                <w:sz w:val="22"/>
+                <w:szCs w:val="22"/>
+                <w:lang w:val="en-US" w:eastAsia="en-US"/>
               </w:rPr>
               <w:t>{{block_paragraf3_start}}</w:t>
             </w:r>
@@ -801,6 +837,7 @@
         <w:trPr>
           <w:gridAfter w:val="1"/>
           <w:wAfter w:w="75" w:type="dxa"/>
+          <w:cantSplit/>
         </w:trPr>
         <w:tc>
           <w:tcPr>
@@ -815,7 +852,10 @@
             </w:pPr>
             <w:r>
               <w:rPr>
-                <w:rFonts w:ascii="Arial" w:hAnsi="Arial" w:cs="Arial"/>
+                <w:rFonts w:ascii="Arial" w:hAnsi="Arial" w:eastAsia="Arial" w:cs="Arial"/>
+                <w:sz w:val="22"/>
+                <w:szCs w:val="22"/>
+                <w:lang w:val="en-US" w:eastAsia="en-US"/>
               </w:rPr>
               <w:t>Company / trading name</w:t>
             </w:r>
@@ -834,7 +874,10 @@
             </w:pPr>
             <w:r>
               <w:rPr>
-                <w:rFonts w:ascii="Arial" w:hAnsi="Arial" w:cs="Arial"/>
+                <w:rFonts w:ascii="Arial" w:hAnsi="Arial" w:eastAsia="Arial" w:cs="Arial"/>
+                <w:sz w:val="22"/>
+                <w:szCs w:val="22"/>
+                <w:lang w:val="en-US" w:eastAsia="en-US"/>
               </w:rPr>
               <w:t>{{sole_proprietor_name}}</w:t>
             </w:r>
@@ -860,6 +903,7 @@
         <w:trPr>
           <w:gridAfter w:val="1"/>
           <w:wAfter w:w="75" w:type="dxa"/>
+          <w:cantSplit/>
         </w:trPr>
         <w:tc>
           <w:tcPr>
@@ -874,7 +918,10 @@
             </w:pPr>
             <w:r>
               <w:rPr>
-                <w:rFonts w:ascii="Arial" w:hAnsi="Arial" w:cs="Arial"/>
+                <w:rFonts w:ascii="Arial" w:hAnsi="Arial" w:eastAsia="Arial" w:cs="Arial"/>
+                <w:sz w:val="22"/>
+                <w:szCs w:val="22"/>
+                <w:lang w:val="en-US" w:eastAsia="en-US"/>
               </w:rPr>
               <w:t>{{block_paragraf3_end}}</w:t>
             </w:r>
@@ -913,6 +960,7 @@
         <w:trPr>
           <w:gridAfter w:val="1"/>
           <w:wAfter w:w="75" w:type="dxa"/>
+          <w:cantSplit/>
         </w:trPr>
         <w:tc>
           <w:tcPr>
@@ -927,7 +975,10 @@
             </w:pPr>
             <w:r>
               <w:rPr>
-                <w:rFonts w:ascii="Arial" w:hAnsi="Arial" w:cs="Arial"/>
+                <w:rFonts w:ascii="Arial" w:hAnsi="Arial" w:eastAsia="Arial" w:cs="Arial"/>
+                <w:sz w:val="22"/>
+                <w:szCs w:val="22"/>
+                <w:lang w:val="en-US" w:eastAsia="en-US"/>
               </w:rPr>
               <w:t>{{block_paragraf4_start}}</w:t>
             </w:r>
@@ -966,6 +1017,7 @@
         <w:trPr>
           <w:gridAfter w:val="1"/>
           <w:wAfter w:w="75" w:type="dxa"/>
+          <w:cantSplit/>
           <w:trHeight w:val="340"/>
         </w:trPr>
         <w:tc>
@@ -998,9 +1050,895 @@
             </w:pPr>
             <w:r>
               <w:rPr>
-                <w:rFonts w:ascii="Arial" w:hAnsi="Arial" w:cs="Arial"/>
+                <w:rFonts w:ascii="Arial" w:hAnsi="Arial" w:eastAsia="Arial" w:cs="Arial"/>
+                <w:sz w:val="22"/>
+                <w:szCs w:val="22"/>
+                <w:lang w:val="en-US" w:eastAsia="en-US"/>
               </w:rPr>
               <w:t>First name, last name</w:t>
+            </w:r>
+          </w:p>
+        </w:tc>
+        <w:tc>
+          <w:tcPr>
+            <w:tcW w:w="3969" w:type="dxa"/>
+            <w:gridSpan w:val="2"/>
+            <w:tcBorders>
+              <w:bottom w:val="single" w:sz="4" w:space="0" w:color="auto"/>
+            </w:tcBorders>
+            <w:vAlign w:val="bottom"/>
+          </w:tcPr>
+          <w:p>
+            <w:pPr>
+              <w:pStyle w:val="NoSpacing"/>
+              <w:rPr>
+                <w:rFonts w:ascii="Arial" w:hAnsi="Arial" w:cs="Arial"/>
+                <w:sz w:val="20"/>
+                <w:szCs w:val="20"/>
+              </w:rPr>
+            </w:pPr>
+            <w:r>
+              <w:rPr>
+                <w:rFonts w:ascii="Arial" w:hAnsi="Arial" w:eastAsia="Arial" w:cs="Arial"/>
+                <w:sz w:val="22"/>
+                <w:szCs w:val="22"/>
+                <w:lang w:val="en-US" w:eastAsia="en-US"/>
+              </w:rPr>
+              <w:t>{{consignor_full_name}}</w:t>
+            </w:r>
+          </w:p>
+        </w:tc>
+      </w:tr>
+      <w:tr>
+        <w:trPr>
+          <w:gridAfter w:val="1"/>
+          <w:wAfter w:w="75" w:type="dxa"/>
+          <w:cantSplit/>
+          <w:trHeight w:val="397"/>
+        </w:trPr>
+        <w:tc>
+          <w:tcPr>
+            <w:tcW w:w="2835" w:type="dxa"/>
+            <w:vAlign w:val="bottom"/>
+          </w:tcPr>
+          <w:p>
+            <w:pPr>
+              <w:pStyle w:val="NoSpacing"/>
+              <w:rPr>
+                <w:rFonts w:ascii="Arial" w:hAnsi="Arial" w:cs="Arial"/>
+                <w:sz w:val="20"/>
+                <w:szCs w:val="20"/>
+              </w:rPr>
+            </w:pPr>
+          </w:p>
+        </w:tc>
+        <w:tc>
+          <w:tcPr>
+            <w:tcW w:w="2268" w:type="dxa"/>
+            <w:vAlign w:val="bottom"/>
+          </w:tcPr>
+          <w:p>
+            <w:pPr>
+              <w:pStyle w:val="NoSpacing"/>
+              <w:rPr>
+                <w:rFonts w:ascii="Arial" w:hAnsi="Arial" w:cs="Arial"/>
+                <w:lang w:val="en-US"/>
+              </w:rPr>
+            </w:pPr>
+            <w:r>
+              <w:rPr>
+                <w:rFonts w:ascii="Arial" w:hAnsi="Arial" w:eastAsia="Arial" w:cs="Arial"/>
+                <w:sz w:val="22"/>
+                <w:szCs w:val="22"/>
+                <w:lang w:val="en-US" w:eastAsia="en-US"/>
+              </w:rPr>
+              <w:t>Date of birth</w:t>
+            </w:r>
+          </w:p>
+        </w:tc>
+        <w:tc>
+          <w:tcPr>
+            <w:tcW w:w="3969" w:type="dxa"/>
+            <w:gridSpan w:val="2"/>
+            <w:tcBorders>
+              <w:top w:val="single" w:sz="4" w:space="0" w:color="auto"/>
+              <w:bottom w:val="single" w:sz="4" w:space="0" w:color="auto"/>
+            </w:tcBorders>
+            <w:vAlign w:val="bottom"/>
+          </w:tcPr>
+          <w:p>
+            <w:pPr>
+              <w:pStyle w:val="NoSpacing"/>
+              <w:rPr>
+                <w:rFonts w:ascii="Arial" w:hAnsi="Arial" w:cs="Arial"/>
+                <w:sz w:val="20"/>
+                <w:szCs w:val="20"/>
+              </w:rPr>
+            </w:pPr>
+            <w:r>
+              <w:rPr>
+                <w:rFonts w:ascii="Arial" w:hAnsi="Arial" w:eastAsia="Arial" w:cs="Arial"/>
+                <w:sz w:val="22"/>
+                <w:szCs w:val="22"/>
+                <w:lang w:val="en-US" w:eastAsia="en-US"/>
+              </w:rPr>
+              <w:t>{{consignor_dob}}</w:t>
+            </w:r>
+          </w:p>
+        </w:tc>
+      </w:tr>
+      <w:tr>
+        <w:trPr>
+          <w:gridAfter w:val="1"/>
+          <w:wAfter w:w="75" w:type="dxa"/>
+          <w:cantSplit/>
+          <w:trHeight w:val="397"/>
+        </w:trPr>
+        <w:tc>
+          <w:tcPr>
+            <w:tcW w:w="2835" w:type="dxa"/>
+            <w:vAlign w:val="bottom"/>
+          </w:tcPr>
+          <w:p>
+            <w:pPr>
+              <w:pStyle w:val="NoSpacing"/>
+              <w:rPr>
+                <w:rFonts w:ascii="Arial" w:hAnsi="Arial" w:cs="Arial"/>
+                <w:sz w:val="20"/>
+                <w:szCs w:val="20"/>
+              </w:rPr>
+            </w:pPr>
+          </w:p>
+        </w:tc>
+        <w:tc>
+          <w:tcPr>
+            <w:tcW w:w="2268" w:type="dxa"/>
+            <w:vAlign w:val="bottom"/>
+          </w:tcPr>
+          <w:p>
+            <w:pPr>
+              <w:pStyle w:val="NoSpacing"/>
+              <w:rPr>
+                <w:rFonts w:ascii="Arial" w:hAnsi="Arial" w:cs="Arial"/>
+              </w:rPr>
+            </w:pPr>
+            <w:r>
+              <w:rPr>
+                <w:rFonts w:ascii="Arial" w:hAnsi="Arial" w:eastAsia="Arial" w:cs="Arial"/>
+                <w:sz w:val="22"/>
+                <w:szCs w:val="22"/>
+                <w:lang w:val="en-US" w:eastAsia="en-US"/>
+              </w:rPr>
+              <w:t>Address</w:t>
+            </w:r>
+          </w:p>
+        </w:tc>
+        <w:tc>
+          <w:tcPr>
+            <w:tcW w:w="3969" w:type="dxa"/>
+            <w:gridSpan w:val="2"/>
+            <w:tcBorders>
+              <w:top w:val="single" w:sz="4" w:space="0" w:color="auto"/>
+              <w:bottom w:val="single" w:sz="4" w:space="0" w:color="auto"/>
+            </w:tcBorders>
+            <w:vAlign w:val="bottom"/>
+          </w:tcPr>
+          <w:p>
+            <w:pPr>
+              <w:pStyle w:val="NoSpacing"/>
+              <w:rPr>
+                <w:rFonts w:ascii="Arial" w:hAnsi="Arial" w:cs="Arial"/>
+                <w:sz w:val="20"/>
+                <w:szCs w:val="20"/>
+              </w:rPr>
+            </w:pPr>
+            <w:r>
+              <w:rPr>
+                <w:rFonts w:ascii="Arial" w:hAnsi="Arial" w:eastAsia="Arial" w:cs="Arial"/>
+                <w:sz w:val="22"/>
+                <w:szCs w:val="22"/>
+                <w:lang w:val="en-US" w:eastAsia="en-US"/>
+              </w:rPr>
+              <w:t>{{consignor_address_1}}</w:t>
+            </w:r>
+          </w:p>
+        </w:tc>
+      </w:tr>
+      <w:tr>
+        <w:trPr>
+          <w:gridAfter w:val="1"/>
+          <w:wAfter w:w="75" w:type="dxa"/>
+          <w:cantSplit/>
+          <w:trHeight w:val="397"/>
+        </w:trPr>
+        <w:tc>
+          <w:tcPr>
+            <w:tcW w:w="2835" w:type="dxa"/>
+            <w:vAlign w:val="bottom"/>
+          </w:tcPr>
+          <w:p>
+            <w:pPr>
+              <w:pStyle w:val="NoSpacing"/>
+              <w:rPr>
+                <w:rFonts w:ascii="Arial" w:hAnsi="Arial" w:cs="Arial"/>
+                <w:sz w:val="20"/>
+                <w:szCs w:val="20"/>
+              </w:rPr>
+            </w:pPr>
+          </w:p>
+        </w:tc>
+        <w:tc>
+          <w:tcPr>
+            <w:tcW w:w="2268" w:type="dxa"/>
+            <w:vAlign w:val="bottom"/>
+          </w:tcPr>
+          <w:p>
+            <w:pPr>
+              <w:pStyle w:val="NoSpacing"/>
+              <w:rPr>
+                <w:rFonts w:ascii="Arial" w:hAnsi="Arial" w:cs="Arial"/>
+              </w:rPr>
+            </w:pPr>
+          </w:p>
+        </w:tc>
+        <w:tc>
+          <w:tcPr>
+            <w:tcW w:w="3969" w:type="dxa"/>
+            <w:gridSpan w:val="2"/>
+            <w:tcBorders>
+              <w:bottom w:val="single" w:sz="4" w:space="0" w:color="auto"/>
+            </w:tcBorders>
+            <w:vAlign w:val="bottom"/>
+          </w:tcPr>
+          <w:p>
+            <w:pPr>
+              <w:pStyle w:val="NoSpacing"/>
+              <w:rPr>
+                <w:rFonts w:ascii="Arial" w:hAnsi="Arial" w:cs="Arial"/>
+                <w:sz w:val="20"/>
+                <w:szCs w:val="20"/>
+              </w:rPr>
+            </w:pPr>
+            <w:r>
+              <w:rPr>
+                <w:rFonts w:ascii="Arial" w:hAnsi="Arial" w:eastAsia="Arial" w:cs="Arial"/>
+                <w:sz w:val="22"/>
+                <w:szCs w:val="22"/>
+                <w:lang w:val="en-US" w:eastAsia="en-US"/>
+              </w:rPr>
+              <w:t>{{consignor_address_2}}</w:t>
+            </w:r>
+          </w:p>
+        </w:tc>
+      </w:tr>
+      <w:tr>
+        <w:trPr>
+          <w:gridAfter w:val="1"/>
+          <w:wAfter w:w="75" w:type="dxa"/>
+          <w:cantSplit/>
+          <w:trHeight w:val="397"/>
+        </w:trPr>
+        <w:tc>
+          <w:tcPr>
+            <w:tcW w:w="2835" w:type="dxa"/>
+            <w:vAlign w:val="bottom"/>
+          </w:tcPr>
+          <w:p>
+            <w:pPr>
+              <w:pStyle w:val="NoSpacing"/>
+              <w:rPr>
+                <w:rFonts w:ascii="Arial" w:hAnsi="Arial" w:cs="Arial"/>
+                <w:sz w:val="20"/>
+                <w:szCs w:val="20"/>
+              </w:rPr>
+            </w:pPr>
+          </w:p>
+        </w:tc>
+        <w:tc>
+          <w:tcPr>
+            <w:tcW w:w="2268" w:type="dxa"/>
+            <w:vAlign w:val="bottom"/>
+          </w:tcPr>
+          <w:p>
+            <w:pPr>
+              <w:pStyle w:val="NoSpacing"/>
+              <w:rPr>
+                <w:rFonts w:ascii="Arial" w:hAnsi="Arial" w:cs="Arial"/>
+              </w:rPr>
+            </w:pPr>
+          </w:p>
+        </w:tc>
+        <w:tc>
+          <w:tcPr>
+            <w:tcW w:w="3969" w:type="dxa"/>
+            <w:gridSpan w:val="2"/>
+            <w:tcBorders>
+              <w:top w:val="single" w:sz="4" w:space="0" w:color="auto"/>
+              <w:bottom w:val="single" w:sz="4" w:space="0" w:color="auto"/>
+            </w:tcBorders>
+            <w:vAlign w:val="bottom"/>
+          </w:tcPr>
+          <w:p>
+            <w:pPr>
+              <w:pStyle w:val="NoSpacing"/>
+              <w:rPr>
+                <w:rFonts w:ascii="Arial" w:hAnsi="Arial" w:cs="Arial"/>
+                <w:sz w:val="20"/>
+                <w:szCs w:val="20"/>
+              </w:rPr>
+            </w:pPr>
+            <w:r>
+              <w:rPr>
+                <w:rFonts w:ascii="Arial" w:hAnsi="Arial" w:eastAsia="Arial" w:cs="Arial"/>
+                <w:sz w:val="22"/>
+                <w:szCs w:val="22"/>
+                <w:lang w:val="en-US" w:eastAsia="en-US"/>
+              </w:rPr>
+              <w:t>{{consignor_address_3}}</w:t>
+            </w:r>
+          </w:p>
+        </w:tc>
+      </w:tr>
+      <w:tr>
+        <w:trPr>
+          <w:gridAfter w:val="1"/>
+          <w:wAfter w:w="75" w:type="dxa"/>
+          <w:cantSplit/>
+          <w:trHeight w:val="397"/>
+        </w:trPr>
+        <w:tc>
+          <w:tcPr>
+            <w:tcW w:w="2835" w:type="dxa"/>
+            <w:vAlign w:val="bottom"/>
+          </w:tcPr>
+          <w:p>
+            <w:pPr>
+              <w:pStyle w:val="NoSpacing"/>
+              <w:rPr>
+                <w:rFonts w:ascii="Arial" w:hAnsi="Arial" w:cs="Arial"/>
+                <w:sz w:val="20"/>
+                <w:szCs w:val="20"/>
+              </w:rPr>
+            </w:pPr>
+          </w:p>
+        </w:tc>
+        <w:tc>
+          <w:tcPr>
+            <w:tcW w:w="2268" w:type="dxa"/>
+            <w:vAlign w:val="bottom"/>
+          </w:tcPr>
+          <w:p>
+            <w:pPr>
+              <w:pStyle w:val="NoSpacing"/>
+              <w:rPr>
+                <w:rFonts w:ascii="Arial" w:hAnsi="Arial" w:cs="Arial"/>
+              </w:rPr>
+            </w:pPr>
+          </w:p>
+        </w:tc>
+        <w:tc>
+          <w:tcPr>
+            <w:tcW w:w="3969" w:type="dxa"/>
+            <w:gridSpan w:val="2"/>
+            <w:vAlign w:val="bottom"/>
+          </w:tcPr>
+          <w:p>
+            <w:pPr>
+              <w:pStyle w:val="NoSpacing"/>
+              <w:rPr>
+                <w:rFonts w:ascii="Arial" w:hAnsi="Arial" w:cs="Arial"/>
+                <w:sz w:val="20"/>
+                <w:szCs w:val="20"/>
+              </w:rPr>
+            </w:pPr>
+            <w:r>
+              <w:rPr>
+                <w:rFonts w:ascii="Arial" w:hAnsi="Arial" w:eastAsia="Arial" w:cs="Arial"/>
+                <w:sz w:val="22"/>
+                <w:szCs w:val="22"/>
+                <w:lang w:val="en-US" w:eastAsia="en-US"/>
+              </w:rPr>
+              <w:t/>
+            </w:r>
+          </w:p>
+        </w:tc>
+      </w:tr>
+      <w:tr>
+        <w:trPr>
+          <w:gridAfter w:val="1"/>
+          <w:wAfter w:w="75" w:type="dxa"/>
+          <w:cantSplit/>
+          <w:trHeight w:val="397"/>
+        </w:trPr>
+        <w:tc>
+          <w:tcPr>
+            <w:tcW w:w="2835" w:type="dxa"/>
+            <w:vAlign w:val="bottom"/>
+          </w:tcPr>
+          <w:p>
+            <w:pPr>
+              <w:pStyle w:val="NoSpacing"/>
+              <w:rPr>
+                <w:rFonts w:ascii="Arial" w:hAnsi="Arial" w:cs="Arial"/>
+                <w:sz w:val="20"/>
+                <w:szCs w:val="20"/>
+              </w:rPr>
+            </w:pPr>
+          </w:p>
+        </w:tc>
+        <w:tc>
+          <w:tcPr>
+            <w:tcW w:w="2268" w:type="dxa"/>
+            <w:vAlign w:val="bottom"/>
+          </w:tcPr>
+          <w:p>
+            <w:pPr>
+              <w:pStyle w:val="NoSpacing"/>
+              <w:rPr>
+                <w:rFonts w:ascii="Arial" w:hAnsi="Arial" w:cs="Arial"/>
+              </w:rPr>
+            </w:pPr>
+            <w:r>
+              <w:rPr>
+                <w:rFonts w:ascii="Arial" w:hAnsi="Arial" w:eastAsia="Arial" w:cs="Arial"/>
+                <w:sz w:val="22"/>
+                <w:szCs w:val="22"/>
+                <w:lang w:val="en-US" w:eastAsia="en-US"/>
+              </w:rPr>
+              <w:t>Telephone number</w:t>
+            </w:r>
+          </w:p>
+        </w:tc>
+        <w:tc>
+          <w:tcPr>
+            <w:tcW w:w="3969" w:type="dxa"/>
+            <w:gridSpan w:val="2"/>
+            <w:tcBorders>
+              <w:bottom w:val="single" w:sz="4" w:space="0" w:color="auto"/>
+            </w:tcBorders>
+            <w:vAlign w:val="bottom"/>
+          </w:tcPr>
+          <w:p>
+            <w:pPr>
+              <w:pStyle w:val="NoSpacing"/>
+              <w:rPr>
+                <w:rFonts w:ascii="Arial" w:hAnsi="Arial" w:cs="Arial"/>
+                <w:sz w:val="20"/>
+                <w:szCs w:val="20"/>
+              </w:rPr>
+            </w:pPr>
+            <w:r>
+              <w:rPr>
+                <w:rFonts w:ascii="Arial" w:hAnsi="Arial" w:eastAsia="Arial" w:cs="Arial"/>
+                <w:sz w:val="22"/>
+                <w:szCs w:val="22"/>
+                <w:lang w:val="en-US" w:eastAsia="en-US"/>
+              </w:rPr>
+              <w:t>{{consignor_phone}}</w:t>
+            </w:r>
+          </w:p>
+        </w:tc>
+      </w:tr>
+      <w:tr>
+        <w:trPr>
+          <w:gridAfter w:val="1"/>
+          <w:wAfter w:w="75" w:type="dxa"/>
+          <w:cantSplit/>
+          <w:trHeight w:val="397"/>
+        </w:trPr>
+        <w:tc>
+          <w:tcPr>
+            <w:tcW w:w="2835" w:type="dxa"/>
+            <w:vAlign w:val="bottom"/>
+          </w:tcPr>
+          <w:p>
+            <w:pPr>
+              <w:pStyle w:val="NoSpacing"/>
+              <w:rPr>
+                <w:rFonts w:ascii="Arial" w:hAnsi="Arial" w:cs="Arial"/>
+                <w:sz w:val="20"/>
+                <w:szCs w:val="20"/>
+              </w:rPr>
+            </w:pPr>
+          </w:p>
+        </w:tc>
+        <w:tc>
+          <w:tcPr>
+            <w:tcW w:w="2268" w:type="dxa"/>
+            <w:vAlign w:val="bottom"/>
+          </w:tcPr>
+          <w:p>
+            <w:pPr>
+              <w:pStyle w:val="NoSpacing"/>
+              <w:rPr>
+                <w:rFonts w:ascii="Arial" w:hAnsi="Arial" w:cs="Arial"/>
+              </w:rPr>
+            </w:pPr>
+            <w:r>
+              <w:rPr>
+                <w:rFonts w:ascii="Arial" w:hAnsi="Arial" w:eastAsia="Arial" w:cs="Arial"/>
+                <w:sz w:val="22"/>
+                <w:szCs w:val="22"/>
+                <w:lang w:val="en-US" w:eastAsia="en-US"/>
+              </w:rPr>
+              <w:t>Email</w:t>
+            </w:r>
+          </w:p>
+        </w:tc>
+        <w:tc>
+          <w:tcPr>
+            <w:tcW w:w="3969" w:type="dxa"/>
+            <w:gridSpan w:val="2"/>
+            <w:tcBorders>
+              <w:top w:val="single" w:sz="4" w:space="0" w:color="auto"/>
+              <w:bottom w:val="single" w:sz="4" w:space="0" w:color="auto"/>
+            </w:tcBorders>
+            <w:vAlign w:val="bottom"/>
+          </w:tcPr>
+          <w:p>
+            <w:pPr>
+              <w:pStyle w:val="NoSpacing"/>
+              <w:rPr>
+                <w:rFonts w:ascii="Arial" w:hAnsi="Arial" w:cs="Arial"/>
+                <w:sz w:val="20"/>
+                <w:szCs w:val="20"/>
+              </w:rPr>
+            </w:pPr>
+            <w:r>
+              <w:rPr>
+                <w:rFonts w:ascii="Arial" w:hAnsi="Arial" w:eastAsia="Arial" w:cs="Arial"/>
+                <w:sz w:val="22"/>
+                <w:szCs w:val="22"/>
+                <w:lang w:val="en-US" w:eastAsia="en-US"/>
+              </w:rPr>
+              <w:t>{{consignor_email}}</w:t>
+            </w:r>
+          </w:p>
+        </w:tc>
+      </w:tr>
+      <w:tr>
+        <w:trPr>
+          <w:gridAfter w:val="3"/>
+          <w:wAfter w:w="4044" w:type="dxa"/>
+          <w:cantSplit/>
+        </w:trPr>
+        <w:tc>
+          <w:tcPr>
+            <w:tcW w:w="2835" w:type="dxa"/>
+            <w:vAlign w:val="bottom"/>
+          </w:tcPr>
+          <w:p>
+            <w:pPr>
+              <w:rPr>
+                <w:rFonts w:ascii="Arial" w:hAnsi="Arial" w:cs="Arial"/>
+              </w:rPr>
+            </w:pPr>
+            <w:r>
+              <w:rPr>
+                <w:rFonts w:ascii="Arial" w:hAnsi="Arial" w:eastAsia="Arial" w:cs="Arial"/>
+                <w:sz w:val="22"/>
+                <w:szCs w:val="22"/>
+                <w:lang w:val="en-US" w:eastAsia="en-US"/>
+              </w:rPr>
+              <w:t>{{block_paragraf4_end}}</w:t>
+            </w:r>
+          </w:p>
+        </w:tc>
+        <w:tc>
+          <w:tcPr>
+            <w:tcW w:w="2268" w:type="dxa"/>
+            <w:vAlign w:val="bottom"/>
+          </w:tcPr>
+          <w:p>
+            <w:pPr>
+              <w:rPr>
+                <w:rFonts w:ascii="Arial" w:hAnsi="Arial" w:cs="Arial"/>
+              </w:rPr>
+            </w:pPr>
+          </w:p>
+        </w:tc>
+      </w:tr>
+      <w:tr>
+        <w:trPr>
+          <w:gridAfter w:val="3"/>
+          <w:wAfter w:w="4044" w:type="dxa"/>
+          <w:cantSplit/>
+        </w:trPr>
+        <w:tc>
+          <w:tcPr>
+            <w:tcW w:w="2835" w:type="dxa"/>
+            <w:vAlign w:val="bottom"/>
+          </w:tcPr>
+          <w:p>
+            <w:pPr>
+              <w:pStyle w:val="NoSpacing"/>
+              <w:rPr>
+                <w:rFonts w:ascii="Arial" w:hAnsi="Arial" w:cs="Arial"/>
+                <w:lang w:val="en-US"/>
+              </w:rPr>
+            </w:pPr>
+          </w:p>
+        </w:tc>
+        <w:tc>
+          <w:tcPr>
+            <w:tcW w:w="2268" w:type="dxa"/>
+            <w:vAlign w:val="bottom"/>
+          </w:tcPr>
+          <w:p>
+            <w:pPr>
+              <w:pStyle w:val="NoSpacing"/>
+              <w:rPr>
+                <w:rFonts w:ascii="Arial" w:hAnsi="Arial" w:cs="Arial"/>
+                <w:lang w:val="en-US"/>
+              </w:rPr>
+            </w:pPr>
+          </w:p>
+        </w:tc>
+      </w:tr>
+      <w:tr>
+        <w:trPr>
+          <w:gridAfter w:val="1"/>
+          <w:wAfter w:w="75" w:type="dxa"/>
+          <w:cantSplit/>
+        </w:trPr>
+        <w:tc>
+          <w:tcPr>
+            <w:tcW w:w="2835" w:type="dxa"/>
+            <w:vAlign w:val="bottom"/>
+          </w:tcPr>
+          <w:p>
+            <w:pPr>
+              <w:pStyle w:val="NoSpacing"/>
+              <w:rPr>
+                <w:rFonts w:ascii="Arial" w:hAnsi="Arial" w:cs="Arial"/>
+                <w:sz w:val="20"/>
+                <w:szCs w:val="20"/>
+                <w:lang w:val="en-US"/>
+              </w:rPr>
+            </w:pPr>
+            <w:r>
+              <w:rPr>
+                <w:rFonts w:ascii="Arial" w:hAnsi="Arial" w:eastAsia="Arial" w:cs="Arial"/>
+                <w:color w:val="464646"/>
+                <w:sz w:val="22"/>
+                <w:szCs w:val="22"/>
+                <w:lang w:val="en-US" w:eastAsia="en-US"/>
+              </w:rPr>
+              <w:t>{{block_paragraf5_start</w:t>
+            </w:r>
+            <w:proofErr w:type="gramStart"/>
+            <w:r>
+              <w:rPr>
+                <w:rFonts w:ascii="Arial" w:hAnsi="Arial" w:eastAsia="Arial" w:cs="Arial"/>
+                <w:color w:val="464646"/>
+                <w:sz w:val="22"/>
+                <w:szCs w:val="22"/>
+                <w:lang w:val="en-US" w:eastAsia="en-US"/>
+              </w:rPr>
+              <w:t>}}{</w:t>
+            </w:r>
+            <w:proofErr w:type="gramEnd"/>
+            <w:r>
+              <w:rPr>
+                <w:rFonts w:ascii="Arial" w:hAnsi="Arial" w:eastAsia="Arial" w:cs="Arial"/>
+                <w:color w:val="464646"/>
+                <w:sz w:val="22"/>
+                <w:szCs w:val="22"/>
+                <w:lang w:val="en-US" w:eastAsia="en-US"/>
+              </w:rPr>
+              <w:t>{</w:t>
+            </w:r>
+            <w:proofErr w:type="spellStart"/>
+            <w:r>
+              <w:rPr>
+                <w:rFonts w:ascii="Arial" w:hAnsi="Arial" w:eastAsia="Arial" w:cs="Arial"/>
+                <w:color w:val="464646"/>
+                <w:sz w:val="22"/>
+                <w:szCs w:val="22"/>
+                <w:lang w:val="en-US" w:eastAsia="en-US"/>
+              </w:rPr>
+              <w:t>check_legal_entity</w:t>
+            </w:r>
+            <w:proofErr w:type="spellEnd"/>
+            <w:r>
+              <w:rPr>
+                <w:rFonts w:ascii="Arial" w:hAnsi="Arial" w:eastAsia="Arial" w:cs="Arial"/>
+                <w:color w:val="464646"/>
+                <w:sz w:val="22"/>
+                <w:szCs w:val="22"/>
+                <w:lang w:val="en-US" w:eastAsia="en-US"/>
+              </w:rPr>
+              <w:t>}}</w:t>
+            </w:r>
+          </w:p>
+        </w:tc>
+        <w:tc>
+          <w:tcPr>
+            <w:tcW w:w="6237" w:type="dxa"/>
+            <w:gridSpan w:val="3"/>
+            <w:vAlign w:val="bottom"/>
+          </w:tcPr>
+          <w:p>
+            <w:pPr>
+              <w:pStyle w:val="NoSpacing"/>
+              <w:rPr>
+                <w:rFonts w:ascii="Arial" w:hAnsi="Arial" w:cs="Arial"/>
+                <w:sz w:val="20"/>
+                <w:szCs w:val="20"/>
+              </w:rPr>
+            </w:pPr>
+            <w:r>
+              <w:rPr>
+                <w:rFonts w:ascii="Arial" w:hAnsi="Arial" w:eastAsia="Arial" w:cs="Arial"/>
+                <w:sz w:val="22"/>
+                <w:szCs w:val="22"/>
+                <w:lang w:val="en-US" w:eastAsia="en-US"/>
+              </w:rPr>
+              <w:t>Legal entity or partnership</w:t>
+            </w:r>
+          </w:p>
+        </w:tc>
+      </w:tr>
+      <w:tr>
+        <w:trPr>
+          <w:gridAfter w:val="1"/>
+          <w:wAfter w:w="75" w:type="dxa"/>
+          <w:cantSplit/>
+        </w:trPr>
+        <w:tc>
+          <w:tcPr>
+            <w:tcW w:w="2835" w:type="dxa"/>
+            <w:vAlign w:val="bottom"/>
+          </w:tcPr>
+          <w:p>
+            <w:pPr>
+              <w:rPr>
+                <w:rFonts w:ascii="Arial" w:hAnsi="Arial" w:cs="Arial"/>
+              </w:rPr>
+            </w:pPr>
+            <w:r>
+              <w:rPr>
+                <w:rFonts w:ascii="Arial" w:hAnsi="Arial" w:eastAsia="Arial" w:cs="Arial"/>
+                <w:sz w:val="22"/>
+                <w:szCs w:val="22"/>
+                <w:lang w:val="en-US" w:eastAsia="en-US"/>
+              </w:rPr>
+              <w:t>{{block_paragraf5_end}}</w:t>
+            </w:r>
+          </w:p>
+        </w:tc>
+        <w:tc>
+          <w:tcPr>
+            <w:tcW w:w="6237" w:type="dxa"/>
+            <w:gridSpan w:val="3"/>
+            <w:vAlign w:val="bottom"/>
+          </w:tcPr>
+          <w:p>
+            <w:pPr>
+              <w:rPr>
+                <w:rFonts w:ascii="Arial" w:hAnsi="Arial" w:cs="Arial"/>
+              </w:rPr>
+            </w:pPr>
+          </w:p>
+        </w:tc>
+      </w:tr>
+      <w:tr>
+        <w:trPr>
+          <w:cantSplit/>
+          <w:trHeight w:val="397"/>
+        </w:trPr>
+        <w:tc>
+          <w:tcPr>
+            <w:tcW w:w="2835" w:type="dxa"/>
+            <w:vAlign w:val="bottom"/>
+          </w:tcPr>
+          <w:p>
+            <w:pPr>
+              <w:rPr>
+                <w:rFonts w:ascii="Arial" w:hAnsi="Arial" w:cs="Arial"/>
+              </w:rPr>
+            </w:pPr>
+            <w:r>
+              <w:rPr>
+                <w:rFonts w:ascii="Arial" w:hAnsi="Arial" w:eastAsia="Arial" w:cs="Arial"/>
+                <w:sz w:val="22"/>
+                <w:szCs w:val="22"/>
+                <w:lang w:val="en-US" w:eastAsia="en-US"/>
+              </w:rPr>
+              <w:t>{{block_paragraf6_start}}</w:t>
+            </w:r>
+          </w:p>
+        </w:tc>
+        <w:tc>
+          <w:tcPr>
+            <w:tcW w:w="2343" w:type="dxa"/>
+            <w:gridSpan w:val="2"/>
+            <w:vAlign w:val="bottom"/>
+          </w:tcPr>
+          <w:p>
+            <w:pPr>
+              <w:rPr>
+                <w:rFonts w:ascii="Arial" w:hAnsi="Arial" w:cs="Arial"/>
+              </w:rPr>
+            </w:pPr>
+          </w:p>
+        </w:tc>
+        <w:tc>
+          <w:tcPr>
+            <w:tcW w:w="3969" w:type="dxa"/>
+            <w:gridSpan w:val="2"/>
+            <w:vMerge w:val="restart"/>
+            <w:vAlign w:val="bottom"/>
+          </w:tcPr>
+          <w:p>
+            <w:pPr>
+              <w:pStyle w:val="NoSpacing"/>
+              <w:rPr>
+                <w:rFonts w:ascii="Arial" w:hAnsi="Arial" w:cs="Arial"/>
+              </w:rPr>
+            </w:pPr>
+          </w:p>
+          <w:p>
+            <w:pPr>
+              <w:pStyle w:val="NoSpacing"/>
+              <w:rPr>
+                <w:rFonts w:ascii="Arial" w:hAnsi="Arial" w:cs="Arial"/>
+              </w:rPr>
+            </w:pPr>
+            <w:r>
+              <w:rPr>
+                <w:rFonts w:ascii="Arial" w:hAnsi="Arial" w:eastAsia="Arial" w:cs="Arial"/>
+                <w:sz w:val="22"/>
+                <w:szCs w:val="22"/>
+                <w:lang w:val="en-US" w:eastAsia="en-US"/>
+              </w:rPr>
+              <w:t>{{legal_entity_name}}</w:t>
+            </w:r>
+          </w:p>
+        </w:tc>
+      </w:tr>
+      <w:tr>
+        <w:trPr>
+          <w:cantSplit/>
+          <w:trHeight w:val="397"/>
+        </w:trPr>
+        <w:tc>
+          <w:tcPr>
+            <w:tcW w:w="2835" w:type="dxa"/>
+            <w:vAlign w:val="bottom"/>
+          </w:tcPr>
+          <w:p>
+            <w:pPr>
+              <w:pStyle w:val="NoSpacing"/>
+              <w:rPr>
+                <w:rFonts w:ascii="Arial" w:hAnsi="Arial" w:cs="Arial"/>
+                <w:sz w:val="20"/>
+                <w:szCs w:val="20"/>
+              </w:rPr>
+            </w:pPr>
+          </w:p>
+        </w:tc>
+        <w:tc>
+          <w:tcPr>
+            <w:tcW w:w="2343" w:type="dxa"/>
+            <w:gridSpan w:val="2"/>
+            <w:vAlign w:val="bottom"/>
+          </w:tcPr>
+          <w:p>
+            <w:pPr>
+              <w:pStyle w:val="NoSpacing"/>
+              <w:rPr>
+                <w:rFonts w:ascii="Arial" w:hAnsi="Arial" w:cs="Arial"/>
+              </w:rPr>
+            </w:pPr>
+            <w:r>
+              <w:rPr>
+                <w:rFonts w:ascii="Arial" w:hAnsi="Arial" w:eastAsia="Arial" w:cs="Arial"/>
+                <w:sz w:val="22"/>
+                <w:szCs w:val="22"/>
+                <w:lang w:val="en-US" w:eastAsia="en-US"/>
+              </w:rPr>
+              <w:t>Company name</w:t>
             </w:r>
           </w:p>
         </w:tc>
@@ -1028,8 +1966,7 @@
       </w:tr>
       <w:tr>
         <w:trPr>
-          <w:gridAfter w:val="1"/>
-          <w:wAfter w:w="75" w:type="dxa"/>
+          <w:cantSplit/>
           <w:trHeight w:val="397"/>
         </w:trPr>
         <w:tc>
@@ -1050,24 +1987,92 @@
         </w:tc>
         <w:tc>
           <w:tcPr>
-            <w:tcW w:w="2268" w:type="dxa"/>
-            <w:vAlign w:val="bottom"/>
-          </w:tcPr>
-          <w:p>
-            <w:pPr>
-              <w:pStyle w:val="NoSpacing"/>
-              <w:rPr>
-                <w:rFonts w:ascii="Arial" w:hAnsi="Arial" w:cs="Arial"/>
-                <w:lang w:val="en-US"/>
-              </w:rPr>
-            </w:pPr>
-            <w:r>
-              <w:rPr>
-                <w:rFonts w:ascii="Arial" w:hAnsi="Arial" w:cs="Arial"/>
-                <w:lang w:val="en-US"/>
-              </w:rPr>
-              <w:t>Date of birth</w:t>
-            </w:r>
+            <w:tcW w:w="2343" w:type="dxa"/>
+            <w:gridSpan w:val="2"/>
+            <w:vAlign w:val="bottom"/>
+          </w:tcPr>
+          <w:p>
+            <w:pPr>
+              <w:pStyle w:val="NoSpacing"/>
+              <w:rPr>
+                <w:rFonts w:ascii="Arial" w:hAnsi="Arial" w:cs="Arial"/>
+              </w:rPr>
+            </w:pPr>
+            <w:r>
+              <w:rPr>
+                <w:rFonts w:ascii="Arial" w:hAnsi="Arial" w:eastAsia="Arial" w:cs="Arial"/>
+                <w:sz w:val="22"/>
+                <w:szCs w:val="22"/>
+                <w:lang w:val="en-US" w:eastAsia="en-US"/>
+              </w:rPr>
+              <w:t>Domicile address</w:t>
+            </w:r>
+          </w:p>
+        </w:tc>
+        <w:tc>
+          <w:tcPr>
+            <w:tcW w:w="3969" w:type="dxa"/>
+            <w:gridSpan w:val="2"/>
+            <w:tcBorders>
+              <w:bottom w:val="single" w:sz="4" w:space="0" w:color="auto"/>
+            </w:tcBorders>
+            <w:vAlign w:val="bottom"/>
+          </w:tcPr>
+          <w:p>
+            <w:pPr>
+              <w:pStyle w:val="NoSpacing"/>
+              <w:rPr>
+                <w:rFonts w:ascii="Arial" w:hAnsi="Arial" w:cs="Arial"/>
+                <w:sz w:val="20"/>
+                <w:szCs w:val="20"/>
+              </w:rPr>
+            </w:pPr>
+            <w:r>
+              <w:rPr>
+                <w:rFonts w:ascii="Arial" w:hAnsi="Arial" w:eastAsia="Arial" w:cs="Arial"/>
+                <w:sz w:val="22"/>
+                <w:szCs w:val="22"/>
+                <w:lang w:val="en-US" w:eastAsia="en-US"/>
+              </w:rPr>
+              <w:t>{{legal_entity_address_1}}</w:t>
+            </w:r>
+          </w:p>
+        </w:tc>
+      </w:tr>
+      <w:tr>
+        <w:trPr>
+          <w:cantSplit/>
+          <w:trHeight w:val="397"/>
+        </w:trPr>
+        <w:tc>
+          <w:tcPr>
+            <w:tcW w:w="2835" w:type="dxa"/>
+            <w:vAlign w:val="bottom"/>
+          </w:tcPr>
+          <w:p>
+            <w:pPr>
+              <w:pStyle w:val="NoSpacing"/>
+              <w:rPr>
+                <w:rFonts w:ascii="Arial" w:hAnsi="Arial" w:cs="Arial"/>
+                <w:sz w:val="20"/>
+                <w:szCs w:val="20"/>
+              </w:rPr>
+            </w:pPr>
+          </w:p>
+        </w:tc>
+        <w:tc>
+          <w:tcPr>
+            <w:tcW w:w="2343" w:type="dxa"/>
+            <w:gridSpan w:val="2"/>
+            <w:vAlign w:val="bottom"/>
+          </w:tcPr>
+          <w:p>
+            <w:pPr>
+              <w:pStyle w:val="NoSpacing"/>
+              <w:rPr>
+                <w:rFonts w:ascii="Arial" w:hAnsi="Arial" w:cs="Arial"/>
+              </w:rPr>
+            </w:pPr>
           </w:p>
         </w:tc>
         <w:tc>
@@ -1091,17 +2096,19 @@
             </w:pPr>
             <w:r>
               <w:rPr>
-                <w:rFonts w:ascii="Arial" w:hAnsi="Arial" w:cs="Arial"/>
-              </w:rPr>
-              <w:t>{{consignor_dob}}</w:t>
+                <w:rFonts w:ascii="Arial" w:hAnsi="Arial" w:eastAsia="Arial" w:cs="Arial"/>
+                <w:sz w:val="22"/>
+                <w:szCs w:val="22"/>
+                <w:lang w:val="en-US" w:eastAsia="en-US"/>
+              </w:rPr>
+              <w:t>{{legal_entity_address_2}}</w:t>
             </w:r>
           </w:p>
         </w:tc>
       </w:tr>
       <w:tr>
         <w:trPr>
-          <w:gridAfter w:val="1"/>
-          <w:wAfter w:w="75" w:type="dxa"/>
+          <w:cantSplit/>
           <w:trHeight w:val="397"/>
         </w:trPr>
         <w:tc>
@@ -1122,22 +2129,17 @@
         </w:tc>
         <w:tc>
           <w:tcPr>
-            <w:tcW w:w="2268" w:type="dxa"/>
-            <w:vAlign w:val="bottom"/>
-          </w:tcPr>
-          <w:p>
-            <w:pPr>
-              <w:pStyle w:val="NoSpacing"/>
-              <w:rPr>
-                <w:rFonts w:ascii="Arial" w:hAnsi="Arial" w:cs="Arial"/>
-              </w:rPr>
-            </w:pPr>
-            <w:r>
-              <w:rPr>
-                <w:rFonts w:ascii="Arial" w:hAnsi="Arial" w:cs="Arial"/>
-              </w:rPr>
-              <w:t>Nationality</w:t>
-            </w:r>
+            <w:tcW w:w="2343" w:type="dxa"/>
+            <w:gridSpan w:val="2"/>
+            <w:vAlign w:val="bottom"/>
+          </w:tcPr>
+          <w:p>
+            <w:pPr>
+              <w:pStyle w:val="NoSpacing"/>
+              <w:rPr>
+                <w:rFonts w:ascii="Arial" w:hAnsi="Arial" w:cs="Arial"/>
+              </w:rPr>
+            </w:pPr>
           </w:p>
         </w:tc>
         <w:tc>
@@ -1161,17 +2163,19 @@
             </w:pPr>
             <w:r>
               <w:rPr>
-                <w:rFonts w:ascii="Arial" w:hAnsi="Arial" w:cs="Arial"/>
-              </w:rPr>
-              <w:t>{{consignor_nationality}}</w:t>
+                <w:rFonts w:ascii="Arial" w:hAnsi="Arial" w:eastAsia="Arial" w:cs="Arial"/>
+                <w:sz w:val="22"/>
+                <w:szCs w:val="22"/>
+                <w:lang w:val="en-US" w:eastAsia="en-US"/>
+              </w:rPr>
+              <w:t>{{legal_entity_address_3}}</w:t>
             </w:r>
           </w:p>
         </w:tc>
       </w:tr>
       <w:tr>
         <w:trPr>
-          <w:gridAfter w:val="1"/>
-          <w:wAfter w:w="75" w:type="dxa"/>
+          <w:cantSplit/>
           <w:trHeight w:val="397"/>
         </w:trPr>
         <w:tc>
@@ -1192,28 +2196,17 @@
         </w:tc>
         <w:tc>
           <w:tcPr>
-            <w:tcW w:w="2268" w:type="dxa"/>
-            <w:vAlign w:val="bottom"/>
-          </w:tcPr>
-          <w:p>
-            <w:pPr>
-              <w:pStyle w:val="NoSpacing"/>
-              <w:rPr>
-                <w:rFonts w:ascii="Arial" w:hAnsi="Arial" w:cs="Arial"/>
-              </w:rPr>
-            </w:pPr>
-            <w:r>
-              <w:rPr>
-                <w:rFonts w:ascii="Arial" w:hAnsi="Arial" w:cs="Arial"/>
-              </w:rPr>
-              <w:t>A</w:t>
-            </w:r>
-            <w:r>
-              <w:rPr>
-                <w:rFonts w:ascii="Arial" w:hAnsi="Arial" w:cs="Arial"/>
-              </w:rPr>
-              <w:t>ddress of residence</w:t>
-            </w:r>
+            <w:tcW w:w="2343" w:type="dxa"/>
+            <w:gridSpan w:val="2"/>
+            <w:vAlign w:val="bottom"/>
+          </w:tcPr>
+          <w:p>
+            <w:pPr>
+              <w:pStyle w:val="NoSpacing"/>
+              <w:rPr>
+                <w:rFonts w:ascii="Arial" w:hAnsi="Arial" w:cs="Arial"/>
+              </w:rPr>
+            </w:pPr>
           </w:p>
         </w:tc>
         <w:tc>
@@ -1235,19 +2228,12 @@
                 <w:szCs w:val="20"/>
               </w:rPr>
             </w:pPr>
-            <w:r>
-              <w:rPr>
-                <w:rFonts w:ascii="Arial" w:hAnsi="Arial" w:cs="Arial"/>
-              </w:rPr>
-              <w:t>{{consignor_address_1}}</w:t>
-            </w:r>
           </w:p>
         </w:tc>
       </w:tr>
       <w:tr>
         <w:trPr>
-          <w:gridAfter w:val="1"/>
-          <w:wAfter w:w="75" w:type="dxa"/>
+          <w:cantSplit/>
           <w:trHeight w:val="397"/>
         </w:trPr>
         <w:tc>
@@ -1268,79 +2254,26 @@
         </w:tc>
         <w:tc>
           <w:tcPr>
-            <w:tcW w:w="2268" w:type="dxa"/>
-            <w:vAlign w:val="bottom"/>
-          </w:tcPr>
-          <w:p>
-            <w:pPr>
-              <w:pStyle w:val="NoSpacing"/>
-              <w:rPr>
-                <w:rFonts w:ascii="Arial" w:hAnsi="Arial" w:cs="Arial"/>
-              </w:rPr>
-            </w:pPr>
-          </w:p>
-        </w:tc>
-        <w:tc>
-          <w:tcPr>
-            <w:tcW w:w="3969" w:type="dxa"/>
+            <w:tcW w:w="2343" w:type="dxa"/>
             <w:gridSpan w:val="2"/>
-            <w:tcBorders>
-              <w:bottom w:val="single" w:sz="4" w:space="0" w:color="auto"/>
-            </w:tcBorders>
-            <w:vAlign w:val="bottom"/>
-          </w:tcPr>
-          <w:p>
-            <w:pPr>
-              <w:pStyle w:val="NoSpacing"/>
-              <w:rPr>
-                <w:rFonts w:ascii="Arial" w:hAnsi="Arial" w:cs="Arial"/>
-                <w:sz w:val="20"/>
-                <w:szCs w:val="20"/>
-              </w:rPr>
-            </w:pPr>
-            <w:r>
-              <w:rPr>
-                <w:rFonts w:ascii="Arial" w:hAnsi="Arial" w:cs="Arial"/>
-              </w:rPr>
-              <w:t>{{consignor_address_2}}</w:t>
-            </w:r>
-          </w:p>
-        </w:tc>
-      </w:tr>
-      <w:tr>
-        <w:trPr>
-          <w:gridAfter w:val="1"/>
-          <w:wAfter w:w="75" w:type="dxa"/>
-          <w:trHeight w:val="397"/>
-        </w:trPr>
-        <w:tc>
-          <w:tcPr>
-            <w:tcW w:w="2835" w:type="dxa"/>
-            <w:vAlign w:val="bottom"/>
-          </w:tcPr>
-          <w:p>
-            <w:pPr>
-              <w:pStyle w:val="NoSpacing"/>
-              <w:rPr>
-                <w:rFonts w:ascii="Arial" w:hAnsi="Arial" w:cs="Arial"/>
-                <w:sz w:val="20"/>
-                <w:szCs w:val="20"/>
-              </w:rPr>
-            </w:pPr>
-          </w:p>
-        </w:tc>
-        <w:tc>
-          <w:tcPr>
-            <w:tcW w:w="2268" w:type="dxa"/>
-            <w:vAlign w:val="bottom"/>
-          </w:tcPr>
-          <w:p>
-            <w:pPr>
-              <w:pStyle w:val="NoSpacing"/>
-              <w:rPr>
-                <w:rFonts w:ascii="Arial" w:hAnsi="Arial" w:cs="Arial"/>
-              </w:rPr>
-            </w:pPr>
+            <w:vAlign w:val="bottom"/>
+          </w:tcPr>
+          <w:p>
+            <w:pPr>
+              <w:pStyle w:val="NoSpacing"/>
+              <w:rPr>
+                <w:rFonts w:ascii="Arial" w:hAnsi="Arial" w:cs="Arial"/>
+              </w:rPr>
+            </w:pPr>
+            <w:r>
+              <w:rPr>
+                <w:rFonts w:ascii="Arial" w:hAnsi="Arial" w:eastAsia="Arial" w:cs="Arial"/>
+                <w:sz w:val="22"/>
+                <w:szCs w:val="22"/>
+                <w:lang w:val="en-US" w:eastAsia="en-US"/>
+              </w:rPr>
+              <w:t>Name of representative</w:t>
+            </w:r>
           </w:p>
         </w:tc>
         <w:tc>
@@ -1364,17 +2297,19 @@
             </w:pPr>
             <w:r>
               <w:rPr>
-                <w:rFonts w:ascii="Arial" w:hAnsi="Arial" w:cs="Arial"/>
-              </w:rPr>
-              <w:t>{{consignor_address_3}}</w:t>
+                <w:rFonts w:ascii="Arial" w:hAnsi="Arial" w:eastAsia="Arial" w:cs="Arial"/>
+                <w:sz w:val="22"/>
+                <w:szCs w:val="22"/>
+                <w:lang w:val="en-US" w:eastAsia="en-US"/>
+              </w:rPr>
+              <w:t>{{representative_name}}</w:t>
             </w:r>
           </w:p>
         </w:tc>
       </w:tr>
       <w:tr>
         <w:trPr>
-          <w:gridAfter w:val="1"/>
-          <w:wAfter w:w="75" w:type="dxa"/>
+          <w:cantSplit/>
           <w:trHeight w:val="397"/>
         </w:trPr>
         <w:tc>
@@ -1395,146 +2330,25 @@
         </w:tc>
         <w:tc>
           <w:tcPr>
-            <w:tcW w:w="2268" w:type="dxa"/>
-            <w:vAlign w:val="bottom"/>
-          </w:tcPr>
-          <w:p>
-            <w:pPr>
-              <w:pStyle w:val="NoSpacing"/>
-              <w:rPr>
-                <w:rFonts w:ascii="Arial" w:hAnsi="Arial" w:cs="Arial"/>
-              </w:rPr>
-            </w:pPr>
-          </w:p>
-        </w:tc>
-        <w:tc>
-          <w:tcPr>
-            <w:tcW w:w="3969" w:type="dxa"/>
+            <w:tcW w:w="2343" w:type="dxa"/>
             <w:gridSpan w:val="2"/>
-            <w:vMerge w:val="restart"/>
-            <w:vAlign w:val="bottom"/>
-          </w:tcPr>
-          <w:p>
-            <w:pPr>
-              <w:pStyle w:val="NoSpacing"/>
-              <w:rPr>
-                <w:rFonts w:ascii="Arial" w:hAnsi="Arial" w:cs="Arial"/>
-                <w:sz w:val="20"/>
-                <w:szCs w:val="20"/>
-              </w:rPr>
-            </w:pPr>
-            <w:r>
-              <w:rPr>
-                <w:rFonts w:ascii="Arial" w:hAnsi="Arial" w:cs="Arial"/>
-              </w:rPr>
-              <w:t>{{consignor_phone}}</w:t>
-            </w:r>
-          </w:p>
-        </w:tc>
-      </w:tr>
-      <w:tr>
-        <w:trPr>
-          <w:gridAfter w:val="1"/>
-          <w:wAfter w:w="75" w:type="dxa"/>
-          <w:trHeight w:val="397"/>
-        </w:trPr>
-        <w:tc>
-          <w:tcPr>
-            <w:tcW w:w="2835" w:type="dxa"/>
-            <w:vAlign w:val="bottom"/>
-          </w:tcPr>
-          <w:p>
-            <w:pPr>
-              <w:pStyle w:val="NoSpacing"/>
-              <w:rPr>
-                <w:rFonts w:ascii="Arial" w:hAnsi="Arial" w:cs="Arial"/>
-                <w:sz w:val="20"/>
-                <w:szCs w:val="20"/>
-              </w:rPr>
-            </w:pPr>
-          </w:p>
-        </w:tc>
-        <w:tc>
-          <w:tcPr>
-            <w:tcW w:w="2268" w:type="dxa"/>
-            <w:vAlign w:val="bottom"/>
-          </w:tcPr>
-          <w:p>
-            <w:pPr>
-              <w:pStyle w:val="NoSpacing"/>
-              <w:rPr>
-                <w:rFonts w:ascii="Arial" w:hAnsi="Arial" w:cs="Arial"/>
-              </w:rPr>
-            </w:pPr>
-            <w:r>
-              <w:rPr>
-                <w:rFonts w:ascii="Arial" w:hAnsi="Arial" w:cs="Arial"/>
+            <w:vAlign w:val="bottom"/>
+          </w:tcPr>
+          <w:p>
+            <w:pPr>
+              <w:pStyle w:val="NoSpacing"/>
+              <w:rPr>
+                <w:rFonts w:ascii="Arial" w:hAnsi="Arial" w:cs="Arial"/>
+              </w:rPr>
+            </w:pPr>
+            <w:r>
+              <w:rPr>
+                <w:rFonts w:ascii="Arial" w:hAnsi="Arial" w:eastAsia="Arial" w:cs="Arial"/>
+                <w:sz w:val="22"/>
+                <w:szCs w:val="22"/>
+                <w:lang w:val="en-US" w:eastAsia="en-US"/>
               </w:rPr>
               <w:t>Telephone number</w:t>
-            </w:r>
-          </w:p>
-        </w:tc>
-        <w:tc>
-          <w:tcPr>
-            <w:tcW w:w="3969" w:type="dxa"/>
-            <w:gridSpan w:val="2"/>
-            <w:vMerge/>
-            <w:tcBorders>
-              <w:bottom w:val="single" w:sz="4" w:space="0" w:color="auto"/>
-            </w:tcBorders>
-            <w:vAlign w:val="bottom"/>
-          </w:tcPr>
-          <w:p>
-            <w:pPr>
-              <w:pStyle w:val="NoSpacing"/>
-              <w:rPr>
-                <w:rFonts w:ascii="Arial" w:hAnsi="Arial" w:cs="Arial"/>
-                <w:sz w:val="20"/>
-                <w:szCs w:val="20"/>
-              </w:rPr>
-            </w:pPr>
-          </w:p>
-        </w:tc>
-      </w:tr>
-      <w:tr>
-        <w:trPr>
-          <w:gridAfter w:val="1"/>
-          <w:wAfter w:w="75" w:type="dxa"/>
-          <w:trHeight w:val="397"/>
-        </w:trPr>
-        <w:tc>
-          <w:tcPr>
-            <w:tcW w:w="2835" w:type="dxa"/>
-            <w:vAlign w:val="bottom"/>
-          </w:tcPr>
-          <w:p>
-            <w:pPr>
-              <w:pStyle w:val="NoSpacing"/>
-              <w:rPr>
-                <w:rFonts w:ascii="Arial" w:hAnsi="Arial" w:cs="Arial"/>
-                <w:sz w:val="20"/>
-                <w:szCs w:val="20"/>
-              </w:rPr>
-            </w:pPr>
-          </w:p>
-        </w:tc>
-        <w:tc>
-          <w:tcPr>
-            <w:tcW w:w="2268" w:type="dxa"/>
-            <w:vAlign w:val="bottom"/>
-          </w:tcPr>
-          <w:p>
-            <w:pPr>
-              <w:pStyle w:val="NoSpacing"/>
-              <w:rPr>
-                <w:rFonts w:ascii="Arial" w:hAnsi="Arial" w:cs="Arial"/>
-              </w:rPr>
-            </w:pPr>
-            <w:r>
-              <w:rPr>
-                <w:rFonts w:ascii="Arial" w:hAnsi="Arial" w:cs="Arial"/>
-              </w:rPr>
-              <w:t>Email</w:t>
             </w:r>
           </w:p>
         </w:tc>
@@ -1559,91 +2373,20 @@
             </w:pPr>
             <w:r>
               <w:rPr>
-                <w:rFonts w:ascii="Arial" w:hAnsi="Arial" w:cs="Arial"/>
-              </w:rPr>
-              <w:t>{{consignor_email}}</w:t>
+                <w:rFonts w:ascii="Arial" w:hAnsi="Arial" w:eastAsia="Arial" w:cs="Arial"/>
+                <w:sz w:val="22"/>
+                <w:szCs w:val="22"/>
+                <w:lang w:val="en-US" w:eastAsia="en-US"/>
+              </w:rPr>
+              <w:t>{{representative_phone}}</w:t>
             </w:r>
           </w:p>
         </w:tc>
       </w:tr>
       <w:tr>
         <w:trPr>
-          <w:gridAfter w:val="3"/>
-          <w:wAfter w:w="4044" w:type="dxa"/>
-        </w:trPr>
-        <w:tc>
-          <w:tcPr>
-            <w:tcW w:w="2835" w:type="dxa"/>
-            <w:vAlign w:val="bottom"/>
-          </w:tcPr>
-          <w:p>
-            <w:pPr>
-              <w:rPr>
-                <w:rFonts w:ascii="Arial" w:hAnsi="Arial" w:cs="Arial"/>
-              </w:rPr>
-            </w:pPr>
-            <w:r>
-              <w:rPr>
-                <w:rFonts w:ascii="Arial" w:hAnsi="Arial" w:cs="Arial"/>
-              </w:rPr>
-              <w:t>{{block_paragraf4_end}}</w:t>
-            </w:r>
-          </w:p>
-        </w:tc>
-        <w:tc>
-          <w:tcPr>
-            <w:tcW w:w="2268" w:type="dxa"/>
-            <w:vAlign w:val="bottom"/>
-          </w:tcPr>
-          <w:p>
-            <w:pPr>
-              <w:rPr>
-                <w:rFonts w:ascii="Arial" w:hAnsi="Arial" w:cs="Arial"/>
-              </w:rPr>
-            </w:pPr>
-          </w:p>
-        </w:tc>
-      </w:tr>
-      <w:tr>
-        <w:trPr>
-          <w:gridAfter w:val="3"/>
-          <w:wAfter w:w="4044" w:type="dxa"/>
-        </w:trPr>
-        <w:tc>
-          <w:tcPr>
-            <w:tcW w:w="2835" w:type="dxa"/>
-            <w:vAlign w:val="bottom"/>
-          </w:tcPr>
-          <w:p>
-            <w:pPr>
-              <w:pStyle w:val="NoSpacing"/>
-              <w:rPr>
-                <w:rFonts w:ascii="Arial" w:hAnsi="Arial" w:cs="Arial"/>
-                <w:lang w:val="en-US"/>
-              </w:rPr>
-            </w:pPr>
-          </w:p>
-        </w:tc>
-        <w:tc>
-          <w:tcPr>
-            <w:tcW w:w="2268" w:type="dxa"/>
-            <w:vAlign w:val="bottom"/>
-          </w:tcPr>
-          <w:p>
-            <w:pPr>
-              <w:pStyle w:val="NoSpacing"/>
-              <w:rPr>
-                <w:rFonts w:ascii="Arial" w:hAnsi="Arial" w:cs="Arial"/>
-                <w:lang w:val="en-US"/>
-              </w:rPr>
-            </w:pPr>
-          </w:p>
-        </w:tc>
-      </w:tr>
-      <w:tr>
-        <w:trPr>
-          <w:gridAfter w:val="1"/>
-          <w:wAfter w:w="75" w:type="dxa"/>
+          <w:cantSplit/>
+          <w:trHeight w:val="397"/>
         </w:trPr>
         <w:tc>
           <w:tcPr>
@@ -1657,144 +2400,8 @@
                 <w:rFonts w:ascii="Arial" w:hAnsi="Arial" w:cs="Arial"/>
                 <w:sz w:val="20"/>
                 <w:szCs w:val="20"/>
-                <w:lang w:val="en-US"/>
-              </w:rPr>
-            </w:pPr>
-            <w:r>
-              <w:rPr>
-                <w:rFonts w:ascii="Arial" w:hAnsi="Arial" w:cs="Arial"/>
-                <w:color w:val="464646"/>
-                <w:sz w:val="16"/>
-                <w:lang w:val="en-US"/>
-              </w:rPr>
-              <w:t>{{block_paragraf5_start</w:t>
-            </w:r>
-            <w:proofErr w:type="gramStart"/>
-            <w:r>
-              <w:rPr>
-                <w:rFonts w:ascii="Arial" w:hAnsi="Arial" w:cs="Arial"/>
-                <w:color w:val="464646"/>
-                <w:sz w:val="16"/>
-                <w:lang w:val="en-US"/>
-              </w:rPr>
-              <w:t>}}{</w:t>
-            </w:r>
-            <w:proofErr w:type="gramEnd"/>
-            <w:r>
-              <w:rPr>
-                <w:rFonts w:ascii="Arial" w:hAnsi="Arial" w:cs="Arial"/>
-                <w:color w:val="464646"/>
-                <w:sz w:val="16"/>
-                <w:lang w:val="en-US"/>
-              </w:rPr>
-              <w:t>{</w:t>
-            </w:r>
-            <w:proofErr w:type="spellStart"/>
-            <w:r>
-              <w:rPr>
-                <w:rFonts w:ascii="Arial" w:hAnsi="Arial" w:cs="Arial"/>
-                <w:color w:val="464646"/>
-                <w:sz w:val="16"/>
-                <w:lang w:val="en-US"/>
-              </w:rPr>
-              <w:t>check_legal_entity</w:t>
-            </w:r>
-            <w:proofErr w:type="spellEnd"/>
-            <w:r>
-              <w:rPr>
-                <w:rFonts w:ascii="Arial" w:hAnsi="Arial" w:cs="Arial"/>
-                <w:color w:val="464646"/>
-                <w:sz w:val="16"/>
-                <w:lang w:val="en-US"/>
-              </w:rPr>
-              <w:t>}}</w:t>
-            </w:r>
-          </w:p>
-        </w:tc>
-        <w:tc>
-          <w:tcPr>
-            <w:tcW w:w="6237" w:type="dxa"/>
-            <w:gridSpan w:val="3"/>
-            <w:vAlign w:val="bottom"/>
-          </w:tcPr>
-          <w:p>
-            <w:pPr>
-              <w:pStyle w:val="NoSpacing"/>
-              <w:rPr>
-                <w:rFonts w:ascii="Arial" w:hAnsi="Arial" w:cs="Arial"/>
-                <w:sz w:val="20"/>
-                <w:szCs w:val="20"/>
-              </w:rPr>
-            </w:pPr>
-            <w:r>
-              <w:rPr>
-                <w:rFonts w:ascii="Arial" w:hAnsi="Arial" w:cs="Arial"/>
-              </w:rPr>
-              <w:t>Legal entity, partnerships</w:t>
-            </w:r>
-          </w:p>
-        </w:tc>
-      </w:tr>
-      <w:tr>
-        <w:trPr>
-          <w:gridAfter w:val="1"/>
-          <w:wAfter w:w="75" w:type="dxa"/>
-        </w:trPr>
-        <w:tc>
-          <w:tcPr>
-            <w:tcW w:w="2835" w:type="dxa"/>
-            <w:vAlign w:val="bottom"/>
-          </w:tcPr>
-          <w:p>
-            <w:pPr>
-              <w:rPr>
-                <w:rFonts w:ascii="Arial" w:hAnsi="Arial" w:cs="Arial"/>
-              </w:rPr>
-            </w:pPr>
-            <w:r>
-              <w:rPr>
-                <w:rFonts w:ascii="Arial" w:hAnsi="Arial" w:cs="Arial"/>
-              </w:rPr>
-              <w:t>{{block_paragraf5_end}}</w:t>
-            </w:r>
-          </w:p>
-        </w:tc>
-        <w:tc>
-          <w:tcPr>
-            <w:tcW w:w="6237" w:type="dxa"/>
-            <w:gridSpan w:val="3"/>
-            <w:vAlign w:val="bottom"/>
-          </w:tcPr>
-          <w:p>
-            <w:pPr>
-              <w:rPr>
-                <w:rFonts w:ascii="Arial" w:hAnsi="Arial" w:cs="Arial"/>
-              </w:rPr>
-            </w:pPr>
-          </w:p>
-        </w:tc>
-      </w:tr>
-      <w:tr>
-        <w:trPr>
-          <w:trHeight w:val="397"/>
-        </w:trPr>
-        <w:tc>
-          <w:tcPr>
-            <w:tcW w:w="2835" w:type="dxa"/>
-            <w:vAlign w:val="bottom"/>
-          </w:tcPr>
-          <w:p>
-            <w:pPr>
-              <w:rPr>
-                <w:rFonts w:ascii="Arial" w:hAnsi="Arial" w:cs="Arial"/>
-              </w:rPr>
-            </w:pPr>
-            <w:r>
-              <w:rPr>
-                <w:rFonts w:ascii="Arial" w:hAnsi="Arial" w:cs="Arial"/>
-              </w:rPr>
-              <w:t>{{block_paragraf6_start}}</w:t>
-            </w:r>
+              </w:rPr>
+            </w:pPr>
           </w:p>
         </w:tc>
         <w:tc>
@@ -1805,207 +2412,20 @@
           </w:tcPr>
           <w:p>
             <w:pPr>
-              <w:rPr>
-                <w:rFonts w:ascii="Arial" w:hAnsi="Arial" w:cs="Arial"/>
-              </w:rPr>
-            </w:pPr>
-          </w:p>
-        </w:tc>
-        <w:tc>
-          <w:tcPr>
-            <w:tcW w:w="3969" w:type="dxa"/>
-            <w:gridSpan w:val="2"/>
-            <w:vMerge w:val="restart"/>
-            <w:vAlign w:val="bottom"/>
-          </w:tcPr>
-          <w:p>
-            <w:pPr>
-              <w:pStyle w:val="NoSpacing"/>
-              <w:rPr>
-                <w:rFonts w:ascii="Arial" w:hAnsi="Arial" w:cs="Arial"/>
-              </w:rPr>
-            </w:pPr>
-          </w:p>
-          <w:p>
-            <w:pPr>
-              <w:pStyle w:val="NoSpacing"/>
-              <w:rPr>
-                <w:rFonts w:ascii="Arial" w:hAnsi="Arial" w:cs="Arial"/>
-              </w:rPr>
-            </w:pPr>
-            <w:r>
-              <w:rPr>
-                <w:rFonts w:ascii="Arial" w:hAnsi="Arial" w:cs="Arial"/>
-              </w:rPr>
-              <w:t>{{legal_entity_name}}</w:t>
-            </w:r>
-          </w:p>
-        </w:tc>
-      </w:tr>
-      <w:tr>
-        <w:trPr>
-          <w:trHeight w:val="397"/>
-        </w:trPr>
-        <w:tc>
-          <w:tcPr>
-            <w:tcW w:w="2835" w:type="dxa"/>
-            <w:vAlign w:val="bottom"/>
-          </w:tcPr>
-          <w:p>
-            <w:pPr>
-              <w:pStyle w:val="NoSpacing"/>
-              <w:rPr>
-                <w:rFonts w:ascii="Arial" w:hAnsi="Arial" w:cs="Arial"/>
-                <w:sz w:val="20"/>
-                <w:szCs w:val="20"/>
-              </w:rPr>
-            </w:pPr>
-          </w:p>
-        </w:tc>
-        <w:tc>
-          <w:tcPr>
-            <w:tcW w:w="2343" w:type="dxa"/>
-            <w:gridSpan w:val="2"/>
-            <w:vAlign w:val="bottom"/>
-          </w:tcPr>
-          <w:p>
-            <w:pPr>
-              <w:pStyle w:val="NoSpacing"/>
-              <w:rPr>
-                <w:rFonts w:ascii="Arial" w:hAnsi="Arial" w:cs="Arial"/>
-              </w:rPr>
-            </w:pPr>
-            <w:r>
-              <w:rPr>
-                <w:rFonts w:ascii="Arial" w:hAnsi="Arial" w:cs="Arial"/>
-              </w:rPr>
-              <w:t>Company name</w:t>
-            </w:r>
-          </w:p>
-        </w:tc>
-        <w:tc>
-          <w:tcPr>
-            <w:tcW w:w="3969" w:type="dxa"/>
-            <w:gridSpan w:val="2"/>
-            <w:vMerge/>
-            <w:tcBorders>
-              <w:bottom w:val="single" w:sz="4" w:space="0" w:color="auto"/>
-            </w:tcBorders>
-            <w:vAlign w:val="bottom"/>
-          </w:tcPr>
-          <w:p>
-            <w:pPr>
-              <w:pStyle w:val="NoSpacing"/>
-              <w:rPr>
-                <w:rFonts w:ascii="Arial" w:hAnsi="Arial" w:cs="Arial"/>
-                <w:sz w:val="20"/>
-                <w:szCs w:val="20"/>
-              </w:rPr>
-            </w:pPr>
-          </w:p>
-        </w:tc>
-      </w:tr>
-      <w:tr>
-        <w:trPr>
-          <w:trHeight w:val="397"/>
-        </w:trPr>
-        <w:tc>
-          <w:tcPr>
-            <w:tcW w:w="2835" w:type="dxa"/>
-            <w:vAlign w:val="bottom"/>
-          </w:tcPr>
-          <w:p>
-            <w:pPr>
-              <w:pStyle w:val="NoSpacing"/>
-              <w:rPr>
-                <w:rFonts w:ascii="Arial" w:hAnsi="Arial" w:cs="Arial"/>
-                <w:sz w:val="20"/>
-                <w:szCs w:val="20"/>
-              </w:rPr>
-            </w:pPr>
-          </w:p>
-        </w:tc>
-        <w:tc>
-          <w:tcPr>
-            <w:tcW w:w="2343" w:type="dxa"/>
-            <w:gridSpan w:val="2"/>
-            <w:vAlign w:val="bottom"/>
-          </w:tcPr>
-          <w:p>
-            <w:pPr>
-              <w:pStyle w:val="NoSpacing"/>
-              <w:rPr>
-                <w:rFonts w:ascii="Arial" w:hAnsi="Arial" w:cs="Arial"/>
-              </w:rPr>
-            </w:pPr>
-            <w:r>
-              <w:rPr>
-                <w:rFonts w:ascii="Arial" w:hAnsi="Arial" w:cs="Arial"/>
-              </w:rPr>
-              <w:t>Domicile address</w:t>
-            </w:r>
-          </w:p>
-        </w:tc>
-        <w:tc>
-          <w:tcPr>
-            <w:tcW w:w="3969" w:type="dxa"/>
-            <w:gridSpan w:val="2"/>
-            <w:tcBorders>
-              <w:bottom w:val="single" w:sz="4" w:space="0" w:color="auto"/>
-            </w:tcBorders>
-            <w:vAlign w:val="bottom"/>
-          </w:tcPr>
-          <w:p>
-            <w:pPr>
-              <w:pStyle w:val="NoSpacing"/>
-              <w:rPr>
-                <w:rFonts w:ascii="Arial" w:hAnsi="Arial" w:cs="Arial"/>
-                <w:sz w:val="20"/>
-                <w:szCs w:val="20"/>
-              </w:rPr>
-            </w:pPr>
-            <w:r>
-              <w:rPr>
-                <w:rFonts w:ascii="Arial" w:hAnsi="Arial" w:cs="Arial"/>
-              </w:rPr>
-              <w:t>{{legal_entity_address_1}}</w:t>
-            </w:r>
-          </w:p>
-        </w:tc>
-      </w:tr>
-      <w:tr>
-        <w:trPr>
-          <w:trHeight w:val="397"/>
-        </w:trPr>
-        <w:tc>
-          <w:tcPr>
-            <w:tcW w:w="2835" w:type="dxa"/>
-            <w:vAlign w:val="bottom"/>
-          </w:tcPr>
-          <w:p>
-            <w:pPr>
-              <w:pStyle w:val="NoSpacing"/>
-              <w:rPr>
-                <w:rFonts w:ascii="Arial" w:hAnsi="Arial" w:cs="Arial"/>
-                <w:sz w:val="20"/>
-                <w:szCs w:val="20"/>
-              </w:rPr>
-            </w:pPr>
-          </w:p>
-        </w:tc>
-        <w:tc>
-          <w:tcPr>
-            <w:tcW w:w="2343" w:type="dxa"/>
-            <w:gridSpan w:val="2"/>
-            <w:vAlign w:val="bottom"/>
-          </w:tcPr>
-          <w:p>
-            <w:pPr>
-              <w:pStyle w:val="NoSpacing"/>
-              <w:rPr>
-                <w:rFonts w:ascii="Arial" w:hAnsi="Arial" w:cs="Arial"/>
-              </w:rPr>
-            </w:pPr>
+              <w:pStyle w:val="NoSpacing"/>
+              <w:rPr>
+                <w:rFonts w:ascii="Arial" w:hAnsi="Arial" w:cs="Arial"/>
+              </w:rPr>
+            </w:pPr>
+            <w:r>
+              <w:rPr>
+                <w:rFonts w:ascii="Arial" w:hAnsi="Arial" w:eastAsia="Arial" w:cs="Arial"/>
+                <w:sz w:val="22"/>
+                <w:szCs w:val="22"/>
+                <w:lang w:val="en-US" w:eastAsia="en-US"/>
+              </w:rPr>
+              <w:t>Email</w:t>
+            </w:r>
           </w:p>
         </w:tc>
         <w:tc>
@@ -2029,334 +2449,10 @@
             </w:pPr>
             <w:r>
               <w:rPr>
-                <w:rFonts w:ascii="Arial" w:hAnsi="Arial" w:cs="Arial"/>
-              </w:rPr>
-              <w:t>{{legal_entity_address_2}}</w:t>
-            </w:r>
-          </w:p>
-        </w:tc>
-      </w:tr>
-      <w:tr>
-        <w:trPr>
-          <w:trHeight w:val="397"/>
-        </w:trPr>
-        <w:tc>
-          <w:tcPr>
-            <w:tcW w:w="2835" w:type="dxa"/>
-            <w:vAlign w:val="bottom"/>
-          </w:tcPr>
-          <w:p>
-            <w:pPr>
-              <w:pStyle w:val="NoSpacing"/>
-              <w:rPr>
-                <w:rFonts w:ascii="Arial" w:hAnsi="Arial" w:cs="Arial"/>
-                <w:sz w:val="20"/>
-                <w:szCs w:val="20"/>
-              </w:rPr>
-            </w:pPr>
-          </w:p>
-        </w:tc>
-        <w:tc>
-          <w:tcPr>
-            <w:tcW w:w="2343" w:type="dxa"/>
-            <w:gridSpan w:val="2"/>
-            <w:vAlign w:val="bottom"/>
-          </w:tcPr>
-          <w:p>
-            <w:pPr>
-              <w:pStyle w:val="NoSpacing"/>
-              <w:rPr>
-                <w:rFonts w:ascii="Arial" w:hAnsi="Arial" w:cs="Arial"/>
-              </w:rPr>
-            </w:pPr>
-          </w:p>
-        </w:tc>
-        <w:tc>
-          <w:tcPr>
-            <w:tcW w:w="3969" w:type="dxa"/>
-            <w:gridSpan w:val="2"/>
-            <w:tcBorders>
-              <w:top w:val="single" w:sz="4" w:space="0" w:color="auto"/>
-              <w:bottom w:val="single" w:sz="4" w:space="0" w:color="auto"/>
-            </w:tcBorders>
-            <w:vAlign w:val="bottom"/>
-          </w:tcPr>
-          <w:p>
-            <w:pPr>
-              <w:pStyle w:val="NoSpacing"/>
-              <w:rPr>
-                <w:rFonts w:ascii="Arial" w:hAnsi="Arial" w:cs="Arial"/>
-                <w:sz w:val="20"/>
-                <w:szCs w:val="20"/>
-              </w:rPr>
-            </w:pPr>
-            <w:r>
-              <w:rPr>
-                <w:rFonts w:ascii="Arial" w:hAnsi="Arial" w:cs="Arial"/>
-              </w:rPr>
-              <w:t>{{legal_entity_address_3}}</w:t>
-            </w:r>
-          </w:p>
-        </w:tc>
-      </w:tr>
-      <w:tr>
-        <w:trPr>
-          <w:trHeight w:val="397"/>
-        </w:trPr>
-        <w:tc>
-          <w:tcPr>
-            <w:tcW w:w="2835" w:type="dxa"/>
-            <w:vAlign w:val="bottom"/>
-          </w:tcPr>
-          <w:p>
-            <w:pPr>
-              <w:pStyle w:val="NoSpacing"/>
-              <w:rPr>
-                <w:rFonts w:ascii="Arial" w:hAnsi="Arial" w:cs="Arial"/>
-                <w:sz w:val="20"/>
-                <w:szCs w:val="20"/>
-              </w:rPr>
-            </w:pPr>
-          </w:p>
-        </w:tc>
-        <w:tc>
-          <w:tcPr>
-            <w:tcW w:w="2343" w:type="dxa"/>
-            <w:gridSpan w:val="2"/>
-            <w:vAlign w:val="bottom"/>
-          </w:tcPr>
-          <w:p>
-            <w:pPr>
-              <w:pStyle w:val="NoSpacing"/>
-              <w:rPr>
-                <w:rFonts w:ascii="Arial" w:hAnsi="Arial" w:cs="Arial"/>
-              </w:rPr>
-            </w:pPr>
-          </w:p>
-        </w:tc>
-        <w:tc>
-          <w:tcPr>
-            <w:tcW w:w="3969" w:type="dxa"/>
-            <w:gridSpan w:val="2"/>
-            <w:tcBorders>
-              <w:top w:val="single" w:sz="4" w:space="0" w:color="auto"/>
-              <w:bottom w:val="single" w:sz="4" w:space="0" w:color="auto"/>
-            </w:tcBorders>
-            <w:vAlign w:val="bottom"/>
-          </w:tcPr>
-          <w:p>
-            <w:pPr>
-              <w:pStyle w:val="NoSpacing"/>
-              <w:rPr>
-                <w:rFonts w:ascii="Arial" w:hAnsi="Arial" w:cs="Arial"/>
-                <w:sz w:val="20"/>
-                <w:szCs w:val="20"/>
-              </w:rPr>
-            </w:pPr>
-          </w:p>
-        </w:tc>
-      </w:tr>
-      <w:tr>
-        <w:trPr>
-          <w:trHeight w:val="397"/>
-        </w:trPr>
-        <w:tc>
-          <w:tcPr>
-            <w:tcW w:w="2835" w:type="dxa"/>
-            <w:vAlign w:val="bottom"/>
-          </w:tcPr>
-          <w:p>
-            <w:pPr>
-              <w:pStyle w:val="NoSpacing"/>
-              <w:rPr>
-                <w:rFonts w:ascii="Arial" w:hAnsi="Arial" w:cs="Arial"/>
-                <w:sz w:val="20"/>
-                <w:szCs w:val="20"/>
-              </w:rPr>
-            </w:pPr>
-          </w:p>
-        </w:tc>
-        <w:tc>
-          <w:tcPr>
-            <w:tcW w:w="2343" w:type="dxa"/>
-            <w:gridSpan w:val="2"/>
-            <w:vAlign w:val="bottom"/>
-          </w:tcPr>
-          <w:p>
-            <w:pPr>
-              <w:pStyle w:val="NoSpacing"/>
-              <w:rPr>
-                <w:rFonts w:ascii="Arial" w:hAnsi="Arial" w:cs="Arial"/>
-              </w:rPr>
-            </w:pPr>
-            <w:r>
-              <w:rPr>
-                <w:rFonts w:ascii="Arial" w:hAnsi="Arial" w:cs="Arial"/>
-              </w:rPr>
-              <w:t>Name of representative</w:t>
-            </w:r>
-          </w:p>
-        </w:tc>
-        <w:tc>
-          <w:tcPr>
-            <w:tcW w:w="3969" w:type="dxa"/>
-            <w:gridSpan w:val="2"/>
-            <w:tcBorders>
-              <w:top w:val="single" w:sz="4" w:space="0" w:color="auto"/>
-              <w:bottom w:val="single" w:sz="4" w:space="0" w:color="auto"/>
-            </w:tcBorders>
-            <w:vAlign w:val="bottom"/>
-          </w:tcPr>
-          <w:p>
-            <w:pPr>
-              <w:pStyle w:val="NoSpacing"/>
-              <w:rPr>
-                <w:rFonts w:ascii="Arial" w:hAnsi="Arial" w:cs="Arial"/>
-                <w:sz w:val="20"/>
-                <w:szCs w:val="20"/>
-              </w:rPr>
-            </w:pPr>
-            <w:r>
-              <w:rPr>
-                <w:rFonts w:ascii="Arial" w:hAnsi="Arial" w:cs="Arial"/>
-              </w:rPr>
-              <w:t>{{representative_name}}</w:t>
-            </w:r>
-          </w:p>
-        </w:tc>
-      </w:tr>
-      <w:tr>
-        <w:trPr>
-          <w:trHeight w:val="397"/>
-        </w:trPr>
-        <w:tc>
-          <w:tcPr>
-            <w:tcW w:w="2835" w:type="dxa"/>
-            <w:vAlign w:val="bottom"/>
-          </w:tcPr>
-          <w:p>
-            <w:pPr>
-              <w:pStyle w:val="NoSpacing"/>
-              <w:rPr>
-                <w:rFonts w:ascii="Arial" w:hAnsi="Arial" w:cs="Arial"/>
-                <w:sz w:val="20"/>
-                <w:szCs w:val="20"/>
-              </w:rPr>
-            </w:pPr>
-          </w:p>
-        </w:tc>
-        <w:tc>
-          <w:tcPr>
-            <w:tcW w:w="2343" w:type="dxa"/>
-            <w:gridSpan w:val="2"/>
-            <w:vAlign w:val="bottom"/>
-          </w:tcPr>
-          <w:p>
-            <w:pPr>
-              <w:pStyle w:val="NoSpacing"/>
-              <w:rPr>
-                <w:rFonts w:ascii="Arial" w:hAnsi="Arial" w:cs="Arial"/>
-              </w:rPr>
-            </w:pPr>
-            <w:r>
-              <w:rPr>
-                <w:rFonts w:ascii="Arial" w:hAnsi="Arial" w:cs="Arial"/>
-              </w:rPr>
-              <w:t>Telephone number</w:t>
-            </w:r>
-          </w:p>
-        </w:tc>
-        <w:tc>
-          <w:tcPr>
-            <w:tcW w:w="3969" w:type="dxa"/>
-            <w:gridSpan w:val="2"/>
-            <w:tcBorders>
-              <w:top w:val="single" w:sz="4" w:space="0" w:color="auto"/>
-              <w:bottom w:val="single" w:sz="4" w:space="0" w:color="auto"/>
-            </w:tcBorders>
-            <w:vAlign w:val="bottom"/>
-          </w:tcPr>
-          <w:p>
-            <w:pPr>
-              <w:pStyle w:val="NoSpacing"/>
-              <w:rPr>
-                <w:rFonts w:ascii="Arial" w:hAnsi="Arial" w:cs="Arial"/>
-                <w:sz w:val="20"/>
-                <w:szCs w:val="20"/>
-              </w:rPr>
-            </w:pPr>
-            <w:r>
-              <w:rPr>
-                <w:rFonts w:ascii="Arial" w:hAnsi="Arial" w:cs="Arial"/>
-              </w:rPr>
-              <w:t>{{representative_phone}}</w:t>
-            </w:r>
-          </w:p>
-        </w:tc>
-      </w:tr>
-      <w:tr>
-        <w:trPr>
-          <w:trHeight w:val="397"/>
-        </w:trPr>
-        <w:tc>
-          <w:tcPr>
-            <w:tcW w:w="2835" w:type="dxa"/>
-            <w:vAlign w:val="bottom"/>
-          </w:tcPr>
-          <w:p>
-            <w:pPr>
-              <w:pStyle w:val="NoSpacing"/>
-              <w:rPr>
-                <w:rFonts w:ascii="Arial" w:hAnsi="Arial" w:cs="Arial"/>
-                <w:sz w:val="20"/>
-                <w:szCs w:val="20"/>
-              </w:rPr>
-            </w:pPr>
-          </w:p>
-        </w:tc>
-        <w:tc>
-          <w:tcPr>
-            <w:tcW w:w="2343" w:type="dxa"/>
-            <w:gridSpan w:val="2"/>
-            <w:vAlign w:val="bottom"/>
-          </w:tcPr>
-          <w:p>
-            <w:pPr>
-              <w:pStyle w:val="NoSpacing"/>
-              <w:rPr>
-                <w:rFonts w:ascii="Arial" w:hAnsi="Arial" w:cs="Arial"/>
-              </w:rPr>
-            </w:pPr>
-            <w:r>
-              <w:rPr>
-                <w:rFonts w:ascii="Arial" w:hAnsi="Arial" w:cs="Arial"/>
-              </w:rPr>
-              <w:t>Email</w:t>
-            </w:r>
-          </w:p>
-        </w:tc>
-        <w:tc>
-          <w:tcPr>
-            <w:tcW w:w="3969" w:type="dxa"/>
-            <w:gridSpan w:val="2"/>
-            <w:tcBorders>
-              <w:top w:val="single" w:sz="4" w:space="0" w:color="auto"/>
-              <w:bottom w:val="single" w:sz="4" w:space="0" w:color="auto"/>
-            </w:tcBorders>
-            <w:vAlign w:val="bottom"/>
-          </w:tcPr>
-          <w:p>
-            <w:pPr>
-              <w:pStyle w:val="NoSpacing"/>
-              <w:rPr>
-                <w:rFonts w:ascii="Arial" w:hAnsi="Arial" w:cs="Arial"/>
-                <w:sz w:val="20"/>
-                <w:szCs w:val="20"/>
-              </w:rPr>
-            </w:pPr>
-            <w:r>
-              <w:rPr>
-                <w:rFonts w:ascii="Arial" w:hAnsi="Arial" w:cs="Arial"/>
+                <w:rFonts w:ascii="Arial" w:hAnsi="Arial" w:eastAsia="Arial" w:cs="Arial"/>
+                <w:sz w:val="22"/>
+                <w:szCs w:val="22"/>
+                <w:lang w:val="en-US" w:eastAsia="en-US"/>
               </w:rPr>
               <w:t>{{representative_email}}</w:t>
             </w:r>
@@ -2367,6 +2463,7 @@
         <w:trPr>
           <w:gridAfter w:val="1"/>
           <w:wAfter w:w="75" w:type="dxa"/>
+          <w:cantSplit/>
         </w:trPr>
         <w:tc>
           <w:tcPr>
@@ -2381,7 +2478,10 @@
             </w:pPr>
             <w:r>
               <w:rPr>
-                <w:rFonts w:ascii="Arial" w:hAnsi="Arial" w:cs="Arial"/>
+                <w:rFonts w:ascii="Arial" w:hAnsi="Arial" w:eastAsia="Arial" w:cs="Arial"/>
+                <w:sz w:val="22"/>
+                <w:szCs w:val="22"/>
+                <w:lang w:val="en-US" w:eastAsia="en-US"/>
               </w:rPr>
               <w:t>{{block_paragraf6_end}}</w:t>
             </w:r>
@@ -2487,6 +2587,8 @@
     </w:p>
     <w:p>
       <w:pPr>
+        <w:keepNext/>
+        <w:keepLines/>
         <w:tabs>
           <w:tab w:val="left" w:pos="5387"/>
         </w:tabs>
@@ -2501,31 +2603,17 @@
       </w:pPr>
       <w:r>
         <w:rPr>
-          <w:rFonts w:ascii="Arial" w:hAnsi="Arial" w:cs="Arial"/>
-          <w:lang w:val="en-US"/>
-        </w:rPr>
-        <w:t>The person listed below confirms that (</w:t>
-      </w:r>
-      <w:proofErr w:type="spellStart"/>
-      <w:r>
-        <w:rPr>
-          <w:rFonts w:ascii="Arial" w:hAnsi="Arial" w:cs="Arial"/>
-          <w:lang w:val="en-US"/>
-        </w:rPr>
-        <w:t>i</w:t>
-      </w:r>
-      <w:proofErr w:type="spellEnd"/>
-      <w:r>
-        <w:rPr>
-          <w:rFonts w:ascii="Arial" w:hAnsi="Arial" w:cs="Arial"/>
-          <w:lang w:val="en-US"/>
-        </w:rPr>
-        <w:t>) the person(s) previously listed as the Consignor is/are the (beneficial) owner(s) of the consigned auction goods or, in the case of a legal entity as owner, is/are the holder(s) of control and (ii) declares that he/she is acting with authorization and in compliance with the instructions and in the interests of the Consignor (beneficial owner) and that he/she has provided correct information about the (beneficial) owner:</w:t>
+          <w:rFonts w:ascii="Arial" w:hAnsi="Arial" w:eastAsia="Arial" w:cs="Arial"/>
+          <w:lang w:val="en-US" w:eastAsia="en-US"/>
+        </w:rPr>
+        <w:t>The person listed below confirms that (i) the person or entity previously listed as the Consignor is the (beneficial) owner of the consigned auction goods or, where the Consignor is a legal entity or partnership, its holder of control; and (ii) the person listed below is authorized to act, complies with the Consignor's instructions, safeguards the Consignor's interests, and has provided correct information about the (beneficial) owner:</w:t>
       </w:r>
     </w:p>
     <w:p>
       <w:pPr>
         <w:pStyle w:val="NoSpacing"/>
+        <w:keepNext/>
+        <w:keepLines/>
         <w:rPr>
           <w:rFonts w:ascii="Arial" w:hAnsi="Arial" w:cs="Arial"/>
           <w:lang w:val="en-US"/>
@@ -2552,6 +2640,9 @@
         <w:gridCol w:w="3969"/>
       </w:tblGrid>
       <w:tr>
+        <w:trPr>
+          <w:cantSplit/>
+        </w:trPr>
         <w:tc>
           <w:tcPr>
             <w:tcW w:w="2638" w:type="dxa"/>
@@ -2581,7 +2672,10 @@
             </w:pPr>
             <w:r>
               <w:rPr>
-                <w:rFonts w:ascii="Arial" w:hAnsi="Arial" w:cs="Arial"/>
+                <w:rFonts w:ascii="Arial" w:hAnsi="Arial" w:eastAsia="Arial" w:cs="Arial"/>
+                <w:sz w:val="22"/>
+                <w:szCs w:val="22"/>
+                <w:lang w:val="en-US" w:eastAsia="en-US"/>
               </w:rPr>
               <w:t>First name, last name</w:t>
             </w:r>
@@ -2606,7 +2700,10 @@
             </w:pPr>
             <w:r>
               <w:rPr>
-                <w:rFonts w:ascii="Arial" w:hAnsi="Arial" w:cs="Arial"/>
+                <w:rFonts w:ascii="Arial" w:hAnsi="Arial" w:eastAsia="Arial" w:cs="Arial"/>
+                <w:sz w:val="22"/>
+                <w:szCs w:val="22"/>
+                <w:lang w:val="en-US" w:eastAsia="en-US"/>
               </w:rPr>
               <w:t>{{owner_full_name}}</w:t>
             </w:r>
@@ -2615,6 +2712,7 @@
       </w:tr>
       <w:tr>
         <w:trPr>
+          <w:cantSplit/>
           <w:trHeight w:val="397"/>
         </w:trPr>
         <w:tc>
@@ -2630,7 +2728,10 @@
             </w:pPr>
             <w:r>
               <w:rPr>
-                <w:rFonts w:ascii="Arial" w:hAnsi="Arial" w:cs="Arial"/>
+                <w:rFonts w:ascii="Arial" w:hAnsi="Arial" w:eastAsia="Arial" w:cs="Arial"/>
+                <w:sz w:val="22"/>
+                <w:szCs w:val="22"/>
+                <w:lang w:val="en-US" w:eastAsia="en-US"/>
               </w:rPr>
               <w:t>{{block_paragraf8_start}}</w:t>
             </w:r>
@@ -2666,6 +2767,7 @@
       </w:tr>
       <w:tr>
         <w:trPr>
+          <w:cantSplit/>
           <w:trHeight w:val="397"/>
         </w:trPr>
         <w:tc>
@@ -2694,7 +2796,10 @@
             </w:pPr>
             <w:r>
               <w:rPr>
-                <w:rFonts w:ascii="Arial" w:hAnsi="Arial" w:cs="Arial"/>
+                <w:rFonts w:ascii="Arial" w:hAnsi="Arial" w:eastAsia="Arial" w:cs="Arial"/>
+                <w:sz w:val="22"/>
+                <w:szCs w:val="22"/>
+                <w:lang w:val="en-US" w:eastAsia="en-US"/>
               </w:rPr>
               <w:t>Company name</w:t>
             </w:r>
@@ -2715,6 +2820,12 @@
           </w:p>
           <w:p>
             <w:r>
+              <w:rPr>
+                <w:rFonts w:ascii="Arial" w:hAnsi="Arial" w:eastAsia="Arial" w:cs="Arial"/>
+                <w:sz w:val="22"/>
+                <w:szCs w:val="22"/>
+                <w:lang w:val="en-US" w:eastAsia="en-US"/>
+              </w:rPr>
               <w:t>{{representative_company}}</w:t>
             </w:r>
           </w:p>
@@ -2722,6 +2833,7 @@
       </w:tr>
       <w:tr>
         <w:trPr>
+          <w:cantSplit/>
           <w:trHeight w:val="397"/>
         </w:trPr>
         <w:tc>
@@ -2737,7 +2849,10 @@
             </w:pPr>
             <w:r>
               <w:rPr>
-                <w:rFonts w:ascii="Arial" w:hAnsi="Arial" w:cs="Arial"/>
+                <w:rFonts w:ascii="Arial" w:hAnsi="Arial" w:eastAsia="Arial" w:cs="Arial"/>
+                <w:sz w:val="22"/>
+                <w:szCs w:val="22"/>
+                <w:lang w:val="en-US" w:eastAsia="en-US"/>
               </w:rPr>
               <w:t>{{block_paragraf8_end}}</w:t>
             </w:r>
@@ -2774,6 +2889,7 @@
       </w:tr>
       <w:tr>
         <w:trPr>
+          <w:cantSplit/>
           <w:trHeight w:val="397"/>
         </w:trPr>
         <w:tc>
@@ -2804,7 +2920,10 @@
             </w:pPr>
             <w:r>
               <w:rPr>
-                <w:rFonts w:ascii="Arial" w:hAnsi="Arial" w:cs="Arial"/>
+                <w:rFonts w:ascii="Arial" w:hAnsi="Arial" w:eastAsia="Arial" w:cs="Arial"/>
+                <w:sz w:val="22"/>
+                <w:szCs w:val="22"/>
+                <w:lang w:val="en-US" w:eastAsia="en-US"/>
               </w:rPr>
               <w:t>Date of birth</w:t>
             </w:r>
@@ -2830,6 +2949,12 @@
           </w:p>
           <w:p>
             <w:r>
+              <w:rPr>
+                <w:rFonts w:ascii="Arial" w:hAnsi="Arial" w:eastAsia="Arial" w:cs="Arial"/>
+                <w:sz w:val="22"/>
+                <w:szCs w:val="22"/>
+                <w:lang w:val="en-US" w:eastAsia="en-US"/>
+              </w:rPr>
               <w:t>{{owner_dob}}</w:t>
             </w:r>
           </w:p>
@@ -2837,6 +2962,7 @@
       </w:tr>
       <w:tr>
         <w:trPr>
+          <w:cantSplit/>
           <w:trHeight w:val="397"/>
         </w:trPr>
         <w:tc>
@@ -2867,9 +2993,12 @@
             </w:pPr>
             <w:r>
               <w:rPr>
-                <w:rFonts w:ascii="Arial" w:hAnsi="Arial" w:cs="Arial"/>
-              </w:rPr>
-              <w:t>Nationality</w:t>
+                <w:rFonts w:ascii="Arial" w:hAnsi="Arial" w:eastAsia="Arial" w:cs="Arial"/>
+                <w:sz w:val="22"/>
+                <w:szCs w:val="22"/>
+                <w:lang w:val="en-US" w:eastAsia="en-US"/>
+              </w:rPr>
+              <w:t>Address</w:t>
             </w:r>
           </w:p>
         </w:tc>
@@ -2893,15 +3022,19 @@
             </w:pPr>
             <w:r>
               <w:rPr>
-                <w:rFonts w:ascii="Arial" w:hAnsi="Arial" w:cs="Arial"/>
-              </w:rPr>
-              <w:t>{{owner_nationality}}</w:t>
+                <w:rFonts w:ascii="Arial" w:hAnsi="Arial" w:eastAsia="Arial" w:cs="Arial"/>
+                <w:sz w:val="22"/>
+                <w:szCs w:val="22"/>
+                <w:lang w:val="en-US" w:eastAsia="en-US"/>
+              </w:rPr>
+              <w:t>{{owner_address_1}}</w:t>
             </w:r>
           </w:p>
         </w:tc>
       </w:tr>
       <w:tr>
         <w:trPr>
+          <w:cantSplit/>
           <w:trHeight w:val="397"/>
         </w:trPr>
         <w:tc>
@@ -2930,12 +3063,6 @@
                 <w:rFonts w:ascii="Arial" w:hAnsi="Arial" w:cs="Arial"/>
               </w:rPr>
             </w:pPr>
-            <w:r>
-              <w:rPr>
-                <w:rFonts w:ascii="Arial" w:hAnsi="Arial" w:cs="Arial"/>
-              </w:rPr>
-              <w:t>Full address of residence</w:t>
-            </w:r>
           </w:p>
         </w:tc>
         <w:tc>
@@ -2958,15 +3085,19 @@
             </w:pPr>
             <w:r>
               <w:rPr>
-                <w:rFonts w:ascii="Arial" w:hAnsi="Arial" w:cs="Arial"/>
-              </w:rPr>
-              <w:t>{{owner_address_1}}</w:t>
+                <w:rFonts w:ascii="Arial" w:hAnsi="Arial" w:eastAsia="Arial" w:cs="Arial"/>
+                <w:sz w:val="22"/>
+                <w:szCs w:val="22"/>
+                <w:lang w:val="en-US" w:eastAsia="en-US"/>
+              </w:rPr>
+              <w:t>{{owner_address_2}}</w:t>
             </w:r>
           </w:p>
         </w:tc>
       </w:tr>
       <w:tr>
         <w:trPr>
+          <w:cantSplit/>
           <w:trHeight w:val="397"/>
         </w:trPr>
         <w:tc>
@@ -3017,15 +3148,19 @@
             </w:pPr>
             <w:r>
               <w:rPr>
-                <w:rFonts w:ascii="Arial" w:hAnsi="Arial" w:cs="Arial"/>
-              </w:rPr>
-              <w:t>{{owner_address_2}}</w:t>
+                <w:rFonts w:ascii="Arial" w:hAnsi="Arial" w:eastAsia="Arial" w:cs="Arial"/>
+                <w:sz w:val="22"/>
+                <w:szCs w:val="22"/>
+                <w:lang w:val="en-US" w:eastAsia="en-US"/>
+              </w:rPr>
+              <w:t>{{owner_address_3}}</w:t>
             </w:r>
           </w:p>
         </w:tc>
       </w:tr>
       <w:tr>
         <w:trPr>
+          <w:cantSplit/>
           <w:trHeight w:val="397"/>
         </w:trPr>
         <w:tc>
@@ -3074,17 +3209,12 @@
                 <w:szCs w:val="20"/>
               </w:rPr>
             </w:pPr>
-            <w:r>
-              <w:rPr>
-                <w:rFonts w:ascii="Arial" w:hAnsi="Arial" w:cs="Arial"/>
-              </w:rPr>
-              <w:t>{{owner_address_3}}</w:t>
-            </w:r>
           </w:p>
         </w:tc>
       </w:tr>
       <w:tr>
         <w:trPr>
+          <w:cantSplit/>
           <w:trHeight w:val="397"/>
         </w:trPr>
         <w:tc>
@@ -3113,6 +3243,15 @@
                 <w:rFonts w:ascii="Arial" w:hAnsi="Arial" w:cs="Arial"/>
               </w:rPr>
             </w:pPr>
+            <w:r>
+              <w:rPr>
+                <w:rFonts w:ascii="Arial" w:hAnsi="Arial" w:eastAsia="Arial" w:cs="Arial"/>
+                <w:sz w:val="22"/>
+                <w:szCs w:val="22"/>
+                <w:lang w:val="en-US" w:eastAsia="en-US"/>
+              </w:rPr>
+              <w:t>Telephone number</w:t>
+            </w:r>
           </w:p>
         </w:tc>
         <w:tc>
@@ -3133,11 +3272,21 @@
                 <w:szCs w:val="20"/>
               </w:rPr>
             </w:pPr>
+            <w:r>
+              <w:rPr>
+                <w:rFonts w:ascii="Arial" w:hAnsi="Arial" w:eastAsia="Arial" w:cs="Arial"/>
+                <w:sz w:val="22"/>
+                <w:szCs w:val="22"/>
+                <w:lang w:val="en-US" w:eastAsia="en-US"/>
+              </w:rPr>
+              <w:t>{{owner_phone}}</w:t>
+            </w:r>
           </w:p>
         </w:tc>
       </w:tr>
       <w:tr>
         <w:trPr>
+          <w:cantSplit/>
           <w:trHeight w:val="397"/>
         </w:trPr>
         <w:tc>
@@ -3168,9 +3317,12 @@
             </w:pPr>
             <w:r>
               <w:rPr>
-                <w:rFonts w:ascii="Arial" w:hAnsi="Arial" w:cs="Arial"/>
-              </w:rPr>
-              <w:t>Telephone number</w:t>
+                <w:rFonts w:ascii="Arial" w:hAnsi="Arial" w:eastAsia="Arial" w:cs="Arial"/>
+                <w:sz w:val="22"/>
+                <w:szCs w:val="22"/>
+                <w:lang w:val="en-US" w:eastAsia="en-US"/>
+              </w:rPr>
+              <w:t>Email</w:t>
             </w:r>
           </w:p>
         </w:tc>
@@ -3194,80 +3346,19 @@
             </w:pPr>
             <w:r>
               <w:rPr>
-                <w:rFonts w:ascii="Arial" w:hAnsi="Arial" w:cs="Arial"/>
-              </w:rPr>
-              <w:t>{{owner_phone}}</w:t>
+                <w:rFonts w:ascii="Arial" w:hAnsi="Arial" w:eastAsia="Arial" w:cs="Arial"/>
+                <w:sz w:val="22"/>
+                <w:szCs w:val="22"/>
+                <w:lang w:val="en-US" w:eastAsia="en-US"/>
+              </w:rPr>
+              <w:t>{{owner_email}}</w:t>
             </w:r>
           </w:p>
         </w:tc>
       </w:tr>
       <w:tr>
         <w:trPr>
-          <w:trHeight w:val="397"/>
-        </w:trPr>
-        <w:tc>
-          <w:tcPr>
-            <w:tcW w:w="2638" w:type="dxa"/>
-            <w:vAlign w:val="bottom"/>
-          </w:tcPr>
-          <w:p>
-            <w:pPr>
-              <w:pStyle w:val="NoSpacing"/>
-              <w:rPr>
-                <w:rFonts w:ascii="Arial" w:hAnsi="Arial" w:cs="Arial"/>
-              </w:rPr>
-            </w:pPr>
-          </w:p>
-        </w:tc>
-        <w:tc>
-          <w:tcPr>
-            <w:tcW w:w="2465" w:type="dxa"/>
-            <w:vAlign w:val="bottom"/>
-          </w:tcPr>
-          <w:p>
-            <w:pPr>
-              <w:pStyle w:val="NoSpacing"/>
-              <w:rPr>
-                <w:rFonts w:ascii="Arial" w:hAnsi="Arial" w:cs="Arial"/>
-              </w:rPr>
-            </w:pPr>
-            <w:r>
-              <w:rPr>
-                <w:rFonts w:ascii="Arial" w:hAnsi="Arial" w:cs="Arial"/>
-              </w:rPr>
-              <w:t>Email</w:t>
-            </w:r>
-          </w:p>
-        </w:tc>
-        <w:tc>
-          <w:tcPr>
-            <w:tcW w:w="3969" w:type="dxa"/>
-            <w:tcBorders>
-              <w:top w:val="single" w:sz="4" w:space="0" w:color="auto"/>
-              <w:bottom w:val="single" w:sz="4" w:space="0" w:color="auto"/>
-            </w:tcBorders>
-            <w:vAlign w:val="bottom"/>
-          </w:tcPr>
-          <w:p>
-            <w:pPr>
-              <w:spacing w:after="0"/>
-              <w:rPr>
-                <w:rFonts w:ascii="Arial" w:hAnsi="Arial" w:cs="Arial"/>
-                <w:sz w:val="20"/>
-                <w:szCs w:val="20"/>
-              </w:rPr>
-            </w:pPr>
-            <w:r>
-              <w:rPr>
-                <w:rFonts w:ascii="Arial" w:hAnsi="Arial" w:cs="Arial"/>
-              </w:rPr>
-              <w:t>{{owner_email}}</w:t>
-            </w:r>
-          </w:p>
-        </w:tc>
-      </w:tr>
-      <w:tr>
-        <w:trPr>
+          <w:cantSplit/>
           <w:trHeight w:val="208"/>
         </w:trPr>
         <w:tc>
@@ -3367,6 +3458,8 @@
     </w:p>
     <w:p>
       <w:pPr>
+        <w:keepNext/>
+        <w:keepLines/>
         <w:autoSpaceDE w:val="0"/>
         <w:autoSpaceDN w:val="0"/>
         <w:adjustRightInd w:val="0"/>
@@ -3394,6 +3487,8 @@
     </w:p>
     <w:p>
       <w:pPr>
+        <w:keepNext/>
+        <w:keepLines/>
         <w:autoSpaceDE w:val="0"/>
         <w:autoSpaceDN w:val="0"/>
         <w:adjustRightInd w:val="0"/>
@@ -3428,12 +3523,17 @@
         <w:gridCol w:w="2780"/>
       </w:tblGrid>
       <w:tr>
+        <w:trPr>
+          <w:cantSplit/>
+        </w:trPr>
         <w:tc>
           <w:tcPr>
             <w:tcW w:w="3676" w:type="dxa"/>
           </w:tcPr>
           <w:p>
             <w:pPr>
+              <w:keepNext/>
+              <w:keepLines/>
               <w:rPr>
                 <w:rFonts w:ascii="Arial" w:hAnsi="Arial" w:cs="Arial"/>
                 <w:color w:val="000000" w:themeColor="text1"/>
@@ -3478,6 +3578,8 @@
           </w:tcPr>
           <w:p>
             <w:pPr>
+              <w:keepNext/>
+              <w:keepLines/>
               <w:rPr>
                 <w:rFonts w:ascii="Arial" w:hAnsi="Arial" w:cs="Arial"/>
                 <w:color w:val="000000" w:themeColor="text1"/>
@@ -3522,6 +3624,8 @@
           </w:tcPr>
           <w:p>
             <w:pPr>
+              <w:keepNext/>
+              <w:keepLines/>
               <w:rPr>
                 <w:rFonts w:ascii="Arial" w:hAnsi="Arial" w:cs="Arial"/>
                 <w:color w:val="000000" w:themeColor="text1"/>
@@ -3562,6 +3666,9 @@
         </w:tc>
       </w:tr>
       <w:tr>
+        <w:trPr>
+          <w:cantSplit/>
+        </w:trPr>
         <w:tc>
           <w:tcPr>
             <w:tcW w:w="9067" w:type="dxa"/>
@@ -3569,6 +3676,7 @@
           </w:tcPr>
           <w:p>
             <w:pPr>
+              <w:keepLines/>
               <w:rPr>
                 <w:rFonts w:ascii="Arial" w:hAnsi="Arial" w:cs="Arial"/>
                 <w:color w:val="000000" w:themeColor="text1"/>
@@ -3621,6 +3729,8 @@
     </w:p>
     <w:p>
       <w:pPr>
+        <w:keepNext/>
+        <w:keepLines/>
         <w:autoSpaceDE w:val="0"/>
         <w:autoSpaceDN w:val="0"/>
         <w:adjustRightInd w:val="0"/>
@@ -3648,6 +3758,8 @@
     </w:p>
     <w:p>
       <w:pPr>
+        <w:keepNext/>
+        <w:keepLines/>
         <w:autoSpaceDE w:val="0"/>
         <w:autoSpaceDN w:val="0"/>
         <w:adjustRightInd w:val="0"/>
@@ -3682,6 +3794,7 @@
       </w:tblGrid>
       <w:tr>
         <w:trPr>
+          <w:cantSplit/>
           <w:trHeight w:val="397"/>
         </w:trPr>
         <w:tc>
@@ -3692,6 +3805,8 @@
           <w:p>
             <w:pPr>
               <w:pStyle w:val="NoSpacing"/>
+              <w:keepNext/>
+              <w:keepLines/>
               <w:rPr>
                 <w:rFonts w:ascii="Arial" w:hAnsi="Arial" w:cs="Arial"/>
               </w:rPr>
@@ -3715,6 +3830,8 @@
           <w:p>
             <w:pPr>
               <w:pStyle w:val="NoSpacing"/>
+              <w:keepNext/>
+              <w:keepLines/>
               <w:rPr>
                 <w:rFonts w:ascii="Arial" w:hAnsi="Arial" w:cs="Arial"/>
               </w:rPr>
@@ -3730,6 +3847,7 @@
       </w:tr>
       <w:tr>
         <w:trPr>
+          <w:cantSplit/>
           <w:trHeight w:val="397"/>
         </w:trPr>
         <w:tc>
@@ -3740,6 +3858,8 @@
           <w:p>
             <w:pPr>
               <w:pStyle w:val="NoSpacing"/>
+              <w:keepNext/>
+              <w:keepLines/>
               <w:rPr>
                 <w:rFonts w:ascii="Arial" w:hAnsi="Arial" w:cs="Arial"/>
               </w:rPr>
@@ -3764,6 +3884,8 @@
           <w:p>
             <w:pPr>
               <w:pStyle w:val="NoSpacing"/>
+              <w:keepNext/>
+              <w:keepLines/>
               <w:rPr>
                 <w:rFonts w:ascii="Arial" w:hAnsi="Arial" w:cs="Arial"/>
               </w:rPr>
@@ -3779,6 +3901,7 @@
       </w:tr>
       <w:tr>
         <w:trPr>
+          <w:cantSplit/>
           <w:trHeight w:val="397"/>
         </w:trPr>
         <w:tc>
@@ -3789,6 +3912,8 @@
           <w:p>
             <w:pPr>
               <w:pStyle w:val="NoSpacing"/>
+              <w:keepNext/>
+              <w:keepLines/>
               <w:rPr>
                 <w:rFonts w:ascii="Arial" w:hAnsi="Arial" w:cs="Arial"/>
               </w:rPr>
@@ -3807,6 +3932,8 @@
           <w:p>
             <w:pPr>
               <w:pStyle w:val="NoSpacing"/>
+              <w:keepNext/>
+              <w:keepLines/>
               <w:rPr>
                 <w:rFonts w:ascii="Arial" w:hAnsi="Arial" w:cs="Arial"/>
               </w:rPr>
@@ -3822,6 +3949,7 @@
       </w:tr>
       <w:tr>
         <w:trPr>
+          <w:cantSplit/>
           <w:trHeight w:val="397"/>
         </w:trPr>
         <w:tc>
@@ -3832,6 +3960,8 @@
           <w:p>
             <w:pPr>
               <w:pStyle w:val="NoSpacing"/>
+              <w:keepNext/>
+              <w:keepLines/>
               <w:rPr>
                 <w:rFonts w:ascii="Arial" w:hAnsi="Arial" w:cs="Arial"/>
               </w:rPr>
@@ -3850,6 +3980,8 @@
           <w:p>
             <w:pPr>
               <w:pStyle w:val="NoSpacing"/>
+              <w:keepNext/>
+              <w:keepLines/>
               <w:rPr>
                 <w:rFonts w:ascii="Arial" w:hAnsi="Arial" w:cs="Arial"/>
               </w:rPr>
@@ -3865,6 +3997,7 @@
       </w:tr>
       <w:tr>
         <w:trPr>
+          <w:cantSplit/>
           <w:trHeight w:val="397"/>
         </w:trPr>
         <w:tc>
@@ -3875,6 +4008,8 @@
           <w:p>
             <w:pPr>
               <w:pStyle w:val="NoSpacing"/>
+              <w:keepNext/>
+              <w:keepLines/>
               <w:rPr>
                 <w:rFonts w:ascii="Arial" w:hAnsi="Arial" w:cs="Arial"/>
               </w:rPr>
@@ -3893,6 +4028,8 @@
           <w:p>
             <w:pPr>
               <w:pStyle w:val="NoSpacing"/>
+              <w:keepNext/>
+              <w:keepLines/>
               <w:rPr>
                 <w:rFonts w:ascii="Arial" w:hAnsi="Arial" w:cs="Arial"/>
               </w:rPr>
@@ -3902,6 +4039,7 @@
       </w:tr>
       <w:tr>
         <w:trPr>
+          <w:cantSplit/>
           <w:trHeight w:val="397"/>
         </w:trPr>
         <w:tc>
@@ -3912,6 +4050,8 @@
           <w:p>
             <w:pPr>
               <w:pStyle w:val="NoSpacing"/>
+              <w:keepNext/>
+              <w:keepLines/>
               <w:rPr>
                 <w:rFonts w:ascii="Arial" w:hAnsi="Arial" w:cs="Arial"/>
               </w:rPr>
@@ -3936,6 +4076,8 @@
           <w:p>
             <w:pPr>
               <w:pStyle w:val="NoSpacing"/>
+              <w:keepNext/>
+              <w:keepLines/>
               <w:rPr>
                 <w:rFonts w:ascii="Arial" w:hAnsi="Arial" w:cs="Arial"/>
               </w:rPr>
@@ -3951,6 +4093,7 @@
       </w:tr>
       <w:tr>
         <w:trPr>
+          <w:cantSplit/>
           <w:trHeight w:val="397"/>
         </w:trPr>
         <w:tc>
@@ -3961,6 +4104,8 @@
           <w:p>
             <w:pPr>
               <w:pStyle w:val="NoSpacing"/>
+              <w:keepNext/>
+              <w:keepLines/>
               <w:rPr>
                 <w:rFonts w:ascii="Arial" w:hAnsi="Arial" w:cs="Arial"/>
               </w:rPr>
@@ -3985,6 +4130,8 @@
           <w:p>
             <w:pPr>
               <w:pStyle w:val="NoSpacing"/>
+              <w:keepNext/>
+              <w:keepLines/>
               <w:rPr>
                 <w:rFonts w:ascii="Arial" w:hAnsi="Arial" w:cs="Arial"/>
               </w:rPr>
@@ -4000,6 +4147,7 @@
       </w:tr>
       <w:tr>
         <w:trPr>
+          <w:cantSplit/>
           <w:trHeight w:val="397"/>
         </w:trPr>
         <w:tc>
@@ -4010,6 +4158,8 @@
           <w:p>
             <w:pPr>
               <w:pStyle w:val="NoSpacing"/>
+              <w:keepNext/>
+              <w:keepLines/>
               <w:rPr>
                 <w:rFonts w:ascii="Arial" w:hAnsi="Arial" w:cs="Arial"/>
               </w:rPr>
@@ -4034,6 +4184,8 @@
           <w:p>
             <w:pPr>
               <w:pStyle w:val="NoSpacing"/>
+              <w:keepNext/>
+              <w:keepLines/>
               <w:rPr>
                 <w:rFonts w:ascii="Arial" w:hAnsi="Arial" w:cs="Arial"/>
               </w:rPr>
@@ -4049,6 +4201,7 @@
       </w:tr>
       <w:tr>
         <w:trPr>
+          <w:cantSplit/>
           <w:trHeight w:val="397"/>
         </w:trPr>
         <w:tc>
@@ -4059,6 +4212,8 @@
           <w:p>
             <w:pPr>
               <w:pStyle w:val="NoSpacing"/>
+              <w:keepNext/>
+              <w:keepLines/>
               <w:rPr>
                 <w:rFonts w:ascii="Arial" w:hAnsi="Arial" w:cs="Arial"/>
               </w:rPr>
@@ -4083,6 +4238,8 @@
           <w:p>
             <w:pPr>
               <w:pStyle w:val="NoSpacing"/>
+              <w:keepNext/>
+              <w:keepLines/>
               <w:rPr>
                 <w:rFonts w:ascii="Arial" w:hAnsi="Arial" w:cs="Arial"/>
               </w:rPr>
@@ -4098,6 +4255,7 @@
       </w:tr>
       <w:tr>
         <w:trPr>
+          <w:cantSplit/>
           <w:trHeight w:val="397"/>
         </w:trPr>
         <w:tc>
@@ -4108,6 +4266,8 @@
           <w:p>
             <w:pPr>
               <w:pStyle w:val="NoSpacing"/>
+              <w:keepNext/>
+              <w:keepLines/>
               <w:rPr>
                 <w:rFonts w:ascii="Arial" w:hAnsi="Arial" w:cs="Arial"/>
               </w:rPr>
@@ -4132,6 +4292,8 @@
           <w:p>
             <w:pPr>
               <w:pStyle w:val="NoSpacing"/>
+              <w:keepNext/>
+              <w:keepLines/>
               <w:rPr>
                 <w:rFonts w:ascii="Arial" w:hAnsi="Arial" w:cs="Arial"/>
               </w:rPr>
@@ -4147,6 +4309,7 @@
       </w:tr>
       <w:tr>
         <w:trPr>
+          <w:cantSplit/>
           <w:trHeight w:val="397"/>
         </w:trPr>
         <w:tc>
@@ -4157,6 +4320,8 @@
           <w:p>
             <w:pPr>
               <w:pStyle w:val="NoSpacing"/>
+              <w:keepNext/>
+              <w:keepLines/>
               <w:rPr>
                 <w:rFonts w:ascii="Arial" w:hAnsi="Arial" w:cs="Arial"/>
               </w:rPr>
@@ -4181,6 +4346,8 @@
           <w:p>
             <w:pPr>
               <w:pStyle w:val="NoSpacing"/>
+              <w:keepNext/>
+              <w:keepLines/>
               <w:rPr>
                 <w:rFonts w:ascii="Arial" w:hAnsi="Arial" w:cs="Arial"/>
               </w:rPr>
@@ -4196,6 +4363,7 @@
       </w:tr>
       <w:tr>
         <w:trPr>
+          <w:cantSplit/>
           <w:trHeight w:val="397"/>
         </w:trPr>
         <w:tc>
@@ -4206,6 +4374,8 @@
           <w:p>
             <w:pPr>
               <w:pStyle w:val="NoSpacing"/>
+              <w:keepNext/>
+              <w:keepLines/>
               <w:rPr>
                 <w:rFonts w:ascii="Arial" w:hAnsi="Arial" w:cs="Arial"/>
               </w:rPr>
@@ -4230,6 +4400,8 @@
           <w:p>
             <w:pPr>
               <w:pStyle w:val="NoSpacing"/>
+              <w:keepNext/>
+              <w:keepLines/>
               <w:rPr>
                 <w:rFonts w:ascii="Arial" w:hAnsi="Arial" w:cs="Arial"/>
               </w:rPr>
@@ -4245,6 +4417,7 @@
       </w:tr>
       <w:tr>
         <w:trPr>
+          <w:cantSplit/>
           <w:trHeight w:val="397"/>
         </w:trPr>
         <w:tc>
@@ -4255,6 +4428,8 @@
           <w:p>
             <w:pPr>
               <w:pStyle w:val="NoSpacing"/>
+              <w:keepNext/>
+              <w:keepLines/>
               <w:rPr>
                 <w:rFonts w:ascii="Arial" w:hAnsi="Arial" w:cs="Arial"/>
               </w:rPr>
@@ -4273,6 +4448,8 @@
           <w:p>
             <w:pPr>
               <w:pStyle w:val="NoSpacing"/>
+              <w:keepNext/>
+              <w:keepLines/>
               <w:rPr>
                 <w:rFonts w:ascii="Arial" w:hAnsi="Arial" w:cs="Arial"/>
               </w:rPr>
@@ -4288,6 +4465,7 @@
       </w:tr>
       <w:tr>
         <w:trPr>
+          <w:cantSplit/>
           <w:trHeight w:val="397"/>
         </w:trPr>
         <w:tc>
@@ -4298,6 +4476,8 @@
           <w:p>
             <w:pPr>
               <w:pStyle w:val="NoSpacing"/>
+              <w:keepNext/>
+              <w:keepLines/>
               <w:rPr>
                 <w:rFonts w:ascii="Arial" w:hAnsi="Arial" w:cs="Arial"/>
               </w:rPr>
@@ -4316,6 +4496,8 @@
           <w:p>
             <w:pPr>
               <w:pStyle w:val="NoSpacing"/>
+              <w:keepNext/>
+              <w:keepLines/>
               <w:rPr>
                 <w:rFonts w:ascii="Arial" w:hAnsi="Arial" w:cs="Arial"/>
               </w:rPr>
@@ -4330,6 +4512,9 @@
         </w:tc>
       </w:tr>
       <w:tr>
+        <w:trPr>
+          <w:cantSplit/>
+        </w:trPr>
         <w:tc>
           <w:tcPr>
             <w:tcW w:w="3402" w:type="dxa"/>
@@ -4338,6 +4523,7 @@
           <w:p>
             <w:pPr>
               <w:pStyle w:val="NoSpacing"/>
+              <w:keepLines/>
               <w:rPr>
                 <w:rFonts w:ascii="Arial" w:hAnsi="Arial" w:cs="Arial"/>
               </w:rPr>
@@ -4356,6 +4542,7 @@
           <w:p>
             <w:pPr>
               <w:pStyle w:val="NoSpacing"/>
+              <w:keepLines/>
               <w:rPr>
                 <w:rFonts w:ascii="Arial" w:hAnsi="Arial" w:cs="Arial"/>
               </w:rPr>
@@ -4460,15 +4647,11 @@
       </w:pPr>
       <w:r>
         <w:rPr>
-          <w:rFonts w:ascii="Arial" w:hAnsi="Arial" w:cs="Arial"/>
-          <w:lang w:val="en-US"/>
-        </w:rPr>
-        <w:t>The present Agreement constitutes a commission contract within the meaning of Art. 425 et seq. OR (Swiss Code of Obligations) and applies when the Consignor consigns auction goods (coins, medals, literature, etc.) to Leu Numismatik AG ("Consignee"), which the Consignee is to sell at auction in its own name and on behalf of the Consignor.</w:t>
-      </w:r>
-      <w:bookmarkStart w:id="0" w:name="_Hlk157178170"/>
-      <w:bookmarkStart w:id="1" w:name="_Hlk157178179"/>
-      <w:bookmarkEnd w:id="0"/>
-      <w:bookmarkEnd w:id="1"/>
+          <w:rFonts w:ascii="Arial" w:hAnsi="Arial" w:eastAsia="Arial" w:cs="Arial"/>
+          <w:lang w:val="en-US" w:eastAsia="en-US"/>
+        </w:rPr>
+        <w:t>The present Agreement constitutes a commission contract within the meaning of Art. 425 et seq. OR (Swiss Code of Obligations) and applies when the Consignor consigns auction goods (coins, medals, literature, etc.) to Leu Numismatik AG ("Consignee"), which the Consignee shall sell at an auction in its own name and for the account of the Consignor.</w:t>
+      </w:r>
     </w:p>
     <w:p>
       <w:pPr>
@@ -4513,10 +4696,10 @@
       </w:pPr>
       <w:r>
         <w:rPr>
-          <w:rFonts w:ascii="Arial" w:hAnsi="Arial" w:cs="Arial"/>
-          <w:lang w:val="en-US"/>
-        </w:rPr>
-        <w:t>The Consignor exclusively instructs the Consignee to sell the auction goods listed in Annex B (consignment list and/or photo documentation) to this Agreement by way of voluntary auction in its own name and on behalf of the Consignor.</w:t>
+          <w:rFonts w:ascii="Arial" w:hAnsi="Arial" w:eastAsia="Arial" w:cs="Arial"/>
+          <w:lang w:val="en-US" w:eastAsia="en-US"/>
+        </w:rPr>
+        <w:t>The Consignor exclusively instructs the Consignee to sell the auction goods listed in Annex B (consignment list and/or photo documentation) of this Agreement by way of a voluntary auction in its own name and for the account of the Consignor.</w:t>
       </w:r>
     </w:p>
     <w:p>
@@ -4536,17 +4719,10 @@
       </w:pPr>
       <w:r>
         <w:rPr>
-          <w:rFonts w:ascii="Arial" w:hAnsi="Arial" w:cs="Arial"/>
-          <w:lang w:val="en-US"/>
-        </w:rPr>
-        <w:tab/>
-      </w:r>
-      <w:r>
-        <w:rPr>
-          <w:rFonts w:ascii="Arial" w:hAnsi="Arial" w:cs="Arial"/>
-          <w:lang w:val="en-US"/>
-        </w:rPr>
-        <w:t>In consigning the goods, the Consignor declares its intention to sell the auction goods in an auction of the Consignee.</w:t>
+          <w:rFonts w:ascii="Arial" w:hAnsi="Arial" w:eastAsia="Arial" w:cs="Arial"/>
+          <w:lang w:val="en-US" w:eastAsia="en-US"/>
+        </w:rPr>
+        <w:t>By consigning the goods, the Consignor expresses the intention that the auction goods be sold at an auction conducted by the Consignee.</w:t>
       </w:r>
     </w:p>
     <w:p>
@@ -4778,10 +4954,10 @@
       </w:pPr>
       <w:r>
         <w:rPr>
-          <w:rFonts w:ascii="Arial" w:hAnsi="Arial" w:cs="Arial"/>
-          <w:lang w:val="en-US"/>
-        </w:rPr>
-        <w:t>The Consignor declares that the auction goods have been lawfully acquired and taxed, and confirms that he/she is the lawful owner and is entitled to dispose of them without restriction within the meaning of the Federal Act on the International Transfer of Cultural Property of June 20, 2003 (KGTG) and the associated Ordinance on the International Transfer of Cultural Property of April 13, 2005 (KGTV) (Art. 16 KGTG in conjunction with Art. 18 KGTV). For this purpose, the Consignor shall provide the Consignee with a copy of the official identification document and a written declaration of his/her authorization to dispose of the cultural property. In the case of a legal entity, an extract from the commercial register or a comparable foreign document must also be submitted.</w:t>
+          <w:rFonts w:ascii="Arial" w:hAnsi="Arial" w:eastAsia="Arial" w:cs="Arial"/>
+          <w:lang w:val="en-US" w:eastAsia="en-US"/>
+        </w:rPr>
+        <w:t>The Consignor declares that the auction goods have been lawfully acquired and taxed and confirms being their lawful owner and entitled to dispose of them without restriction within the meaning of the Federal Act on the International Transfer of Cultural Property of June 20, 2003 (CPTA) and the associated Ordinance on the International Transfer of Cultural Property of April 13, 2005 (CPTO) (Art. 16 CPTA in conjunction with Art. 18 CPTO). The Consignee must be provided with a copy of the Consignor's official identification document or, where the Consignor is a legal entity or partnership, that of the authorized person acting for it, together with a written declaration of the right to dispose of the cultural property. A legal entity or partnership must also provide a commercial-register extract or a comparable foreign document.</w:t>
       </w:r>
     </w:p>
     <w:p>
@@ -4801,17 +4977,10 @@
       </w:pPr>
       <w:r>
         <w:rPr>
-          <w:rFonts w:ascii="Arial" w:hAnsi="Arial" w:cs="Arial"/>
-          <w:lang w:val="en-US"/>
-        </w:rPr>
-        <w:tab/>
-      </w:r>
-      <w:r>
-        <w:rPr>
-          <w:rFonts w:ascii="Arial" w:hAnsi="Arial" w:cs="Arial"/>
-          <w:lang w:val="en-US"/>
-        </w:rPr>
-        <w:t>If the Consignor is not the owner of the auction goods, he/she declares that he/she is authorized to act on behalf of the owner entitled to dispose of the goods. At the request of the Consignee, the Consignor shall be obliged to provide corresponding proof (e.g. an original authorization from the owner authorized to dispose of the goods).</w:t>
+          <w:rFonts w:ascii="Arial" w:hAnsi="Arial" w:eastAsia="Arial" w:cs="Arial"/>
+          <w:lang w:val="en-US" w:eastAsia="en-US"/>
+        </w:rPr>
+        <w:t>If the auction goods are consigned by an authorized person or by a legal entity or partnership acting on behalf of the Consignor, that person or entity confirms being authorized to act for the Consignor entitled to dispose of the goods. At the Consignee's request, the authorized person or entity must provide appropriate evidence, such as an original authorization from the Consignor entitled to dispose of the goods.</w:t>
       </w:r>
     </w:p>
     <w:p>
@@ -4984,10 +5153,10 @@
       </w:pPr>
       <w:r>
         <w:rPr>
-          <w:rFonts w:ascii="Arial" w:hAnsi="Arial" w:cs="Arial"/>
-          <w:lang w:val="en-US"/>
-        </w:rPr>
-        <w:t>The Consignor confirms that he/she has received the information sheet on existing import and export regulations from the Consignee, has taken note of it and has thus been informed in writing about existing import and export regulations of contracting states.</w:t>
+          <w:rFonts w:ascii="Arial" w:hAnsi="Arial" w:eastAsia="Arial" w:cs="Arial"/>
+          <w:lang w:val="en-US" w:eastAsia="en-US"/>
+        </w:rPr>
+        <w:t>The Consignor confirms receipt of the Consignee's information sheet on existing import and export regulations and acknowledges its contents.</w:t>
       </w:r>
     </w:p>
     <w:p>
@@ -5011,42 +5180,10 @@
       </w:pPr>
       <w:r>
         <w:rPr>
-          <w:rFonts w:ascii="Arial" w:hAnsi="Arial" w:cs="Arial"/>
-          <w:lang w:val="en-US"/>
-        </w:rPr>
-        <w:t xml:space="preserve">In the case of consignment in Switzerland, the Consignor confirms that the auction goods were specifically declared as such upon importation at Swiss customs in accordance with Art. 4a KGTG in conjunction with Art. 25 KGTV. The Consignor acknowledges that the consequences of a missing or false declaration of cultural property at customs and illegal </w:t>
-      </w:r>
-      <w:proofErr w:type="gramStart"/>
-      <w:r>
-        <w:rPr>
-          <w:rFonts w:ascii="Arial" w:hAnsi="Arial" w:cs="Arial"/>
-          <w:lang w:val="en-US"/>
-        </w:rPr>
-        <w:t>import</w:t>
-      </w:r>
-      <w:proofErr w:type="gramEnd"/>
-      <w:r>
-        <w:rPr>
-          <w:rFonts w:ascii="Arial" w:hAnsi="Arial" w:cs="Arial"/>
-          <w:lang w:val="en-US"/>
-        </w:rPr>
-        <w:t xml:space="preserve">, transit or </w:t>
-      </w:r>
-      <w:proofErr w:type="gramStart"/>
-      <w:r>
-        <w:rPr>
-          <w:rFonts w:ascii="Arial" w:hAnsi="Arial" w:cs="Arial"/>
-          <w:lang w:val="en-US"/>
-        </w:rPr>
-        <w:t>export</w:t>
-      </w:r>
-      <w:proofErr w:type="gramEnd"/>
-      <w:r>
-        <w:rPr>
-          <w:rFonts w:ascii="Arial" w:hAnsi="Arial" w:cs="Arial"/>
-          <w:lang w:val="en-US"/>
-        </w:rPr>
-        <w:t xml:space="preserve"> are punishable under Art. 24 KGTG. The Consignor also confirms that he/she has exported the auction goods properly and in accordance with the legal regulations of the country of origin.</w:t>
+          <w:rFonts w:ascii="Arial" w:hAnsi="Arial" w:eastAsia="Arial" w:cs="Arial"/>
+          <w:lang w:val="en-US" w:eastAsia="en-US"/>
+        </w:rPr>
+        <w:t>For a consignment in Switzerland, the Consignor confirms that the auction goods were specifically declared as such upon importation at Swiss customs in accordance with Art. 4a CPTA in conjunction with Art. 25 CPTO. The Consignor acknowledges that failure to declare cultural property, a false customs declaration, or an unlawful import, transit, or export is punishable under Art. 24 CPTA. The Consignor further confirms that the auction goods were properly exported in accordance with the laws of the country of origin.</w:t>
       </w:r>
     </w:p>
     <w:p>
@@ -5129,8 +5266,10 @@
         <w:r>
           <w:rPr>
             <w:rStyle w:val="Hyperlink"/>
-            <w:rFonts w:ascii="Arial" w:hAnsi="Arial" w:cs="Arial"/>
-            <w:lang w:val="en-US"/>
+            <w:rFonts w:ascii="Arial" w:hAnsi="Arial" w:eastAsia="Arial" w:cs="Arial"/>
+            <w:color w:val="0000FF"/>
+            <w:u w:val="single"/>
+            <w:lang w:val="en-US" w:eastAsia="en-US"/>
           </w:rPr>
           <w:t>https://leunumismatik.com/en/imprint</w:t>
         </w:r>
@@ -5558,36 +5697,6 @@
           <w:lang w:val="en-US"/>
         </w:rPr>
       </w:pPr>
-      <w:r>
-        <w:rPr>
-          <w:rFonts w:ascii="Arial" w:hAnsi="Arial" w:cs="Arial"/>
-          <w:lang w:val="en-US"/>
-        </w:rPr>
-        <w:tab/>
-      </w:r>
-      <w:r>
-        <w:rPr>
-          <w:rFonts w:ascii="Arial" w:hAnsi="Arial" w:cs="Arial"/>
-          <w:lang w:val="en-US"/>
-        </w:rPr>
-        <w:t>Auction goods consigned abroad will only be returned by post.</w:t>
-      </w:r>
-    </w:p>
-    <w:p>
-      <w:pPr>
-        <w:tabs>
-          <w:tab w:val="left" w:pos="709"/>
-        </w:tabs>
-        <w:autoSpaceDE w:val="0"/>
-        <w:autoSpaceDN w:val="0"/>
-        <w:adjustRightInd w:val="0"/>
-        <w:spacing w:before="120" w:after="0" w:line="240" w:lineRule="atLeast"/>
-        <w:ind w:left="708"/>
-        <w:rPr>
-          <w:rFonts w:ascii="Arial" w:hAnsi="Arial" w:cs="Arial"/>
-          <w:lang w:val="en-US"/>
-        </w:rPr>
-      </w:pPr>
     </w:p>
     <w:p>
       <w:pPr>
@@ -5626,10 +5735,10 @@
       </w:pPr>
       <w:r>
         <w:rPr>
-          <w:rFonts w:ascii="Arial" w:hAnsi="Arial" w:cs="Arial"/>
-          <w:lang w:val="en-US"/>
-        </w:rPr>
-        <w:t>This Agreement may be terminated by either party at any time with immediate effect. Notice of termination must be given in writing by registered letter. If the Consignor terminates the contract in whole or in part before the auction, it shall compensate the Consignee as follows (based on the date on which the Consignee receives the notice of termination):</w:t>
+          <w:rFonts w:ascii="Arial" w:hAnsi="Arial" w:eastAsia="Arial" w:cs="Arial"/>
+          <w:lang w:val="en-US" w:eastAsia="en-US"/>
+        </w:rPr>
+        <w:t>Either party may terminate this Agreement at any time with immediate effect by written notice sent by registered letter. If the Consignor terminates the Agreement in whole or in part before the auction, the Consignor shall compensate the Consignee as follows (based on the date on which the Consignee receives the notice of termination):</w:t>
       </w:r>
     </w:p>
     <w:p>
@@ -5867,8 +5976,10 @@
         <w:r>
           <w:rPr>
             <w:rStyle w:val="Hyperlink"/>
-            <w:rFonts w:ascii="Arial" w:hAnsi="Arial" w:cs="Arial"/>
-            <w:lang w:val="en-US"/>
+            <w:rFonts w:ascii="Arial" w:hAnsi="Arial" w:eastAsia="Arial" w:cs="Arial"/>
+            <w:color w:val="0000FF"/>
+            <w:u w:val="single"/>
+            <w:lang w:val="en-US" w:eastAsia="en-US"/>
           </w:rPr>
           <w:t>https://leunumismatik.com/en/terms</w:t>
         </w:r>
@@ -5977,33 +6088,6 @@
           <w:lang w:val="en-US"/>
         </w:rPr>
       </w:pPr>
-    </w:p>
-    <w:p>
-      <w:pPr>
-        <w:pStyle w:val="ListParagraph"/>
-        <w:tabs>
-          <w:tab w:val="left" w:pos="709"/>
-        </w:tabs>
-        <w:autoSpaceDE w:val="0"/>
-        <w:autoSpaceDN w:val="0"/>
-        <w:adjustRightInd w:val="0"/>
-        <w:spacing w:before="120" w:after="0" w:line="240" w:lineRule="atLeast"/>
-        <w:rPr>
-          <w:rFonts w:ascii="Arial" w:hAnsi="Arial" w:cs="Arial"/>
-          <w:i/>
-          <w:iCs/>
-          <w:lang w:val="en-US"/>
-        </w:rPr>
-      </w:pPr>
-      <w:r>
-        <w:rPr>
-          <w:rFonts w:ascii="Arial" w:hAnsi="Arial" w:cs="Arial"/>
-          <w:i/>
-          <w:iCs/>
-          <w:lang w:val="en-US"/>
-        </w:rPr>
-        <w:t>Signatures on the next page.</w:t>
-      </w:r>
     </w:p>
     <w:p>
       <w:pPr>
@@ -6060,6 +6144,7 @@
       </w:tblGrid>
       <w:tr>
         <w:trPr>
+          <w:cantSplit/>
           <w:trHeight w:val="701"/>
         </w:trPr>
         <w:tc>
@@ -6069,6 +6154,8 @@
           </w:tcPr>
           <w:p>
             <w:pPr>
+              <w:keepNext/>
+              <w:keepLines/>
               <w:spacing w:after="0"/>
               <w:rPr>
                 <w:rFonts w:ascii="Arial" w:hAnsi="Arial" w:cs="Arial"/>
@@ -6092,6 +6179,8 @@
           </w:tcPr>
           <w:p>
             <w:pPr>
+              <w:keepNext/>
+              <w:keepLines/>
               <w:spacing w:after="0"/>
               <w:rPr>
                 <w:rFonts w:ascii="Arial" w:hAnsi="Arial" w:cs="Arial"/>
@@ -6110,6 +6199,8 @@
           </w:tcPr>
           <w:p>
             <w:pPr>
+              <w:keepNext/>
+              <w:keepLines/>
               <w:spacing w:after="0"/>
               <w:rPr>
                 <w:rFonts w:ascii="Arial" w:hAnsi="Arial" w:cs="Arial"/>
@@ -6129,6 +6220,9 @@
         </w:tc>
       </w:tr>
       <w:tr>
+        <w:trPr>
+          <w:cantSplit/>
+        </w:trPr>
         <w:tc>
           <w:tcPr>
             <w:tcW w:w="1701" w:type="dxa"/>
@@ -6136,6 +6230,8 @@
           </w:tcPr>
           <w:p>
             <w:pPr>
+              <w:keepNext/>
+              <w:keepLines/>
               <w:spacing w:after="0"/>
               <w:rPr>
                 <w:rFonts w:ascii="Arial" w:hAnsi="Arial" w:cs="Arial"/>
@@ -6158,6 +6254,8 @@
           </w:tcPr>
           <w:p>
             <w:pPr>
+              <w:keepNext/>
+              <w:keepLines/>
               <w:spacing w:after="0"/>
               <w:rPr>
                 <w:rFonts w:ascii="Arial" w:hAnsi="Arial" w:cs="Arial"/>
@@ -6195,6 +6293,8 @@
           </w:tcPr>
           <w:p>
             <w:pPr>
+              <w:keepNext/>
+              <w:keepLines/>
               <w:spacing w:after="0"/>
               <w:rPr>
                 <w:rFonts w:ascii="Arial" w:hAnsi="Arial" w:cs="Arial"/>
@@ -6210,6 +6310,8 @@
           </w:tcPr>
           <w:p>
             <w:pPr>
+              <w:keepNext/>
+              <w:keepLines/>
               <w:spacing w:after="0"/>
               <w:rPr>
                 <w:rFonts w:ascii="Arial" w:hAnsi="Arial" w:cs="Arial"/>
@@ -6232,6 +6334,8 @@
           </w:tcPr>
           <w:p>
             <w:pPr>
+              <w:keepNext/>
+              <w:keepLines/>
               <w:spacing w:after="0"/>
               <w:rPr>
                 <w:rFonts w:ascii="Arial" w:hAnsi="Arial" w:cs="Arial"/>
@@ -6248,6 +6352,7 @@
       </w:tr>
       <w:tr>
         <w:trPr>
+          <w:cantSplit/>
           <w:trHeight w:val="807"/>
         </w:trPr>
         <w:tc>
@@ -6259,6 +6364,8 @@
           </w:tcPr>
           <w:p>
             <w:pPr>
+              <w:keepNext/>
+              <w:keepLines/>
               <w:spacing w:after="0"/>
               <w:rPr>
                 <w:rFonts w:ascii="Arial" w:hAnsi="Arial" w:cs="Arial"/>
@@ -6276,6 +6383,8 @@
           </w:tcPr>
           <w:p>
             <w:pPr>
+              <w:keepNext/>
+              <w:keepLines/>
               <w:spacing w:after="0"/>
               <w:rPr>
                 <w:rFonts w:ascii="Arial" w:hAnsi="Arial" w:cs="Arial"/>
@@ -6285,6 +6394,8 @@
           </w:p>
           <w:p>
             <w:pPr>
+              <w:keepNext/>
+              <w:keepLines/>
               <w:spacing w:after="0"/>
               <w:rPr>
                 <w:rFonts w:ascii="Arial" w:hAnsi="Arial" w:cs="Arial"/>
@@ -6294,6 +6405,8 @@
           </w:p>
           <w:p>
             <w:pPr>
+              <w:keepNext/>
+              <w:keepLines/>
               <w:spacing w:after="0"/>
               <w:rPr>
                 <w:rFonts w:ascii="Arial" w:hAnsi="Arial" w:cs="Arial"/>
@@ -6356,6 +6469,8 @@
           </w:tcPr>
           <w:p>
             <w:pPr>
+              <w:keepNext/>
+              <w:keepLines/>
               <w:spacing w:after="0"/>
               <w:rPr>
                 <w:rFonts w:ascii="Arial" w:hAnsi="Arial" w:cs="Arial"/>
@@ -6373,6 +6488,8 @@
           </w:tcPr>
           <w:p>
             <w:pPr>
+              <w:keepNext/>
+              <w:keepLines/>
               <w:spacing w:after="0"/>
               <w:rPr>
                 <w:rFonts w:ascii="Arial" w:hAnsi="Arial" w:cs="Arial"/>
@@ -6391,6 +6508,8 @@
           </w:tcPr>
           <w:p>
             <w:pPr>
+              <w:keepNext/>
+              <w:keepLines/>
               <w:spacing w:after="0"/>
               <w:rPr>
                 <w:rFonts w:ascii="Arial" w:hAnsi="Arial" w:cs="Arial"/>
@@ -6400,6 +6519,8 @@
           </w:p>
           <w:p>
             <w:pPr>
+              <w:keepNext/>
+              <w:keepLines/>
               <w:spacing w:after="0"/>
               <w:rPr>
                 <w:rFonts w:ascii="Arial" w:hAnsi="Arial" w:cs="Arial"/>
@@ -6409,6 +6530,8 @@
           </w:p>
           <w:p>
             <w:pPr>
+              <w:keepNext/>
+              <w:keepLines/>
               <w:spacing w:after="0"/>
               <w:rPr>
                 <w:rFonts w:ascii="Arial" w:hAnsi="Arial" w:cs="Arial"/>
@@ -6424,6 +6547,9 @@
         </w:tc>
       </w:tr>
       <w:tr>
+        <w:trPr>
+          <w:cantSplit/>
+        </w:trPr>
         <w:tc>
           <w:tcPr>
             <w:tcW w:w="4395" w:type="dxa"/>
@@ -6434,6 +6560,7 @@
           </w:tcPr>
           <w:p>
             <w:pPr>
+              <w:keepLines/>
               <w:spacing w:before="60" w:after="0"/>
               <w:rPr>
                 <w:rFonts w:ascii="Arial" w:hAnsi="Arial" w:cs="Arial"/>
@@ -6471,6 +6598,7 @@
           </w:tcPr>
           <w:p>
             <w:pPr>
+              <w:keepLines/>
               <w:spacing w:before="60" w:after="0"/>
               <w:rPr>
                 <w:rFonts w:ascii="Arial" w:hAnsi="Arial" w:cs="Arial"/>
@@ -6486,6 +6614,7 @@
           </w:tcPr>
           <w:p>
             <w:pPr>
+              <w:keepLines/>
               <w:spacing w:before="60" w:after="0"/>
               <w:rPr>
                 <w:rFonts w:ascii="Arial" w:hAnsi="Arial" w:cs="Arial"/>
@@ -6542,6 +6671,8 @@
     </w:p>
     <w:p>
       <w:pPr>
+        <w:keepNext/>
+        <w:keepLines/>
         <w:autoSpaceDE w:val="0"/>
         <w:autoSpaceDN w:val="0"/>
         <w:adjustRightInd w:val="0"/>
@@ -6570,6 +6701,8 @@
     </w:p>
     <w:p>
       <w:pPr>
+        <w:keepNext/>
+        <w:keepLines/>
         <w:autoSpaceDE w:val="0"/>
         <w:autoSpaceDN w:val="0"/>
         <w:adjustRightInd w:val="0"/>
@@ -6604,12 +6737,17 @@
         <w:gridCol w:w="6962"/>
       </w:tblGrid>
       <w:tr>
+        <w:trPr>
+          <w:cantSplit/>
+        </w:trPr>
         <w:tc>
           <w:tcPr>
             <w:tcW w:w="846" w:type="dxa"/>
           </w:tcPr>
           <w:p>
             <w:pPr>
+              <w:keepNext/>
+              <w:keepLines/>
               <w:rPr>
                 <w:rFonts w:ascii="Arial" w:hAnsi="Arial" w:cs="Arial"/>
               </w:rPr>
@@ -6628,6 +6766,8 @@
           </w:tcPr>
           <w:p>
             <w:pPr>
+              <w:keepNext/>
+              <w:keepLines/>
               <w:rPr>
                 <w:rFonts w:ascii="Arial" w:hAnsi="Arial" w:cs="Arial"/>
               </w:rPr>
@@ -6636,12 +6776,17 @@
         </w:tc>
       </w:tr>
       <w:tr>
+        <w:trPr>
+          <w:cantSplit/>
+        </w:trPr>
         <w:tc>
           <w:tcPr>
             <w:tcW w:w="846" w:type="dxa"/>
           </w:tcPr>
           <w:p>
             <w:pPr>
+              <w:keepNext/>
+              <w:keepLines/>
               <w:rPr>
                 <w:rFonts w:ascii="Arial" w:hAnsi="Arial" w:cs="Arial"/>
                 <w:sz w:val="20"/>
@@ -6664,6 +6809,8 @@
           </w:tcPr>
           <w:p>
             <w:pPr>
+              <w:keepNext/>
+              <w:keepLines/>
               <w:rPr>
                 <w:rFonts w:ascii="Arial" w:hAnsi="Arial" w:cs="Arial"/>
                 <w:lang w:val="en-US"/>
@@ -6671,21 +6818,26 @@
             </w:pPr>
             <w:r>
               <w:rPr>
-                <w:rFonts w:ascii="Arial" w:hAnsi="Arial" w:cs="Arial"/>
-                <w:lang w:val="en-US"/>
-              </w:rPr>
-              <w:t>Copy of an official identification document of the Consignor</w:t>
+                <w:rFonts w:ascii="Arial" w:hAnsi="Arial" w:eastAsia="Arial" w:cs="Arial"/>
+                <w:lang w:val="en-US" w:eastAsia="en-US"/>
+              </w:rPr>
+              <w:t>Copy of an official identification document of the Consignor or, where applicable, the authorized person acting for the Consignor</w:t>
             </w:r>
           </w:p>
         </w:tc>
       </w:tr>
       <w:tr>
+        <w:trPr>
+          <w:cantSplit/>
+        </w:trPr>
         <w:tc>
           <w:tcPr>
             <w:tcW w:w="846" w:type="dxa"/>
           </w:tcPr>
           <w:p>
             <w:pPr>
+              <w:keepNext/>
+              <w:keepLines/>
               <w:rPr>
                 <w:rFonts w:ascii="Arial" w:hAnsi="Arial" w:cs="Arial"/>
               </w:rPr>
@@ -6704,6 +6856,8 @@
           </w:tcPr>
           <w:p>
             <w:pPr>
+              <w:keepNext/>
+              <w:keepLines/>
               <w:rPr>
                 <w:rFonts w:ascii="Arial" w:hAnsi="Arial" w:cs="Arial"/>
               </w:rPr>
@@ -6712,12 +6866,17 @@
         </w:tc>
       </w:tr>
       <w:tr>
+        <w:trPr>
+          <w:cantSplit/>
+        </w:trPr>
         <w:tc>
           <w:tcPr>
             <w:tcW w:w="846" w:type="dxa"/>
           </w:tcPr>
           <w:p>
             <w:pPr>
+              <w:keepNext/>
+              <w:keepLines/>
               <w:rPr>
                 <w:rFonts w:ascii="Arial" w:hAnsi="Arial" w:cs="Arial"/>
               </w:rPr>
@@ -6736,6 +6895,8 @@
           </w:tcPr>
           <w:p>
             <w:pPr>
+              <w:keepNext/>
+              <w:keepLines/>
               <w:rPr>
                 <w:rFonts w:ascii="Arial" w:hAnsi="Arial" w:cs="Arial"/>
               </w:rPr>
@@ -6744,12 +6905,17 @@
         </w:tc>
       </w:tr>
       <w:tr>
+        <w:trPr>
+          <w:cantSplit/>
+        </w:trPr>
         <w:tc>
           <w:tcPr>
             <w:tcW w:w="846" w:type="dxa"/>
           </w:tcPr>
           <w:p>
             <w:pPr>
+              <w:keepNext/>
+              <w:keepLines/>
               <w:rPr>
                 <w:rFonts w:ascii="Arial" w:hAnsi="Arial" w:cs="Arial"/>
                 <w:sz w:val="20"/>
@@ -6772,6 +6938,8 @@
           </w:tcPr>
           <w:p>
             <w:pPr>
+              <w:keepNext/>
+              <w:keepLines/>
               <w:rPr>
                 <w:rFonts w:ascii="Arial" w:hAnsi="Arial" w:cs="Arial"/>
                 <w:lang w:val="en-US"/>
@@ -6795,12 +6963,17 @@
         </w:tc>
       </w:tr>
       <w:tr>
+        <w:trPr>
+          <w:cantSplit/>
+        </w:trPr>
         <w:tc>
           <w:tcPr>
             <w:tcW w:w="846" w:type="dxa"/>
           </w:tcPr>
           <w:p>
             <w:pPr>
+              <w:keepNext/>
+              <w:keepLines/>
               <w:rPr>
                 <w:rFonts w:ascii="Arial" w:hAnsi="Arial" w:cs="Arial"/>
               </w:rPr>
@@ -6819,6 +6992,8 @@
           </w:tcPr>
           <w:p>
             <w:pPr>
+              <w:keepNext/>
+              <w:keepLines/>
               <w:rPr>
                 <w:rFonts w:ascii="Arial" w:hAnsi="Arial" w:cs="Arial"/>
               </w:rPr>
@@ -6827,12 +7002,17 @@
         </w:tc>
       </w:tr>
       <w:tr>
+        <w:trPr>
+          <w:cantSplit/>
+        </w:trPr>
         <w:tc>
           <w:tcPr>
             <w:tcW w:w="846" w:type="dxa"/>
           </w:tcPr>
           <w:p>
             <w:pPr>
+              <w:keepNext/>
+              <w:keepLines/>
               <w:rPr>
                 <w:rFonts w:ascii="Arial" w:hAnsi="Arial" w:cs="Arial"/>
               </w:rPr>
@@ -6852,6 +7032,8 @@
           </w:tcPr>
           <w:p>
             <w:pPr>
+              <w:keepNext/>
+              <w:keepLines/>
               <w:rPr>
                 <w:rFonts w:ascii="Arial" w:hAnsi="Arial" w:cs="Arial"/>
               </w:rPr>
@@ -6860,6 +7042,9 @@
         </w:tc>
       </w:tr>
       <w:tr>
+        <w:trPr>
+          <w:cantSplit/>
+        </w:trPr>
         <w:tc>
           <w:tcPr>
             <w:tcW w:w="846" w:type="dxa"/>
@@ -6867,6 +7052,8 @@
           <w:p>
             <w:pPr>
               <w:pStyle w:val="NoSpacing"/>
+              <w:keepNext/>
+              <w:keepLines/>
               <w:rPr>
                 <w:rFonts w:ascii="Arial" w:hAnsi="Arial" w:cs="Arial"/>
               </w:rPr>
@@ -6889,6 +7076,8 @@
           <w:p>
             <w:pPr>
               <w:pStyle w:val="NoSpacing"/>
+              <w:keepNext/>
+              <w:keepLines/>
               <w:rPr>
                 <w:rFonts w:ascii="Arial" w:hAnsi="Arial" w:cs="Arial"/>
                 <w:lang w:val="en-US"/>
@@ -6905,6 +7094,9 @@
         </w:tc>
       </w:tr>
       <w:tr>
+        <w:trPr>
+          <w:cantSplit/>
+        </w:trPr>
         <w:tc>
           <w:tcPr>
             <w:tcW w:w="846" w:type="dxa"/>
@@ -6912,6 +7104,8 @@
           <w:p>
             <w:pPr>
               <w:pStyle w:val="NoSpacing"/>
+              <w:keepNext/>
+              <w:keepLines/>
               <w:rPr>
                 <w:rFonts w:ascii="Arial" w:hAnsi="Arial" w:cs="Arial"/>
                 <w:lang w:val="en-US"/>
@@ -6927,6 +7121,8 @@
           <w:p>
             <w:pPr>
               <w:pStyle w:val="NoSpacing"/>
+              <w:keepNext/>
+              <w:keepLines/>
               <w:rPr>
                 <w:rFonts w:ascii="Arial" w:hAnsi="Arial" w:cs="Arial"/>
                 <w:lang w:val="en-US"/>
@@ -6936,12 +7132,17 @@
         </w:tc>
       </w:tr>
       <w:tr>
+        <w:trPr>
+          <w:cantSplit/>
+        </w:trPr>
         <w:tc>
           <w:tcPr>
             <w:tcW w:w="846" w:type="dxa"/>
           </w:tcPr>
           <w:p>
             <w:pPr>
+              <w:keepNext/>
+              <w:keepLines/>
               <w:rPr>
                 <w:rFonts w:ascii="Arial" w:hAnsi="Arial" w:cs="Arial"/>
               </w:rPr>
@@ -6961,6 +7162,8 @@
           </w:tcPr>
           <w:p>
             <w:pPr>
+              <w:keepNext/>
+              <w:keepLines/>
               <w:rPr>
                 <w:rFonts w:ascii="Arial" w:hAnsi="Arial" w:cs="Arial"/>
               </w:rPr>
@@ -6969,12 +7172,17 @@
         </w:tc>
       </w:tr>
       <w:tr>
+        <w:trPr>
+          <w:cantSplit/>
+        </w:trPr>
         <w:tc>
           <w:tcPr>
             <w:tcW w:w="846" w:type="dxa"/>
           </w:tcPr>
           <w:p>
             <w:pPr>
+              <w:keepNext/>
+              <w:keepLines/>
               <w:rPr>
                 <w:rFonts w:ascii="Arial" w:hAnsi="Arial" w:cs="Arial"/>
               </w:rPr>
@@ -6994,6 +7202,8 @@
           </w:tcPr>
           <w:p>
             <w:pPr>
+              <w:keepNext/>
+              <w:keepLines/>
               <w:rPr>
                 <w:rFonts w:ascii="Arial" w:hAnsi="Arial" w:cs="Arial"/>
               </w:rPr>
@@ -7002,6 +7212,9 @@
         </w:tc>
       </w:tr>
       <w:tr>
+        <w:trPr>
+          <w:cantSplit/>
+        </w:trPr>
         <w:tc>
           <w:tcPr>
             <w:tcW w:w="846" w:type="dxa"/>
@@ -7009,6 +7222,8 @@
           <w:p>
             <w:pPr>
               <w:pStyle w:val="NoSpacing"/>
+              <w:keepNext/>
+              <w:keepLines/>
               <w:rPr>
                 <w:rFonts w:ascii="Arial" w:hAnsi="Arial" w:cs="Arial"/>
               </w:rPr>
@@ -7031,6 +7246,8 @@
           <w:p>
             <w:pPr>
               <w:pStyle w:val="NoSpacing"/>
+              <w:keepNext/>
+              <w:keepLines/>
               <w:rPr>
                 <w:rFonts w:ascii="Arial" w:hAnsi="Arial" w:cs="Arial"/>
                 <w:lang w:val="en-US"/>
@@ -7054,12 +7271,17 @@
         </w:tc>
       </w:tr>
       <w:tr>
+        <w:trPr>
+          <w:cantSplit/>
+        </w:trPr>
         <w:tc>
           <w:tcPr>
             <w:tcW w:w="846" w:type="dxa"/>
           </w:tcPr>
           <w:p>
             <w:pPr>
+              <w:keepNext/>
+              <w:keepLines/>
               <w:rPr>
                 <w:rFonts w:ascii="Arial" w:hAnsi="Arial" w:cs="Arial"/>
                 <w:sz w:val="20"/>
@@ -7075,6 +7297,8 @@
           </w:tcPr>
           <w:p>
             <w:pPr>
+              <w:keepNext/>
+              <w:keepLines/>
               <w:rPr>
                 <w:rFonts w:ascii="Arial" w:hAnsi="Arial" w:cs="Arial"/>
                 <w:lang w:val="en-US"/>
@@ -7084,12 +7308,17 @@
         </w:tc>
       </w:tr>
       <w:tr>
+        <w:trPr>
+          <w:cantSplit/>
+        </w:trPr>
         <w:tc>
           <w:tcPr>
             <w:tcW w:w="846" w:type="dxa"/>
           </w:tcPr>
           <w:p>
             <w:pPr>
+              <w:keepNext/>
+              <w:keepLines/>
               <w:rPr>
                 <w:rFonts w:ascii="Arial" w:hAnsi="Arial" w:cs="Arial"/>
               </w:rPr>
@@ -7108,6 +7337,8 @@
           </w:tcPr>
           <w:p>
             <w:pPr>
+              <w:keepNext/>
+              <w:keepLines/>
               <w:rPr>
                 <w:rFonts w:ascii="Arial" w:hAnsi="Arial" w:cs="Arial"/>
               </w:rPr>
@@ -7116,12 +7347,17 @@
         </w:tc>
       </w:tr>
       <w:tr>
+        <w:trPr>
+          <w:cantSplit/>
+        </w:trPr>
         <w:tc>
           <w:tcPr>
             <w:tcW w:w="846" w:type="dxa"/>
           </w:tcPr>
           <w:p>
             <w:pPr>
+              <w:keepNext/>
+              <w:keepLines/>
               <w:rPr>
                 <w:rFonts w:ascii="Arial" w:hAnsi="Arial" w:cs="Arial"/>
                 <w:sz w:val="20"/>
@@ -7144,6 +7380,8 @@
           </w:tcPr>
           <w:p>
             <w:pPr>
+              <w:keepNext/>
+              <w:keepLines/>
               <w:rPr>
                 <w:rFonts w:ascii="Arial" w:hAnsi="Arial" w:cs="Arial"/>
                 <w:lang w:val="en-US"/>
@@ -7169,12 +7407,17 @@
         </w:tc>
       </w:tr>
       <w:tr>
+        <w:trPr>
+          <w:cantSplit/>
+        </w:trPr>
         <w:tc>
           <w:tcPr>
             <w:tcW w:w="846" w:type="dxa"/>
           </w:tcPr>
           <w:p>
             <w:pPr>
+              <w:keepNext/>
+              <w:keepLines/>
               <w:rPr>
                 <w:rFonts w:ascii="Arial" w:hAnsi="Arial" w:cs="Arial"/>
                 <w:sz w:val="20"/>
@@ -7197,6 +7440,8 @@
           </w:tcPr>
           <w:p>
             <w:pPr>
+              <w:keepNext/>
+              <w:keepLines/>
               <w:rPr>
                 <w:rFonts w:ascii="Arial" w:hAnsi="Arial" w:cs="Arial"/>
                 <w:lang w:val="en-US"/>
@@ -7222,12 +7467,17 @@
         </w:tc>
       </w:tr>
       <w:tr>
+        <w:trPr>
+          <w:cantSplit/>
+        </w:trPr>
         <w:tc>
           <w:tcPr>
             <w:tcW w:w="846" w:type="dxa"/>
           </w:tcPr>
           <w:p>
             <w:pPr>
+              <w:keepNext/>
+              <w:keepLines/>
               <w:rPr>
                 <w:rFonts w:ascii="Arial" w:hAnsi="Arial" w:cs="Arial"/>
                 <w:sz w:val="20"/>
@@ -7250,6 +7500,8 @@
           </w:tcPr>
           <w:p>
             <w:pPr>
+              <w:keepNext/>
+              <w:keepLines/>
               <w:rPr>
                 <w:rFonts w:ascii="Arial" w:hAnsi="Arial" w:cs="Arial"/>
                 <w:lang w:val="en-US"/>
@@ -7275,12 +7527,16 @@
         </w:tc>
       </w:tr>
       <w:tr>
+        <w:trPr>
+          <w:cantSplit/>
+        </w:trPr>
         <w:tc>
           <w:tcPr>
             <w:tcW w:w="846" w:type="dxa"/>
           </w:tcPr>
           <w:p>
             <w:pPr>
+              <w:keepLines/>
               <w:rPr>
                 <w:rFonts w:ascii="Arial" w:hAnsi="Arial" w:cs="Arial"/>
                 <w:sz w:val="20"/>
@@ -7296,6 +7552,7 @@
           </w:tcPr>
           <w:p>
             <w:pPr>
+              <w:keepLines/>
               <w:rPr>
                 <w:rFonts w:ascii="Arial" w:hAnsi="Arial" w:cs="Arial"/>
                 <w:sz w:val="20"/>
@@ -7364,6 +7621,9 @@
     </w:p>
     <w:p>
       <w:pPr>
+        <w:keepNext/>
+        <w:keepLines/>
+        <w:pageBreakBefore/>
         <w:rPr>
           <w:rFonts w:ascii="Arial" w:hAnsi="Arial" w:cs="Arial"/>
           <w:b/>
@@ -7375,6 +7635,178 @@
       </w:pPr>
       <w:r>
         <w:rPr>
+          <w:rFonts w:ascii="Arial" w:hAnsi="Arial" w:eastAsia="Arial" w:cs="Arial"/>
+          <w:b/>
+          <w:sz w:val="24"/>
+          <w:szCs w:val="24"/>
+          <w:u w:val="single"/>
+          <w:lang w:val="en-US" w:eastAsia="en-US"/>
+        </w:rPr>
+        <w:t>Copy of an official identification document of the Consignor or, where applicable, the authorized person acting for the Consignor</w:t>
+      </w:r>
+    </w:p>
+    <w:p>
+      <w:pPr>
+        <w:keepNext/>
+        <w:keepLines/>
+        <w:rPr>
+          <w:rFonts w:ascii="Arial" w:hAnsi="Arial" w:cs="Arial"/>
+          <w:sz w:val="28"/>
+          <w:szCs w:val="28"/>
+          <w:u w:val="single"/>
+          <w:lang w:val="en-US"/>
+        </w:rPr>
+      </w:pPr>
+    </w:p>
+    <w:p>
+      <w:pPr>
+        <w:keepLines/>
+        <w:rPr>
+          <w:rFonts w:ascii="Arial" w:hAnsi="Arial" w:cs="Arial"/>
+          <w:lang w:val="en-US"/>
+        </w:rPr>
+      </w:pPr>
+      <w:r>
+        <w:rPr>
+          <w:rFonts w:ascii="Arial" w:hAnsi="Arial" w:cs="Arial"/>
+          <w:i/>
+          <w:color w:val="5A5A5A"/>
+          <w:sz w:val="18"/>
+          <w:lang w:val="en-US"/>
+        </w:rPr>
+        <w:t>{{</w:t>
+      </w:r>
+      <w:proofErr w:type="spellStart"/>
+      <w:r>
+        <w:rPr>
+          <w:rFonts w:ascii="Arial" w:hAnsi="Arial" w:cs="Arial"/>
+          <w:i/>
+          <w:color w:val="5A5A5A"/>
+          <w:sz w:val="18"/>
+          <w:lang w:val="en-US"/>
+        </w:rPr>
+        <w:t>attachment_id_natural_images</w:t>
+      </w:r>
+      <w:proofErr w:type="spellEnd"/>
+      <w:r>
+        <w:rPr>
+          <w:rFonts w:ascii="Arial" w:hAnsi="Arial" w:cs="Arial"/>
+          <w:i/>
+          <w:color w:val="5A5A5A"/>
+          <w:sz w:val="18"/>
+          <w:lang w:val="en-US"/>
+        </w:rPr>
+        <w:t>}}</w:t>
+      </w:r>
+    </w:p>
+    <w:p>
+      <w:pPr>
+        <w:rPr>
+          <w:rFonts w:ascii="Arial" w:hAnsi="Arial" w:cs="Arial"/>
+          <w:lang w:val="en-US"/>
+        </w:rPr>
+      </w:pPr>
+    </w:p>
+    <w:p>
+      <w:pPr>
+        <w:rPr>
+          <w:rFonts w:ascii="Arial" w:hAnsi="Arial" w:cs="Arial"/>
+          <w:lang w:val="en-US"/>
+        </w:rPr>
+      </w:pPr>
+      <w:r>
+        <w:rPr>
+          <w:rFonts w:ascii="Arial" w:hAnsi="Arial" w:cs="Arial"/>
+          <w:i/>
+          <w:color w:val="787878"/>
+          <w:sz w:val="14"/>
+          <w:lang w:val="en-US"/>
+        </w:rPr>
+        <w:t>{{</w:t>
+      </w:r>
+      <w:proofErr w:type="spellStart"/>
+      <w:r>
+        <w:rPr>
+          <w:rFonts w:ascii="Arial" w:hAnsi="Arial" w:cs="Arial"/>
+          <w:i/>
+          <w:color w:val="787878"/>
+          <w:sz w:val="14"/>
+          <w:lang w:val="en-US"/>
+        </w:rPr>
+        <w:t>block_attach_id_natural_end</w:t>
+      </w:r>
+      <w:proofErr w:type="spellEnd"/>
+      <w:r>
+        <w:rPr>
+          <w:rFonts w:ascii="Arial" w:hAnsi="Arial" w:cs="Arial"/>
+          <w:i/>
+          <w:color w:val="787878"/>
+          <w:sz w:val="14"/>
+          <w:lang w:val="en-US"/>
+        </w:rPr>
+        <w:t>}}</w:t>
+      </w:r>
+    </w:p>
+    <w:p>
+      <w:pPr>
+        <w:rPr>
+          <w:rFonts w:ascii="Arial" w:hAnsi="Arial" w:cs="Arial"/>
+          <w:lang w:val="en-US"/>
+        </w:rPr>
+      </w:pPr>
+      <w:r>
+        <w:rPr>
+          <w:rFonts w:ascii="Arial" w:hAnsi="Arial" w:cs="Arial"/>
+          <w:lang w:val="en-US"/>
+        </w:rPr>
+      </w:r>
+    </w:p>
+    <w:p>
+      <w:pPr>
+        <w:rPr>
+          <w:rFonts w:ascii="Arial" w:hAnsi="Arial" w:cs="Arial"/>
+          <w:lang w:val="en-US"/>
+        </w:rPr>
+      </w:pPr>
+      <w:r>
+        <w:rPr>
+          <w:rFonts w:ascii="Arial" w:hAnsi="Arial" w:cs="Arial"/>
+          <w:i/>
+          <w:color w:val="787878"/>
+          <w:sz w:val="14"/>
+          <w:lang w:val="en-US"/>
+        </w:rPr>
+        <w:t>{{</w:t>
+      </w:r>
+      <w:proofErr w:type="spellStart"/>
+      <w:r>
+        <w:rPr>
+          <w:rFonts w:ascii="Arial" w:hAnsi="Arial" w:cs="Arial"/>
+          <w:i/>
+          <w:color w:val="787878"/>
+          <w:sz w:val="14"/>
+          <w:lang w:val="en-US"/>
+        </w:rPr>
+        <w:t>block_attach_commercial_register_start</w:t>
+      </w:r>
+      <w:proofErr w:type="spellEnd"/>
+      <w:r>
+        <w:rPr>
+          <w:rFonts w:ascii="Arial" w:hAnsi="Arial" w:cs="Arial"/>
+          <w:i/>
+          <w:color w:val="787878"/>
+          <w:sz w:val="14"/>
+          <w:lang w:val="en-US"/>
+        </w:rPr>
+        <w:t>}}</w:t>
+      </w:r>
+    </w:p>
+    <w:p>
+      <w:pPr>
+        <w:keepNext/>
+        <w:keepLines/>
+        <w:pageBreakBefore/>
+        <w:rPr>
           <w:rFonts w:ascii="Arial" w:hAnsi="Arial" w:cs="Arial"/>
           <w:b/>
           <w:sz w:val="24"/>
@@ -7382,11 +7814,23 @@
           <w:u w:val="single"/>
           <w:lang w:val="en-US"/>
         </w:rPr>
-        <w:t>Copy of an official identification document of the Consignor</w:t>
-      </w:r>
-    </w:p>
-    <w:p>
-      <w:pPr>
+      </w:pPr>
+      <w:r>
+        <w:rPr>
+          <w:rFonts w:ascii="Arial" w:hAnsi="Arial" w:eastAsia="Arial" w:cs="Arial"/>
+          <w:b/>
+          <w:sz w:val="24"/>
+          <w:szCs w:val="24"/>
+          <w:u w:val="single"/>
+          <w:lang w:val="en-US" w:eastAsia="en-US"/>
+        </w:rPr>
+        <w:t>Commercial-register extract (or comparable foreign document) of the Consignor, if the Consignor is a legal entity, partnership, or sole proprietorship</w:t>
+      </w:r>
+    </w:p>
+    <w:p>
+      <w:pPr>
+        <w:keepNext/>
+        <w:keepLines/>
         <w:rPr>
           <w:rFonts w:ascii="Arial" w:hAnsi="Arial" w:cs="Arial"/>
           <w:sz w:val="28"/>
@@ -7398,6 +7842,7 @@
     </w:p>
     <w:p>
       <w:pPr>
+        <w:keepLines/>
         <w:rPr>
           <w:rFonts w:ascii="Arial" w:hAnsi="Arial" w:cs="Arial"/>
           <w:lang w:val="en-US"/>
@@ -7422,7 +7867,7 @@
           <w:sz w:val="18"/>
           <w:lang w:val="en-US"/>
         </w:rPr>
-        <w:t>attachment_id_natural_images</w:t>
+        <w:t>attachment_commercial_register_images</w:t>
       </w:r>
       <w:proofErr w:type="spellEnd"/>
       <w:r>
@@ -7470,7 +7915,7 @@
           <w:sz w:val="14"/>
           <w:lang w:val="en-US"/>
         </w:rPr>
-        <w:t>block_attach_id_natural_end</w:t>
+        <w:t>block_attach_commercial_register_end</w:t>
       </w:r>
       <w:proofErr w:type="spellEnd"/>
       <w:r>
@@ -7524,7 +7969,7 @@
           <w:sz w:val="14"/>
           <w:lang w:val="en-US"/>
         </w:rPr>
-        <w:t>block_attach_commercial_register_start</w:t>
+        <w:t>block_attach_id_representative_start</w:t>
       </w:r>
       <w:proofErr w:type="spellEnd"/>
       <w:r>
@@ -7540,6 +7985,9 @@
     </w:p>
     <w:p>
       <w:pPr>
+        <w:keepNext/>
+        <w:keepLines/>
+        <w:pageBreakBefore/>
         <w:rPr>
           <w:rFonts w:ascii="Arial" w:hAnsi="Arial" w:cs="Arial"/>
           <w:b/>
@@ -7551,6 +7999,178 @@
       </w:pPr>
       <w:r>
         <w:rPr>
+          <w:rFonts w:ascii="Arial" w:hAnsi="Arial" w:eastAsia="Arial" w:cs="Arial"/>
+          <w:b/>
+          <w:sz w:val="24"/>
+          <w:szCs w:val="24"/>
+          <w:u w:val="single"/>
+          <w:lang w:val="en-US" w:eastAsia="en-US"/>
+        </w:rPr>
+        <w:t>Copy of an official identification document of the authorized representative</w:t>
+      </w:r>
+    </w:p>
+    <w:p>
+      <w:pPr>
+        <w:keepNext/>
+        <w:keepLines/>
+        <w:rPr>
+          <w:rFonts w:ascii="Arial" w:hAnsi="Arial" w:cs="Arial"/>
+          <w:sz w:val="28"/>
+          <w:szCs w:val="28"/>
+          <w:u w:val="single"/>
+          <w:lang w:val="en-US"/>
+        </w:rPr>
+      </w:pPr>
+    </w:p>
+    <w:p>
+      <w:pPr>
+        <w:keepLines/>
+        <w:rPr>
+          <w:rFonts w:ascii="Arial" w:hAnsi="Arial" w:cs="Arial"/>
+          <w:lang w:val="en-US"/>
+        </w:rPr>
+      </w:pPr>
+      <w:r>
+        <w:rPr>
+          <w:rFonts w:ascii="Arial" w:hAnsi="Arial" w:cs="Arial"/>
+          <w:i/>
+          <w:color w:val="5A5A5A"/>
+          <w:sz w:val="18"/>
+          <w:lang w:val="en-US"/>
+        </w:rPr>
+        <w:t>{{</w:t>
+      </w:r>
+      <w:proofErr w:type="spellStart"/>
+      <w:r>
+        <w:rPr>
+          <w:rFonts w:ascii="Arial" w:hAnsi="Arial" w:cs="Arial"/>
+          <w:i/>
+          <w:color w:val="5A5A5A"/>
+          <w:sz w:val="18"/>
+          <w:lang w:val="en-US"/>
+        </w:rPr>
+        <w:t>attachment_id_representative_images</w:t>
+      </w:r>
+      <w:proofErr w:type="spellEnd"/>
+      <w:r>
+        <w:rPr>
+          <w:rFonts w:ascii="Arial" w:hAnsi="Arial" w:cs="Arial"/>
+          <w:i/>
+          <w:color w:val="5A5A5A"/>
+          <w:sz w:val="18"/>
+          <w:lang w:val="en-US"/>
+        </w:rPr>
+        <w:t>}}</w:t>
+      </w:r>
+    </w:p>
+    <w:p>
+      <w:pPr>
+        <w:rPr>
+          <w:rFonts w:ascii="Arial" w:hAnsi="Arial" w:cs="Arial"/>
+          <w:lang w:val="en-US"/>
+        </w:rPr>
+      </w:pPr>
+    </w:p>
+    <w:p>
+      <w:pPr>
+        <w:rPr>
+          <w:rFonts w:ascii="Arial" w:hAnsi="Arial" w:cs="Arial"/>
+          <w:lang w:val="en-US"/>
+        </w:rPr>
+      </w:pPr>
+      <w:r>
+        <w:rPr>
+          <w:rFonts w:ascii="Arial" w:hAnsi="Arial" w:cs="Arial"/>
+          <w:i/>
+          <w:color w:val="787878"/>
+          <w:sz w:val="14"/>
+          <w:lang w:val="en-US"/>
+        </w:rPr>
+        <w:t>{{</w:t>
+      </w:r>
+      <w:proofErr w:type="spellStart"/>
+      <w:r>
+        <w:rPr>
+          <w:rFonts w:ascii="Arial" w:hAnsi="Arial" w:cs="Arial"/>
+          <w:i/>
+          <w:color w:val="787878"/>
+          <w:sz w:val="14"/>
+          <w:lang w:val="en-US"/>
+        </w:rPr>
+        <w:t>block_attach_id_representative_end</w:t>
+      </w:r>
+      <w:proofErr w:type="spellEnd"/>
+      <w:r>
+        <w:rPr>
+          <w:rFonts w:ascii="Arial" w:hAnsi="Arial" w:cs="Arial"/>
+          <w:i/>
+          <w:color w:val="787878"/>
+          <w:sz w:val="14"/>
+          <w:lang w:val="en-US"/>
+        </w:rPr>
+        <w:t>}}</w:t>
+      </w:r>
+    </w:p>
+    <w:p>
+      <w:pPr>
+        <w:rPr>
+          <w:rFonts w:ascii="Arial" w:hAnsi="Arial" w:cs="Arial"/>
+          <w:lang w:val="en-US"/>
+        </w:rPr>
+      </w:pPr>
+      <w:r>
+        <w:rPr>
+          <w:rFonts w:ascii="Arial" w:hAnsi="Arial" w:cs="Arial"/>
+          <w:lang w:val="en-US"/>
+        </w:rPr>
+      </w:r>
+    </w:p>
+    <w:p>
+      <w:pPr>
+        <w:rPr>
+          <w:rFonts w:ascii="Arial" w:hAnsi="Arial" w:cs="Arial"/>
+          <w:lang w:val="en-US"/>
+        </w:rPr>
+      </w:pPr>
+      <w:r>
+        <w:rPr>
+          <w:rFonts w:ascii="Arial" w:hAnsi="Arial" w:cs="Arial"/>
+          <w:i/>
+          <w:color w:val="787878"/>
+          <w:sz w:val="14"/>
+          <w:lang w:val="en-US"/>
+        </w:rPr>
+        <w:t>{{</w:t>
+      </w:r>
+      <w:proofErr w:type="spellStart"/>
+      <w:r>
+        <w:rPr>
+          <w:rFonts w:ascii="Arial" w:hAnsi="Arial" w:cs="Arial"/>
+          <w:i/>
+          <w:color w:val="787878"/>
+          <w:sz w:val="14"/>
+          <w:lang w:val="en-US"/>
+        </w:rPr>
+        <w:t>block_attach_register_legal_start</w:t>
+      </w:r>
+      <w:proofErr w:type="spellEnd"/>
+      <w:r>
+        <w:rPr>
+          <w:rFonts w:ascii="Arial" w:hAnsi="Arial" w:cs="Arial"/>
+          <w:i/>
+          <w:color w:val="787878"/>
+          <w:sz w:val="14"/>
+          <w:lang w:val="en-US"/>
+        </w:rPr>
+        <w:t>}}</w:t>
+      </w:r>
+    </w:p>
+    <w:p>
+      <w:pPr>
+        <w:keepNext/>
+        <w:keepLines/>
+        <w:pageBreakBefore/>
+        <w:rPr>
           <w:rFonts w:ascii="Arial" w:hAnsi="Arial" w:cs="Arial"/>
           <w:b/>
           <w:sz w:val="24"/>
@@ -7558,11 +8178,23 @@
           <w:u w:val="single"/>
           <w:lang w:val="en-US"/>
         </w:rPr>
-        <w:t>In the case of consignment by a legal entity: extract from the commercial register (or comparable foreign document)</w:t>
-      </w:r>
-    </w:p>
-    <w:p>
-      <w:pPr>
+      </w:pPr>
+      <w:r>
+        <w:rPr>
+          <w:rFonts w:ascii="Arial" w:hAnsi="Arial" w:eastAsia="Arial" w:cs="Arial"/>
+          <w:b/>
+          <w:sz w:val="24"/>
+          <w:szCs w:val="24"/>
+          <w:u w:val="single"/>
+          <w:lang w:val="en-US" w:eastAsia="en-US"/>
+        </w:rPr>
+        <w:t>Commercial-register extract (or comparable foreign document) of an authorized legal entity or partnership acting for the Consignor</w:t>
+      </w:r>
+    </w:p>
+    <w:p>
+      <w:pPr>
+        <w:keepNext/>
+        <w:keepLines/>
         <w:rPr>
           <w:rFonts w:ascii="Arial" w:hAnsi="Arial" w:cs="Arial"/>
           <w:sz w:val="28"/>
@@ -7574,6 +8206,7 @@
     </w:p>
     <w:p>
       <w:pPr>
+        <w:keepLines/>
         <w:rPr>
           <w:rFonts w:ascii="Arial" w:hAnsi="Arial" w:cs="Arial"/>
           <w:lang w:val="en-US"/>
@@ -7598,7 +8231,7 @@
           <w:sz w:val="18"/>
           <w:lang w:val="en-US"/>
         </w:rPr>
-        <w:t>attachment_commercial_register_images</w:t>
+        <w:t>attachment_register_legal_images</w:t>
       </w:r>
       <w:proofErr w:type="spellEnd"/>
       <w:r>
@@ -7646,7 +8279,7 @@
           <w:sz w:val="14"/>
           <w:lang w:val="en-US"/>
         </w:rPr>
-        <w:t>block_attach_commercial_register_end</w:t>
+        <w:t>block_attach_register_legal_end</w:t>
       </w:r>
       <w:proofErr w:type="spellEnd"/>
       <w:r>
@@ -7676,358 +8309,9 @@
     </w:p>
     <w:p>
       <w:pPr>
-        <w:rPr>
-          <w:rFonts w:ascii="Arial" w:hAnsi="Arial" w:cs="Arial"/>
-          <w:lang w:val="en-US"/>
-        </w:rPr>
-      </w:pPr>
-      <w:r>
-        <w:rPr>
-          <w:rFonts w:ascii="Arial" w:hAnsi="Arial" w:cs="Arial"/>
-          <w:i/>
-          <w:color w:val="787878"/>
-          <w:sz w:val="14"/>
-          <w:lang w:val="en-US"/>
-        </w:rPr>
-        <w:t>{{</w:t>
-      </w:r>
-      <w:proofErr w:type="spellStart"/>
-      <w:r>
-        <w:rPr>
-          <w:rFonts w:ascii="Arial" w:hAnsi="Arial" w:cs="Arial"/>
-          <w:i/>
-          <w:color w:val="787878"/>
-          <w:sz w:val="14"/>
-          <w:lang w:val="en-US"/>
-        </w:rPr>
-        <w:t>block_attach_id_representative_start</w:t>
-      </w:r>
-      <w:proofErr w:type="spellEnd"/>
-      <w:r>
-        <w:rPr>
-          <w:rFonts w:ascii="Arial" w:hAnsi="Arial" w:cs="Arial"/>
-          <w:i/>
-          <w:color w:val="787878"/>
-          <w:sz w:val="14"/>
-          <w:lang w:val="en-US"/>
-        </w:rPr>
-        <w:t>}}</w:t>
-      </w:r>
-    </w:p>
-    <w:p>
-      <w:pPr>
-        <w:rPr>
-          <w:rFonts w:ascii="Arial" w:hAnsi="Arial" w:cs="Arial"/>
-          <w:b/>
-          <w:sz w:val="24"/>
-          <w:szCs w:val="28"/>
-          <w:u w:val="single"/>
-          <w:lang w:val="en-US"/>
-        </w:rPr>
-      </w:pPr>
-      <w:r>
-        <w:rPr>
-          <w:rFonts w:ascii="Arial" w:hAnsi="Arial" w:cs="Arial"/>
-          <w:b/>
-          <w:sz w:val="24"/>
-          <w:szCs w:val="28"/>
-          <w:u w:val="single"/>
-          <w:lang w:val="en-US"/>
-        </w:rPr>
-        <w:t>Copy of an official identification document of the authorized representative</w:t>
-      </w:r>
-    </w:p>
-    <w:p>
-      <w:pPr>
-        <w:rPr>
-          <w:rFonts w:ascii="Arial" w:hAnsi="Arial" w:cs="Arial"/>
-          <w:sz w:val="28"/>
-          <w:szCs w:val="28"/>
-          <w:u w:val="single"/>
-          <w:lang w:val="en-US"/>
-        </w:rPr>
-      </w:pPr>
-    </w:p>
-    <w:p>
-      <w:pPr>
-        <w:rPr>
-          <w:rFonts w:ascii="Arial" w:hAnsi="Arial" w:cs="Arial"/>
-          <w:lang w:val="en-US"/>
-        </w:rPr>
-      </w:pPr>
-      <w:r>
-        <w:rPr>
-          <w:rFonts w:ascii="Arial" w:hAnsi="Arial" w:cs="Arial"/>
-          <w:i/>
-          <w:color w:val="5A5A5A"/>
-          <w:sz w:val="18"/>
-          <w:lang w:val="en-US"/>
-        </w:rPr>
-        <w:t>{{</w:t>
-      </w:r>
-      <w:proofErr w:type="spellStart"/>
-      <w:r>
-        <w:rPr>
-          <w:rFonts w:ascii="Arial" w:hAnsi="Arial" w:cs="Arial"/>
-          <w:i/>
-          <w:color w:val="5A5A5A"/>
-          <w:sz w:val="18"/>
-          <w:lang w:val="en-US"/>
-        </w:rPr>
-        <w:t>attachment_id_representative_images</w:t>
-      </w:r>
-      <w:proofErr w:type="spellEnd"/>
-      <w:r>
-        <w:rPr>
-          <w:rFonts w:ascii="Arial" w:hAnsi="Arial" w:cs="Arial"/>
-          <w:i/>
-          <w:color w:val="5A5A5A"/>
-          <w:sz w:val="18"/>
-          <w:lang w:val="en-US"/>
-        </w:rPr>
-        <w:t>}}</w:t>
-      </w:r>
-    </w:p>
-    <w:p>
-      <w:pPr>
-        <w:rPr>
-          <w:rFonts w:ascii="Arial" w:hAnsi="Arial" w:cs="Arial"/>
-          <w:lang w:val="en-US"/>
-        </w:rPr>
-      </w:pPr>
-    </w:p>
-    <w:p>
-      <w:pPr>
-        <w:rPr>
-          <w:rFonts w:ascii="Arial" w:hAnsi="Arial" w:cs="Arial"/>
-          <w:lang w:val="en-US"/>
-        </w:rPr>
-      </w:pPr>
-      <w:r>
-        <w:rPr>
-          <w:rFonts w:ascii="Arial" w:hAnsi="Arial" w:cs="Arial"/>
-          <w:i/>
-          <w:color w:val="787878"/>
-          <w:sz w:val="14"/>
-          <w:lang w:val="en-US"/>
-        </w:rPr>
-        <w:t>{{</w:t>
-      </w:r>
-      <w:proofErr w:type="spellStart"/>
-      <w:r>
-        <w:rPr>
-          <w:rFonts w:ascii="Arial" w:hAnsi="Arial" w:cs="Arial"/>
-          <w:i/>
-          <w:color w:val="787878"/>
-          <w:sz w:val="14"/>
-          <w:lang w:val="en-US"/>
-        </w:rPr>
-        <w:t>block_attach_id_representative_end</w:t>
-      </w:r>
-      <w:proofErr w:type="spellEnd"/>
-      <w:r>
-        <w:rPr>
-          <w:rFonts w:ascii="Arial" w:hAnsi="Arial" w:cs="Arial"/>
-          <w:i/>
-          <w:color w:val="787878"/>
-          <w:sz w:val="14"/>
-          <w:lang w:val="en-US"/>
-        </w:rPr>
-        <w:t>}}</w:t>
-      </w:r>
-    </w:p>
-    <w:p>
-      <w:pPr>
-        <w:rPr>
-          <w:rFonts w:ascii="Arial" w:hAnsi="Arial" w:cs="Arial"/>
-          <w:lang w:val="en-US"/>
-        </w:rPr>
-      </w:pPr>
-      <w:r>
-        <w:rPr>
-          <w:rFonts w:ascii="Arial" w:hAnsi="Arial" w:cs="Arial"/>
-          <w:lang w:val="en-US"/>
-        </w:rPr>
-      </w:r>
-    </w:p>
-    <w:p>
-      <w:pPr>
-        <w:rPr>
-          <w:rFonts w:ascii="Arial" w:hAnsi="Arial" w:cs="Arial"/>
-          <w:lang w:val="en-US"/>
-        </w:rPr>
-      </w:pPr>
-      <w:r>
-        <w:rPr>
-          <w:rFonts w:ascii="Arial" w:hAnsi="Arial" w:cs="Arial"/>
-          <w:i/>
-          <w:color w:val="787878"/>
-          <w:sz w:val="14"/>
-          <w:lang w:val="en-US"/>
-        </w:rPr>
-        <w:t>{{</w:t>
-      </w:r>
-      <w:proofErr w:type="spellStart"/>
-      <w:r>
-        <w:rPr>
-          <w:rFonts w:ascii="Arial" w:hAnsi="Arial" w:cs="Arial"/>
-          <w:i/>
-          <w:color w:val="787878"/>
-          <w:sz w:val="14"/>
-          <w:lang w:val="en-US"/>
-        </w:rPr>
-        <w:t>block_attach_register_legal_start</w:t>
-      </w:r>
-      <w:proofErr w:type="spellEnd"/>
-      <w:r>
-        <w:rPr>
-          <w:rFonts w:ascii="Arial" w:hAnsi="Arial" w:cs="Arial"/>
-          <w:i/>
-          <w:color w:val="787878"/>
-          <w:sz w:val="14"/>
-          <w:lang w:val="en-US"/>
-        </w:rPr>
-        <w:t>}}</w:t>
-      </w:r>
-    </w:p>
-    <w:p>
-      <w:pPr>
-        <w:rPr>
-          <w:rFonts w:ascii="Arial" w:hAnsi="Arial" w:cs="Arial"/>
-          <w:b/>
-          <w:sz w:val="24"/>
-          <w:szCs w:val="28"/>
-          <w:u w:val="single"/>
-          <w:lang w:val="en-US"/>
-        </w:rPr>
-      </w:pPr>
-      <w:r>
-        <w:rPr>
-          <w:rFonts w:ascii="Arial" w:hAnsi="Arial" w:cs="Arial"/>
-          <w:b/>
-          <w:sz w:val="24"/>
-          <w:szCs w:val="28"/>
-          <w:u w:val="single"/>
-          <w:lang w:val="en-US"/>
-        </w:rPr>
-        <w:t>In the case of consignment by an authorized legal entity: extract from the commercial register (or comparable foreign document) of that company</w:t>
-      </w:r>
-    </w:p>
-    <w:p>
-      <w:pPr>
-        <w:rPr>
-          <w:rFonts w:ascii="Arial" w:hAnsi="Arial" w:cs="Arial"/>
-          <w:sz w:val="28"/>
-          <w:szCs w:val="28"/>
-          <w:u w:val="single"/>
-          <w:lang w:val="en-US"/>
-        </w:rPr>
-      </w:pPr>
-    </w:p>
-    <w:p>
-      <w:pPr>
-        <w:rPr>
-          <w:rFonts w:ascii="Arial" w:hAnsi="Arial" w:cs="Arial"/>
-          <w:lang w:val="en-US"/>
-        </w:rPr>
-      </w:pPr>
-      <w:r>
-        <w:rPr>
-          <w:rFonts w:ascii="Arial" w:hAnsi="Arial" w:cs="Arial"/>
-          <w:i/>
-          <w:color w:val="5A5A5A"/>
-          <w:sz w:val="18"/>
-          <w:lang w:val="en-US"/>
-        </w:rPr>
-        <w:t>{{</w:t>
-      </w:r>
-      <w:proofErr w:type="spellStart"/>
-      <w:r>
-        <w:rPr>
-          <w:rFonts w:ascii="Arial" w:hAnsi="Arial" w:cs="Arial"/>
-          <w:i/>
-          <w:color w:val="5A5A5A"/>
-          <w:sz w:val="18"/>
-          <w:lang w:val="en-US"/>
-        </w:rPr>
-        <w:t>attachment_register_legal_images</w:t>
-      </w:r>
-      <w:proofErr w:type="spellEnd"/>
-      <w:r>
-        <w:rPr>
-          <w:rFonts w:ascii="Arial" w:hAnsi="Arial" w:cs="Arial"/>
-          <w:i/>
-          <w:color w:val="5A5A5A"/>
-          <w:sz w:val="18"/>
-          <w:lang w:val="en-US"/>
-        </w:rPr>
-        <w:t>}}</w:t>
-      </w:r>
-    </w:p>
-    <w:p>
-      <w:pPr>
-        <w:rPr>
-          <w:rFonts w:ascii="Arial" w:hAnsi="Arial" w:cs="Arial"/>
-          <w:lang w:val="en-US"/>
-        </w:rPr>
-      </w:pPr>
-    </w:p>
-    <w:p>
-      <w:pPr>
-        <w:rPr>
-          <w:rFonts w:ascii="Arial" w:hAnsi="Arial" w:cs="Arial"/>
-          <w:lang w:val="en-US"/>
-        </w:rPr>
-      </w:pPr>
-      <w:r>
-        <w:rPr>
-          <w:rFonts w:ascii="Arial" w:hAnsi="Arial" w:cs="Arial"/>
-          <w:i/>
-          <w:color w:val="787878"/>
-          <w:sz w:val="14"/>
-          <w:lang w:val="en-US"/>
-        </w:rPr>
-        <w:t>{{</w:t>
-      </w:r>
-      <w:proofErr w:type="spellStart"/>
-      <w:r>
-        <w:rPr>
-          <w:rFonts w:ascii="Arial" w:hAnsi="Arial" w:cs="Arial"/>
-          <w:i/>
-          <w:color w:val="787878"/>
-          <w:sz w:val="14"/>
-          <w:lang w:val="en-US"/>
-        </w:rPr>
-        <w:t>block_attach_register_legal_end</w:t>
-      </w:r>
-      <w:proofErr w:type="spellEnd"/>
-      <w:r>
-        <w:rPr>
-          <w:rFonts w:ascii="Arial" w:hAnsi="Arial" w:cs="Arial"/>
-          <w:i/>
-          <w:color w:val="787878"/>
-          <w:sz w:val="14"/>
-          <w:lang w:val="en-US"/>
-        </w:rPr>
-        <w:t>}}</w:t>
-      </w:r>
-    </w:p>
-    <w:p>
-      <w:pPr>
-        <w:rPr>
-          <w:rFonts w:ascii="Arial" w:hAnsi="Arial" w:cs="Arial"/>
-          <w:lang w:val="en-US"/>
-        </w:rPr>
-      </w:pPr>
-      <w:r>
-        <w:rPr>
-          <w:rFonts w:ascii="Arial" w:hAnsi="Arial" w:cs="Arial"/>
-          <w:lang w:val="en-US"/>
-        </w:rPr>
-      </w:r>
-    </w:p>
-    <w:p>
-      <w:pPr>
+        <w:keepNext/>
+        <w:keepLines/>
+        <w:pageBreakBefore/>
         <w:pBdr>
           <w:bottom w:val="single" w:sz="12" w:space="1" w:color="auto"/>
         </w:pBdr>
@@ -8060,6 +8344,8 @@
     </w:p>
     <w:p>
       <w:pPr>
+        <w:keepNext/>
+        <w:keepLines/>
         <w:pBdr>
           <w:bottom w:val="single" w:sz="12" w:space="1" w:color="auto"/>
         </w:pBdr>
@@ -8102,6 +8388,8 @@
     </w:p>
     <w:p>
       <w:pPr>
+        <w:keepNext/>
+        <w:keepLines/>
         <w:pBdr>
           <w:bottom w:val="single" w:sz="12" w:space="1" w:color="auto"/>
         </w:pBdr>
@@ -8118,6 +8406,8 @@
     </w:p>
     <w:p>
       <w:pPr>
+        <w:keepNext/>
+        <w:keepLines/>
         <w:spacing w:before="120" w:after="0" w:line="280" w:lineRule="atLeast"/>
         <w:rPr>
           <w:rFonts w:ascii="Arial" w:hAnsi="Arial" w:cs="Arial"/>
@@ -8210,11 +8500,11 @@
       </w:pPr>
       <w:r>
         <w:rPr>
-          <w:rFonts w:ascii="Arial" w:hAnsi="Arial" w:cs="Arial"/>
+          <w:rFonts w:ascii="Arial" w:hAnsi="Arial" w:eastAsia="Arial" w:cs="Arial"/>
           <w:szCs w:val="24"/>
-          <w:lang w:val="en-US"/>
-        </w:rPr>
-        <w:t>The undersigning person confirms with this declaration that all auction goods listed in Annex B are his/her property, that no third parties have asserted any rights to the listed auction goods and that he/she is not aware of any circumstances that could result in the future assertion of claims to the auction goods by third parties.</w:t>
+          <w:lang w:val="en-US" w:eastAsia="en-US"/>
+        </w:rPr>
+        <w:t>The undersigned confirms that all auction goods listed in Annex B are owned by the Consignor, that no third party has asserted any rights to them, and that the undersigned is unaware of any circumstances that could cause a third party to assert claims to them in the future.</w:t>
       </w:r>
     </w:p>
     <w:p>
@@ -8354,11 +8644,11 @@
       </w:pPr>
       <w:r>
         <w:rPr>
-          <w:rFonts w:ascii="Arial" w:hAnsi="Arial" w:cs="Arial"/>
+          <w:rFonts w:ascii="Arial" w:hAnsi="Arial" w:eastAsia="Arial" w:cs="Arial"/>
           <w:szCs w:val="24"/>
-          <w:lang w:val="en-US"/>
-        </w:rPr>
-        <w:t>If the undersigning person is not the beneficial owner of the auction goods listed in Annex B, he/she declares with this declaration that he/she is acting with authorization and in compliance with the instructions and in the interests of the (beneficial) owner and has provided correct information about the (beneficial) owner. In accordance with the information on page 1 of the consignment agreement, the (beneficial) owner of the auction goods is the person listed below:</w:t>
+          <w:lang w:val="en-US" w:eastAsia="en-US"/>
+        </w:rPr>
+        <w:t>If the undersigned is not the beneficial owner of the auction goods listed in Annex B, the undersigned confirms being duly authorized to act, complying with the instructions, safeguarding the interests of the (beneficial) owner, and having provided correct information about that owner. In accordance with the information in the consignment agreement, the (beneficial) owner of the auction goods is the person listed below:</w:t>
       </w:r>
     </w:p>
     <w:p>
@@ -8376,6 +8666,24 @@
           <w:szCs w:val="24"/>
           <w:lang w:val="en-US"/>
         </w:rPr>
+        <w:t>{{block_paragraf18_end}}</w:t>
+      </w:r>
+    </w:p>
+    <w:p>
+      <w:pPr>
+        <w:spacing w:before="40" w:after="0" w:line="280" w:lineRule="atLeast"/>
+        <w:rPr>
+          <w:rFonts w:ascii="Arial" w:hAnsi="Arial" w:cs="Arial"/>
+          <w:lang w:val="en-US"/>
+        </w:rPr>
+      </w:pPr>
+      <w:r>
+        <w:rPr>
+          <w:rFonts w:ascii="Arial" w:hAnsi="Arial" w:cs="Arial"/>
+          <w:sz w:val="24"/>
+          <w:szCs w:val="24"/>
+          <w:lang w:val="en-US"/>
+        </w:rPr>
         <w:t>{{block_paragraf20_start}}</w:t>
       </w:r>
     </w:p>
@@ -8391,10 +8699,10 @@
       </w:pPr>
       <w:r>
         <w:rPr>
-          <w:rFonts w:ascii="Arial" w:hAnsi="Arial" w:cs="Arial"/>
-          <w:lang w:val="en-US"/>
-        </w:rPr>
-        <w:t>If the undersigning legal entity is not the beneficial owner of the auction goods listed in Annex B, it declares with this declaration that it is acting with authorization and in compliance with the instructions and in the interests of the (beneficial) owner and has provided correct information about the (beneficial) owner. In accordance with the information on page 1 of the consignment agreement, the (beneficial) owner of the auction goods is the person listed below:</w:t>
+          <w:rFonts w:ascii="Arial" w:hAnsi="Arial" w:eastAsia="Arial" w:cs="Arial"/>
+          <w:lang w:val="en-US" w:eastAsia="en-US"/>
+        </w:rPr>
+        <w:t>If a legal entity or partnership is signing this declaration without being the beneficial owner of the auction goods listed in Annex B, the undersigned confirms that it is duly authorized to act, complies with the instructions, safeguards the interests of the (beneficial) owner, and has provided correct information about that owner. In accordance with the information in the consignment agreement, the (beneficial) owner of the auction goods is the person listed below:</w:t>
       </w:r>
     </w:p>
     <w:p>
@@ -8413,24 +8721,6 @@
           <w:lang w:val="en-US"/>
         </w:rPr>
         <w:t>{{block_paragraf20_end}}</w:t>
-      </w:r>
-    </w:p>
-    <w:p>
-      <w:pPr>
-        <w:spacing w:before="40" w:after="0" w:line="280" w:lineRule="atLeast"/>
-        <w:rPr>
-          <w:rFonts w:ascii="Arial" w:hAnsi="Arial" w:cs="Arial"/>
-          <w:lang w:val="en-US"/>
-        </w:rPr>
-      </w:pPr>
-      <w:r>
-        <w:rPr>
-          <w:rFonts w:ascii="Arial" w:hAnsi="Arial" w:cs="Arial"/>
-          <w:sz w:val="24"/>
-          <w:szCs w:val="24"/>
-          <w:lang w:val="en-US"/>
-        </w:rPr>
-        <w:t>{{block_paragraf18_end}}</w:t>
       </w:r>
     </w:p>
     <w:p>
@@ -8461,6 +8751,7 @@
       </w:tblGrid>
       <w:tr>
         <w:trPr>
+          <w:cantSplit/>
           <w:trHeight w:val="397"/>
         </w:trPr>
         <w:tc>
@@ -8527,6 +8818,7 @@
       </w:tr>
       <w:tr>
         <w:trPr>
+          <w:cantSplit/>
           <w:trHeight w:val="397"/>
         </w:trPr>
         <w:tc>
@@ -8576,6 +8868,7 @@
       </w:tr>
       <w:tr>
         <w:trPr>
+          <w:cantSplit/>
           <w:trHeight w:val="397"/>
         </w:trPr>
         <w:tc>
@@ -8592,9 +8885,10 @@
             </w:pPr>
             <w:r>
               <w:rPr>
-                <w:rFonts w:ascii="Arial" w:hAnsi="Arial" w:cs="Arial"/>
-              </w:rPr>
-              <w:t>Nationality</w:t>
+                <w:rFonts w:ascii="Arial" w:hAnsi="Arial" w:eastAsia="Arial" w:cs="Arial"/>
+                <w:lang w:val="en-US" w:eastAsia="en-US"/>
+              </w:rPr>
+              <w:t>Address</w:t>
             </w:r>
           </w:p>
         </w:tc>
@@ -8618,13 +8912,14 @@
               <w:rPr>
                 <w:rFonts w:ascii="Arial" w:hAnsi="Arial" w:cs="Arial"/>
               </w:rPr>
-              <w:t>{{annex_a_owner_nationality}}</w:t>
+              <w:t>{{annex_a_owner_address_1}}</w:t>
             </w:r>
           </w:p>
         </w:tc>
       </w:tr>
       <w:tr>
         <w:trPr>
+          <w:cantSplit/>
           <w:trHeight w:val="397"/>
         </w:trPr>
         <w:tc>
@@ -8639,12 +8934,6 @@
                 <w:rFonts w:ascii="Arial" w:hAnsi="Arial" w:cs="Arial"/>
               </w:rPr>
             </w:pPr>
-            <w:r>
-              <w:rPr>
-                <w:rFonts w:ascii="Arial" w:hAnsi="Arial" w:cs="Arial"/>
-              </w:rPr>
-              <w:t>Full address of residence</w:t>
-            </w:r>
           </w:p>
         </w:tc>
         <w:tc>
@@ -8667,13 +8956,14 @@
               <w:rPr>
                 <w:rFonts w:ascii="Arial" w:hAnsi="Arial" w:cs="Arial"/>
               </w:rPr>
-              <w:t>{{annex_a_owner_address_1}}</w:t>
+              <w:t>{{annex_a_owner_address_2}}</w:t>
             </w:r>
           </w:p>
         </w:tc>
       </w:tr>
       <w:tr>
         <w:trPr>
+          <w:cantSplit/>
           <w:trHeight w:val="397"/>
         </w:trPr>
         <w:tc>
@@ -8710,13 +9000,14 @@
               <w:rPr>
                 <w:rFonts w:ascii="Arial" w:hAnsi="Arial" w:cs="Arial"/>
               </w:rPr>
-              <w:t>{{annex_a_owner_address_2}}</w:t>
+              <w:t>{{annex_a_owner_address_3}}</w:t>
             </w:r>
           </w:p>
         </w:tc>
       </w:tr>
       <w:tr>
         <w:trPr>
+          <w:cantSplit/>
           <w:trHeight w:val="397"/>
         </w:trPr>
         <w:tc>
@@ -8749,17 +9040,12 @@
                 <w:rFonts w:ascii="Arial" w:hAnsi="Arial" w:cs="Arial"/>
               </w:rPr>
             </w:pPr>
-            <w:r>
-              <w:rPr>
-                <w:rFonts w:ascii="Arial" w:hAnsi="Arial" w:cs="Arial"/>
-              </w:rPr>
-              <w:t>{{annex_a_owner_address_3}}</w:t>
-            </w:r>
           </w:p>
         </w:tc>
       </w:tr>
       <w:tr>
         <w:trPr>
+          <w:cantSplit/>
           <w:trHeight w:val="397"/>
         </w:trPr>
         <w:tc>
@@ -8774,6 +9060,12 @@
                 <w:rFonts w:ascii="Arial" w:hAnsi="Arial" w:cs="Arial"/>
               </w:rPr>
             </w:pPr>
+            <w:r>
+              <w:rPr>
+                <w:rFonts w:ascii="Arial" w:hAnsi="Arial" w:cs="Arial"/>
+              </w:rPr>
+              <w:t>Telephone number</w:t>
+            </w:r>
           </w:p>
         </w:tc>
         <w:tc>
@@ -8792,12 +9084,19 @@
                 <w:rFonts w:ascii="Arial" w:hAnsi="Arial" w:cs="Arial"/>
               </w:rPr>
             </w:pPr>
+            <w:r>
+              <w:rPr>
+                <w:rFonts w:ascii="Arial" w:hAnsi="Arial" w:cs="Arial"/>
+              </w:rPr>
+              <w:t>{{annex_a_owner_phone}}</w:t>
+            </w:r>
           </w:p>
         </w:tc>
       </w:tr>
       <w:tr>
         <w:trPr>
-          <w:trHeight w:val="397"/>
+          <w:cantSplit/>
+          <w:trHeight w:val="340"/>
         </w:trPr>
         <w:tc>
           <w:tcPr>
@@ -8815,7 +9114,7 @@
               <w:rPr>
                 <w:rFonts w:ascii="Arial" w:hAnsi="Arial" w:cs="Arial"/>
               </w:rPr>
-              <w:t>Telephone number</w:t>
+              <w:t>Email</w:t>
             </w:r>
           </w:p>
         </w:tc>
@@ -8839,55 +9138,6 @@
               <w:rPr>
                 <w:rFonts w:ascii="Arial" w:hAnsi="Arial" w:cs="Arial"/>
               </w:rPr>
-              <w:t>{{annex_a_owner_phone}}</w:t>
-            </w:r>
-          </w:p>
-        </w:tc>
-      </w:tr>
-      <w:tr>
-        <w:trPr>
-          <w:trHeight w:val="340"/>
-        </w:trPr>
-        <w:tc>
-          <w:tcPr>
-            <w:tcW w:w="3827" w:type="dxa"/>
-            <w:vAlign w:val="bottom"/>
-          </w:tcPr>
-          <w:p>
-            <w:pPr>
-              <w:pStyle w:val="NoSpacing"/>
-              <w:rPr>
-                <w:rFonts w:ascii="Arial" w:hAnsi="Arial" w:cs="Arial"/>
-              </w:rPr>
-            </w:pPr>
-            <w:r>
-              <w:rPr>
-                <w:rFonts w:ascii="Arial" w:hAnsi="Arial" w:cs="Arial"/>
-              </w:rPr>
-              <w:t>Email</w:t>
-            </w:r>
-          </w:p>
-        </w:tc>
-        <w:tc>
-          <w:tcPr>
-            <w:tcW w:w="4526" w:type="dxa"/>
-            <w:tcBorders>
-              <w:top w:val="single" w:sz="4" w:space="0" w:color="auto"/>
-              <w:bottom w:val="single" w:sz="4" w:space="0" w:color="auto"/>
-            </w:tcBorders>
-            <w:vAlign w:val="bottom"/>
-          </w:tcPr>
-          <w:p>
-            <w:pPr>
-              <w:pStyle w:val="NoSpacing"/>
-              <w:rPr>
-                <w:rFonts w:ascii="Arial" w:hAnsi="Arial" w:cs="Arial"/>
-              </w:rPr>
-            </w:pPr>
-            <w:r>
-              <w:rPr>
-                <w:rFonts w:ascii="Arial" w:hAnsi="Arial" w:cs="Arial"/>
-              </w:rPr>
               <w:t>{{annex_a_owner_email}}</w:t>
             </w:r>
           </w:p>
@@ -9007,11 +9257,11 @@
       </w:pPr>
       <w:r>
         <w:rPr>
-          <w:rFonts w:ascii="Arial" w:hAnsi="Arial" w:cs="Arial"/>
+          <w:rFonts w:ascii="Arial" w:hAnsi="Arial" w:eastAsia="Arial" w:cs="Arial"/>
           <w:szCs w:val="24"/>
-          <w:lang w:val="en-US"/>
-        </w:rPr>
-        <w:t>If the undersigning person is not the beneficial owner of the auction goods listed in Annex B, he/she declares with this declaration that he/she is acting with authorization and in compliance with the instructions and in the interests of the (beneficial) owner and has provided correct information about the (beneficial) owner. In accordance with the information on page 1 of the consignment agreement, the (beneficial) owner of the auction goods is the legal entity listed below:</w:t>
+          <w:lang w:val="en-US" w:eastAsia="en-US"/>
+        </w:rPr>
+        <w:t>If the undersigned is not the beneficial owner of the auction goods listed in Annex B, the undersigned confirms being duly authorized to act, complying with the instructions, safeguarding the interests of the (beneficial) owner, and having provided correct information about that owner. In accordance with the information in the consignment agreement, the (beneficial) owner of the auction goods is the legal entity or partnership listed below:</w:t>
       </w:r>
     </w:p>
     <w:tbl>
@@ -9025,6 +9275,7 @@
       </w:tblGrid>
       <w:tr>
         <w:trPr>
+          <w:cantSplit/>
           <w:trHeight w:val="397"/>
         </w:trPr>
         <w:tc>
@@ -9073,6 +9324,7 @@
       </w:tr>
       <w:tr>
         <w:trPr>
+          <w:cantSplit/>
           <w:trHeight w:val="397"/>
         </w:trPr>
         <w:tc>
@@ -9140,6 +9392,7 @@
       </w:tr>
       <w:tr>
         <w:trPr>
+          <w:cantSplit/>
           <w:trHeight w:val="397"/>
         </w:trPr>
         <w:tc>
@@ -9207,6 +9460,7 @@
       </w:tr>
       <w:tr>
         <w:trPr>
+          <w:cantSplit/>
           <w:trHeight w:val="397"/>
         </w:trPr>
         <w:tc>
@@ -9223,9 +9477,10 @@
             </w:pPr>
             <w:r>
               <w:rPr>
-                <w:rFonts w:ascii="Arial" w:hAnsi="Arial" w:cs="Arial"/>
-              </w:rPr>
-              <w:t>Nationality</w:t>
+                <w:rFonts w:ascii="Arial" w:hAnsi="Arial" w:eastAsia="Arial" w:cs="Arial"/>
+                <w:lang w:val="en-US" w:eastAsia="en-US"/>
+              </w:rPr>
+              <w:t>Address</w:t>
             </w:r>
           </w:p>
         </w:tc>
@@ -9243,37 +9498,20 @@
               <w:spacing w:after="0"/>
               <w:rPr>
                 <w:rFonts w:ascii="Arial" w:hAnsi="Arial" w:cs="Arial"/>
-                <w:lang w:val="en-US"/>
-              </w:rPr>
-            </w:pPr>
-            <w:r>
-              <w:rPr>
-                <w:rFonts w:ascii="Arial" w:hAnsi="Arial" w:cs="Arial"/>
-                <w:lang w:val="en-US"/>
-              </w:rPr>
-              <w:t>{{</w:t>
-            </w:r>
-            <w:proofErr w:type="spellStart"/>
-            <w:r>
-              <w:rPr>
-                <w:rFonts w:ascii="Arial" w:hAnsi="Arial" w:cs="Arial"/>
-                <w:lang w:val="en-US"/>
-              </w:rPr>
-              <w:t>annex_a_legal_rep_nationality</w:t>
-            </w:r>
-            <w:proofErr w:type="spellEnd"/>
-            <w:r>
-              <w:rPr>
-                <w:rFonts w:ascii="Arial" w:hAnsi="Arial" w:cs="Arial"/>
-                <w:lang w:val="en-US"/>
-              </w:rPr>
-              <w:t>}}</w:t>
+              </w:rPr>
+            </w:pPr>
+            <w:r>
+              <w:rPr>
+                <w:rFonts w:ascii="Arial" w:hAnsi="Arial" w:cs="Arial"/>
+              </w:rPr>
+              <w:t>{{annex_a_legal_address_1}}</w:t>
             </w:r>
           </w:p>
         </w:tc>
       </w:tr>
       <w:tr>
         <w:trPr>
+          <w:cantSplit/>
           <w:trHeight w:val="397"/>
         </w:trPr>
         <w:tc>
@@ -9288,12 +9526,6 @@
                 <w:rFonts w:ascii="Arial" w:hAnsi="Arial" w:cs="Arial"/>
               </w:rPr>
             </w:pPr>
-            <w:r>
-              <w:rPr>
-                <w:rFonts w:ascii="Arial" w:hAnsi="Arial" w:cs="Arial"/>
-              </w:rPr>
-              <w:t>Full address of residence</w:t>
-            </w:r>
           </w:p>
         </w:tc>
         <w:tc>
@@ -9316,13 +9548,14 @@
               <w:rPr>
                 <w:rFonts w:ascii="Arial" w:hAnsi="Arial" w:cs="Arial"/>
               </w:rPr>
-              <w:t>{{annex_a_legal_address_1}}</w:t>
+              <w:t>{{annex_a_legal_address_2}}</w:t>
             </w:r>
           </w:p>
         </w:tc>
       </w:tr>
       <w:tr>
         <w:trPr>
+          <w:cantSplit/>
           <w:trHeight w:val="397"/>
         </w:trPr>
         <w:tc>
@@ -9359,13 +9592,14 @@
               <w:rPr>
                 <w:rFonts w:ascii="Arial" w:hAnsi="Arial" w:cs="Arial"/>
               </w:rPr>
-              <w:t>{{annex_a_legal_address_2}}</w:t>
+              <w:t>{{annex_a_legal_address_3}}</w:t>
             </w:r>
           </w:p>
         </w:tc>
       </w:tr>
       <w:tr>
         <w:trPr>
+          <w:cantSplit/>
           <w:trHeight w:val="397"/>
         </w:trPr>
         <w:tc>
@@ -9380,6 +9614,12 @@
                 <w:rFonts w:ascii="Arial" w:hAnsi="Arial" w:cs="Arial"/>
               </w:rPr>
             </w:pPr>
+            <w:r>
+              <w:rPr>
+                <w:rFonts w:ascii="Arial" w:hAnsi="Arial" w:cs="Arial"/>
+              </w:rPr>
+              <w:t>Telephone number</w:t>
+            </w:r>
           </w:p>
         </w:tc>
         <w:tc>
@@ -9402,13 +9642,14 @@
               <w:rPr>
                 <w:rFonts w:ascii="Arial" w:hAnsi="Arial" w:cs="Arial"/>
               </w:rPr>
-              <w:t>{{annex_a_legal_address_3}}</w:t>
+              <w:t>{{annex_a_legal_phone}}</w:t>
             </w:r>
           </w:p>
         </w:tc>
       </w:tr>
       <w:tr>
         <w:trPr>
+          <w:cantSplit/>
           <w:trHeight w:val="397"/>
         </w:trPr>
         <w:tc>
@@ -9427,7 +9668,7 @@
               <w:rPr>
                 <w:rFonts w:ascii="Arial" w:hAnsi="Arial" w:cs="Arial"/>
               </w:rPr>
-              <w:t>Telephone number</w:t>
+              <w:t>Email</w:t>
             </w:r>
           </w:p>
         </w:tc>
@@ -9451,55 +9692,6 @@
               <w:rPr>
                 <w:rFonts w:ascii="Arial" w:hAnsi="Arial" w:cs="Arial"/>
               </w:rPr>
-              <w:t>{{annex_a_legal_phone}}</w:t>
-            </w:r>
-          </w:p>
-        </w:tc>
-      </w:tr>
-      <w:tr>
-        <w:trPr>
-          <w:trHeight w:val="397"/>
-        </w:trPr>
-        <w:tc>
-          <w:tcPr>
-            <w:tcW w:w="3827" w:type="dxa"/>
-            <w:vAlign w:val="bottom"/>
-          </w:tcPr>
-          <w:p>
-            <w:pPr>
-              <w:spacing w:after="0"/>
-              <w:rPr>
-                <w:rFonts w:ascii="Arial" w:hAnsi="Arial" w:cs="Arial"/>
-              </w:rPr>
-            </w:pPr>
-            <w:r>
-              <w:rPr>
-                <w:rFonts w:ascii="Arial" w:hAnsi="Arial" w:cs="Arial"/>
-              </w:rPr>
-              <w:t>Email</w:t>
-            </w:r>
-          </w:p>
-        </w:tc>
-        <w:tc>
-          <w:tcPr>
-            <w:tcW w:w="4536" w:type="dxa"/>
-            <w:tcBorders>
-              <w:top w:val="single" w:sz="4" w:space="0" w:color="auto"/>
-              <w:bottom w:val="single" w:sz="4" w:space="0" w:color="auto"/>
-            </w:tcBorders>
-            <w:vAlign w:val="bottom"/>
-          </w:tcPr>
-          <w:p>
-            <w:pPr>
-              <w:spacing w:after="0"/>
-              <w:rPr>
-                <w:rFonts w:ascii="Arial" w:hAnsi="Arial" w:cs="Arial"/>
-              </w:rPr>
-            </w:pPr>
-            <w:r>
-              <w:rPr>
-                <w:rFonts w:ascii="Arial" w:hAnsi="Arial" w:cs="Arial"/>
-              </w:rPr>
               <w:t>{{annex_a_legal_email}}</w:t>
             </w:r>
           </w:p>
@@ -9635,29 +9827,11 @@
       </w:pPr>
       <w:r>
         <w:rPr>
-          <w:rFonts w:ascii="Arial" w:hAnsi="Arial" w:cs="Arial"/>
+          <w:rFonts w:ascii="Arial" w:hAnsi="Arial" w:eastAsia="Arial" w:cs="Arial"/>
           <w:szCs w:val="24"/>
-          <w:lang w:val="en-US"/>
-        </w:rPr>
-        <w:t xml:space="preserve">The undersigning person confirms on behalf of the Consignor that he/she has the necessary </w:t>
-      </w:r>
-      <w:proofErr w:type="gramStart"/>
-      <w:r>
-        <w:rPr>
-          <w:rFonts w:ascii="Arial" w:hAnsi="Arial" w:cs="Arial"/>
-          <w:szCs w:val="24"/>
-          <w:lang w:val="en-US"/>
-        </w:rPr>
-        <w:t>authorizations</w:t>
-      </w:r>
-      <w:proofErr w:type="gramEnd"/>
-      <w:r>
-        <w:rPr>
-          <w:rFonts w:ascii="Arial" w:hAnsi="Arial" w:cs="Arial"/>
-          <w:szCs w:val="24"/>
-          <w:lang w:val="en-US"/>
-        </w:rPr>
-        <w:t xml:space="preserve"> to consign the auction goods. He/she also confirms on behalf of the Consignor that he/she has provided correct information about the legal entity on behalf of which he/she is acting.</w:t>
+          <w:lang w:val="en-US" w:eastAsia="en-US"/>
+        </w:rPr>
+        <w:t>The undersigned confirms on behalf of the Consignor that the necessary authority to consign the auction goods has been granted and that the information provided about the represented legal entity or partnership is correct.</w:t>
       </w:r>
     </w:p>
     <w:p>
@@ -9794,11 +9968,11 @@
       </w:pPr>
       <w:r>
         <w:rPr>
-          <w:rFonts w:ascii="Arial" w:hAnsi="Arial" w:cs="Arial"/>
+          <w:rFonts w:ascii="Arial" w:hAnsi="Arial" w:eastAsia="Arial" w:cs="Arial"/>
           <w:szCs w:val="24"/>
-          <w:lang w:val="en-US"/>
-        </w:rPr>
-        <w:t>The undersigning person declares that, with regard to the auction goods listed in Annex B and their consignment, neither national nor international law has been violated and that all auction goods have been imported and exported from the country of origin in compliance with the legal requirements of the country of consignment (i.e. the country in which the auction goods were handed over to the Consignee).</w:t>
+          <w:lang w:val="en-US" w:eastAsia="en-US"/>
+        </w:rPr>
+        <w:t>The undersigned declares that neither national nor international law has been violated in connection with the auction goods listed in Annex B or their consignment and that all auction goods were imported into the country of consignment (i.e. the country in which they were handed over to the Consignee) and exported from the country of origin in compliance with the applicable laws.</w:t>
       </w:r>
     </w:p>
     <w:p>
@@ -9811,11 +9985,11 @@
       </w:pPr>
       <w:r>
         <w:rPr>
-          <w:rFonts w:ascii="Arial" w:hAnsi="Arial" w:cs="Arial"/>
+          <w:rFonts w:ascii="Arial" w:hAnsi="Arial" w:eastAsia="Arial" w:cs="Arial"/>
           <w:szCs w:val="24"/>
-          <w:lang w:val="en-US"/>
-        </w:rPr>
-        <w:t>The undersigning person has been informed by Leu Numismatik AG that, as of the respective effective dates, bilateral agreements in the field of cultural property transfer have been concluded between Switzerland and the following countries:</w:t>
+          <w:lang w:val="en-US" w:eastAsia="en-US"/>
+        </w:rPr>
+        <w:t>The undersigned has been informed by Leu Numismatik AG that bilateral agreements on the transfer of cultural property have been in force between Switzerland and the following countries since the respective effective dates:</w:t>
       </w:r>
     </w:p>
     <w:p>
@@ -9848,6 +10022,7 @@
       </w:tblGrid>
       <w:tr>
         <w:trPr>
+          <w:cantSplit/>
           <w:trHeight w:val="454"/>
         </w:trPr>
         <w:tc>
@@ -9933,6 +10108,7 @@
       </w:tr>
       <w:tr>
         <w:trPr>
+          <w:cantSplit/>
           <w:trHeight w:val="454"/>
         </w:trPr>
         <w:tc>
@@ -10018,6 +10194,7 @@
       </w:tr>
       <w:tr>
         <w:trPr>
+          <w:cantSplit/>
           <w:trHeight w:val="454"/>
         </w:trPr>
         <w:tc>
@@ -10103,6 +10280,7 @@
       </w:tr>
       <w:tr>
         <w:trPr>
+          <w:cantSplit/>
           <w:trHeight w:val="454"/>
         </w:trPr>
         <w:tc>
@@ -10188,6 +10366,7 @@
       </w:tr>
       <w:tr>
         <w:trPr>
+          <w:cantSplit/>
           <w:trHeight w:val="454"/>
         </w:trPr>
         <w:tc>
@@ -10273,6 +10452,7 @@
       </w:tr>
       <w:tr>
         <w:trPr>
+          <w:cantSplit/>
           <w:trHeight w:val="454"/>
         </w:trPr>
         <w:tc>
@@ -10374,10 +10554,10 @@
       </w:pPr>
       <w:r>
         <w:rPr>
-          <w:rFonts w:ascii="Arial" w:hAnsi="Arial" w:cs="Arial"/>
-          <w:lang w:val="en-US"/>
-        </w:rPr>
-        <w:t>If the auction goods (or parts thereof) originate from one of the above-mentioned countries of origin and were only imported after the respective cut-off date, the undersigning person confirms that he/she holds a corresponding export license for the auction goods in question.</w:t>
+          <w:rFonts w:ascii="Arial" w:hAnsi="Arial" w:eastAsia="Arial" w:cs="Arial"/>
+          <w:lang w:val="en-US" w:eastAsia="en-US"/>
+        </w:rPr>
+        <w:t>If the auction goods, or any part of them, originate from one of the countries listed above and were imported into Switzerland only after the relevant cut-off date, the undersigned confirms that the required export license is held and will be submitted to Leu Numismatik AG upon first request.</w:t>
       </w:r>
     </w:p>
     <w:p>
@@ -10390,10 +10570,10 @@
       </w:pPr>
       <w:r>
         <w:rPr>
-          <w:rFonts w:ascii="Arial" w:hAnsi="Arial" w:cs="Arial"/>
-          <w:lang w:val="en-US"/>
-        </w:rPr>
-        <w:t>Furthermore, the undersigning person confirms that no auction goods (insofar as cultural property is concerned) have been in Iraq since August 2, 1990, in Syria since March 15, 2011, or in Ukraine since March 1, 2014.</w:t>
+          <w:rFonts w:ascii="Arial" w:hAnsi="Arial" w:eastAsia="Arial" w:cs="Arial"/>
+          <w:lang w:val="en-US" w:eastAsia="en-US"/>
+        </w:rPr>
+        <w:t>The undersigned further confirms that no auction goods, insofar as they constitute cultural property, have been in Iraq since August 2, 1990, in Syria since March 15, 2011, or in Ukraine since March 1, 2014.</w:t>
       </w:r>
     </w:p>
     <w:p>
@@ -10430,6 +10610,7 @@
         <w:trPr>
           <w:gridAfter w:val="3"/>
           <w:wAfter w:w="5386" w:type="dxa"/>
+          <w:cantSplit/>
           <w:trHeight w:val="645"/>
         </w:trPr>
         <w:tc>
@@ -10440,6 +10621,8 @@
           <w:p>
             <w:pPr>
               <w:pStyle w:val="NoSpacing"/>
+              <w:keepNext/>
+              <w:keepLines/>
               <w:rPr>
                 <w:rFonts w:ascii="Arial" w:hAnsi="Arial" w:cs="Arial"/>
               </w:rPr>
@@ -10463,6 +10646,8 @@
           <w:p>
             <w:pPr>
               <w:pStyle w:val="NoSpacing"/>
+              <w:keepNext/>
+              <w:keepLines/>
               <w:rPr>
                 <w:rFonts w:ascii="Arial" w:hAnsi="Arial" w:cs="Arial"/>
                 <w:lang w:val="en-US"/>
@@ -10472,6 +10657,8 @@
           <w:p>
             <w:pPr>
               <w:pStyle w:val="NoSpacing"/>
+              <w:keepNext/>
+              <w:keepLines/>
               <w:rPr>
                 <w:rFonts w:ascii="Arial" w:hAnsi="Arial" w:cs="Arial"/>
                 <w:lang w:val="en-US"/>
@@ -10505,6 +10692,7 @@
       </w:tr>
       <w:tr>
         <w:trPr>
+          <w:cantSplit/>
           <w:trHeight w:val="936"/>
         </w:trPr>
         <w:tc>
@@ -10515,6 +10703,7 @@
           <w:p>
             <w:pPr>
               <w:pStyle w:val="NoSpacing"/>
+              <w:keepLines/>
               <w:rPr>
                 <w:rFonts w:ascii="Arial" w:hAnsi="Arial" w:cs="Arial"/>
               </w:rPr>
@@ -10539,22 +10728,25 @@
           <w:p>
             <w:pPr>
               <w:pStyle w:val="NoSpacing"/>
-              <w:rPr>
-                <w:rFonts w:ascii="Arial" w:hAnsi="Arial" w:cs="Arial"/>
-              </w:rPr>
-            </w:pPr>
-          </w:p>
-          <w:p>
-            <w:pPr>
-              <w:pStyle w:val="NoSpacing"/>
-              <w:rPr>
-                <w:rFonts w:ascii="Arial" w:hAnsi="Arial" w:cs="Arial"/>
-              </w:rPr>
-            </w:pPr>
-          </w:p>
-          <w:p>
-            <w:pPr>
-              <w:pStyle w:val="NoSpacing"/>
+              <w:keepLines/>
+              <w:rPr>
+                <w:rFonts w:ascii="Arial" w:hAnsi="Arial" w:cs="Arial"/>
+              </w:rPr>
+            </w:pPr>
+          </w:p>
+          <w:p>
+            <w:pPr>
+              <w:pStyle w:val="NoSpacing"/>
+              <w:keepLines/>
+              <w:rPr>
+                <w:rFonts w:ascii="Arial" w:hAnsi="Arial" w:cs="Arial"/>
+              </w:rPr>
+            </w:pPr>
+          </w:p>
+          <w:p>
+            <w:pPr>
+              <w:pStyle w:val="NoSpacing"/>
+              <w:keepLines/>
               <w:rPr>
                 <w:rFonts w:ascii="Arial" w:hAnsi="Arial" w:cs="Arial"/>
               </w:rPr>
@@ -10574,6 +10766,7 @@
           <w:p>
             <w:pPr>
               <w:pStyle w:val="NoSpacing"/>
+              <w:keepLines/>
               <w:rPr>
                 <w:rFonts w:ascii="Arial" w:hAnsi="Arial" w:cs="Arial"/>
               </w:rPr>
@@ -10588,6 +10781,7 @@
           <w:p>
             <w:pPr>
               <w:pStyle w:val="NoSpacing"/>
+              <w:keepLines/>
               <w:rPr>
                 <w:rFonts w:ascii="Arial" w:hAnsi="Arial" w:cs="Arial"/>
               </w:rPr>
@@ -10611,6 +10805,7 @@
           <w:p>
             <w:pPr>
               <w:pStyle w:val="NoSpacing"/>
+              <w:keepLines/>
               <w:rPr>
                 <w:rFonts w:ascii="Arial" w:hAnsi="Arial" w:cs="Arial"/>
                 <w:sz w:val="24"/>
@@ -10622,6 +10817,7 @@
           <w:p>
             <w:pPr>
               <w:pStyle w:val="NoSpacing"/>
+              <w:keepLines/>
               <w:rPr>
                 <w:rFonts w:ascii="Arial" w:hAnsi="Arial" w:cs="Arial"/>
                 <w:sz w:val="24"/>
@@ -10633,6 +10829,7 @@
           <w:p>
             <w:pPr>
               <w:pStyle w:val="NoSpacing"/>
+              <w:keepLines/>
               <w:rPr>
                 <w:rFonts w:ascii="Arial" w:hAnsi="Arial" w:cs="Arial"/>
                 <w:sz w:val="24"/>
@@ -10827,53 +11024,25 @@
       </w:pPr>
       <w:r>
         <w:rPr>
-          <w:rFonts w:ascii="Arial" w:hAnsi="Arial" w:cs="Arial"/>
-          <w:lang w:val="en-US"/>
-        </w:rPr>
-        <w:t>The undersigning person declares on behalf of the Consignor that, with regard to the auction goods listed in Annex B and their consignment, neither national nor international law has been violated and that all auction goods have been imported and exported from the country of origin in compliance with the legal requirements of the country of consignment (i.e. the country in which the auction goods were handed over to the Consignee).</w:t>
-      </w:r>
-    </w:p>
-    <w:p>
-      <w:pPr>
-        <w:rPr>
-          <w:rFonts w:ascii="Arial" w:hAnsi="Arial" w:cs="Arial"/>
-          <w:lang w:val="en-US"/>
-        </w:rPr>
-      </w:pPr>
-      <w:r>
-        <w:rPr>
-          <w:rFonts w:ascii="Arial" w:hAnsi="Arial" w:cs="Arial"/>
-          <w:lang w:val="en-US"/>
-        </w:rPr>
-        <w:t xml:space="preserve">If the auction goods (or parts thereof) originate from one of the above-mentioned countries of origin and were only imported after the respective cut-off date, the undersigning person confirms that </w:t>
-      </w:r>
-      <w:r>
-        <w:rPr>
-          <w:rFonts w:ascii="Arial" w:hAnsi="Arial" w:cs="Arial"/>
-          <w:lang w:val="en-US"/>
-        </w:rPr>
-        <w:t>he/she holds a corresponding export license for the auction goods in question</w:t>
-      </w:r>
-      <w:r>
-        <w:rPr>
-          <w:rFonts w:ascii="Arial" w:hAnsi="Arial" w:cs="Arial"/>
-          <w:lang w:val="en-US"/>
-        </w:rPr>
-        <w:t xml:space="preserve"> </w:t>
-      </w:r>
-      <w:r>
-        <w:rPr>
-          <w:rFonts w:ascii="Arial" w:hAnsi="Arial" w:cs="Arial"/>
-          <w:lang w:val="en-US"/>
-        </w:rPr>
-        <w:t>and submit it to Leu Numismatik AG upon its first request</w:t>
-      </w:r>
-      <w:r>
-        <w:rPr>
-          <w:rFonts w:ascii="Arial" w:hAnsi="Arial" w:cs="Arial"/>
-          <w:lang w:val="en-US"/>
-        </w:rPr>
-        <w:t>:</w:t>
+          <w:rFonts w:ascii="Arial" w:hAnsi="Arial" w:eastAsia="Arial" w:cs="Arial"/>
+          <w:lang w:val="en-US" w:eastAsia="en-US"/>
+        </w:rPr>
+        <w:t>On behalf of the Consignor, the undersigned declares that neither national nor international law has been violated in connection with the auction goods listed in Annex B or their consignment and that all auction goods were imported into the country of consignment (i.e. the country in which they were handed over to the Consignee) and exported from the country of origin in compliance with the applicable laws.</w:t>
+      </w:r>
+    </w:p>
+    <w:p>
+      <w:pPr>
+        <w:rPr>
+          <w:rFonts w:ascii="Arial" w:hAnsi="Arial" w:cs="Arial"/>
+          <w:lang w:val="en-US"/>
+        </w:rPr>
+      </w:pPr>
+      <w:r>
+        <w:rPr>
+          <w:rFonts w:ascii="Arial" w:hAnsi="Arial" w:eastAsia="Arial" w:cs="Arial"/>
+          <w:lang w:val="en-US" w:eastAsia="en-US"/>
+        </w:rPr>
+        <w:t>On behalf of the Consignor, the undersigned confirms that the auction goods, insofar as they constitute cultural property, have been in the Consignor's possession since no later than May 30, 2005, or that the auction goods, in particular coins, have no longer been located in the territory of the following countries since the dates stated below:</w:t>
       </w:r>
     </w:p>
     <w:tbl>
@@ -10898,6 +11067,7 @@
       </w:tblGrid>
       <w:tr>
         <w:trPr>
+          <w:cantSplit/>
           <w:trHeight w:val="454"/>
         </w:trPr>
         <w:tc>
@@ -10983,6 +11153,7 @@
       </w:tr>
       <w:tr>
         <w:trPr>
+          <w:cantSplit/>
           <w:trHeight w:val="454"/>
         </w:trPr>
         <w:tc>
@@ -11068,6 +11239,7 @@
       </w:tr>
       <w:tr>
         <w:trPr>
+          <w:cantSplit/>
           <w:trHeight w:val="454"/>
         </w:trPr>
         <w:tc>
@@ -11153,6 +11325,7 @@
       </w:tr>
       <w:tr>
         <w:trPr>
+          <w:cantSplit/>
           <w:trHeight w:val="454"/>
         </w:trPr>
         <w:tc>
@@ -11238,6 +11411,7 @@
       </w:tr>
       <w:tr>
         <w:trPr>
+          <w:cantSplit/>
           <w:trHeight w:val="454"/>
         </w:trPr>
         <w:tc>
@@ -11323,6 +11497,7 @@
       </w:tr>
       <w:tr>
         <w:trPr>
+          <w:cantSplit/>
           <w:trHeight w:val="454"/>
         </w:trPr>
         <w:tc>
@@ -11339,9 +11514,10 @@
             </w:pPr>
             <w:r>
               <w:rPr>
-                <w:rFonts w:ascii="Arial" w:hAnsi="Arial" w:cs="Arial"/>
-              </w:rPr>
-              <w:t>March 5, 2026</w:t>
+                <w:rFonts w:ascii="Arial" w:hAnsi="Arial" w:eastAsia="Arial" w:cs="Arial"/>
+                <w:lang w:val="en-US" w:eastAsia="en-US"/>
+              </w:rPr>
+              <w:t>March 5, 2026:</w:t>
             </w:r>
           </w:p>
         </w:tc>
@@ -11411,25 +11587,25 @@
       </w:pPr>
       <w:r>
         <w:rPr>
-          <w:rFonts w:ascii="Arial" w:hAnsi="Arial" w:cs="Arial"/>
-          <w:lang w:val="en-US"/>
-        </w:rPr>
-        <w:t>If the auction goods (or parts thereof) originate from one of the above-mentioned countries of origin and were only imported after the respective cut-off date, the undersigning person confirms on behalf of the Consignor that he/she holds a corresponding export license for the auction goods in question.</w:t>
-      </w:r>
-    </w:p>
-    <w:p>
-      <w:pPr>
-        <w:rPr>
-          <w:rFonts w:ascii="Arial" w:hAnsi="Arial" w:cs="Arial"/>
-          <w:lang w:val="en-US"/>
-        </w:rPr>
-      </w:pPr>
-      <w:r>
-        <w:rPr>
-          <w:rFonts w:ascii="Arial" w:hAnsi="Arial" w:cs="Arial"/>
-          <w:lang w:val="en-US"/>
-        </w:rPr>
-        <w:t>Furthermore, the undersigning person confirms on behalf of the Consignor that no auction goods (insofar as cultural property is concerned) have been in Iraq since August 2, 1990, in Syria since March 15, 2011, or in Ukraine since March 1, 2014.</w:t>
+          <w:rFonts w:ascii="Arial" w:hAnsi="Arial" w:eastAsia="Arial" w:cs="Arial"/>
+          <w:lang w:val="en-US" w:eastAsia="en-US"/>
+        </w:rPr>
+        <w:t>If the auction goods, or any part of them, originate from one of the countries listed above and were imported into Switzerland only after the relevant cut-off date, the undersigned confirms on behalf of the Consignor that the required export license is held and will be submitted to Leu Numismatik AG upon first request.</w:t>
+      </w:r>
+    </w:p>
+    <w:p>
+      <w:pPr>
+        <w:rPr>
+          <w:rFonts w:ascii="Arial" w:hAnsi="Arial" w:cs="Arial"/>
+          <w:lang w:val="en-US"/>
+        </w:rPr>
+      </w:pPr>
+      <w:r>
+        <w:rPr>
+          <w:rFonts w:ascii="Arial" w:hAnsi="Arial" w:eastAsia="Arial" w:cs="Arial"/>
+          <w:lang w:val="en-US" w:eastAsia="en-US"/>
+        </w:rPr>
+        <w:t>The undersigned further confirms on behalf of the Consignor that no auction goods, insofar as they constitute cultural property, have been in Iraq since August 2, 1990, in Syria since March 15, 2011, or in Ukraine since March 1, 2014.</w:t>
       </w:r>
     </w:p>
     <w:p>
@@ -11466,6 +11642,7 @@
         <w:trPr>
           <w:gridAfter w:val="3"/>
           <w:wAfter w:w="5386" w:type="dxa"/>
+          <w:cantSplit/>
           <w:trHeight w:val="645"/>
         </w:trPr>
         <w:tc>
@@ -11476,6 +11653,8 @@
           <w:p>
             <w:pPr>
               <w:pStyle w:val="NoSpacing"/>
+              <w:keepNext/>
+              <w:keepLines/>
               <w:rPr>
                 <w:rFonts w:ascii="Arial" w:hAnsi="Arial" w:cs="Arial"/>
               </w:rPr>
@@ -11499,6 +11678,8 @@
           <w:p>
             <w:pPr>
               <w:pStyle w:val="NoSpacing"/>
+              <w:keepNext/>
+              <w:keepLines/>
               <w:rPr>
                 <w:rFonts w:ascii="Arial" w:hAnsi="Arial" w:cs="Arial"/>
                 <w:lang w:val="en-US"/>
@@ -11508,6 +11689,8 @@
           <w:p>
             <w:pPr>
               <w:pStyle w:val="NoSpacing"/>
+              <w:keepNext/>
+              <w:keepLines/>
               <w:rPr>
                 <w:rFonts w:ascii="Arial" w:hAnsi="Arial" w:cs="Arial"/>
                 <w:lang w:val="en-US"/>
@@ -11541,6 +11724,7 @@
       </w:tr>
       <w:tr>
         <w:trPr>
+          <w:cantSplit/>
           <w:trHeight w:val="936"/>
         </w:trPr>
         <w:tc>
@@ -11551,6 +11735,7 @@
           <w:p>
             <w:pPr>
               <w:pStyle w:val="NoSpacing"/>
+              <w:keepLines/>
               <w:rPr>
                 <w:rFonts w:ascii="Arial" w:hAnsi="Arial" w:cs="Arial"/>
               </w:rPr>
@@ -11575,22 +11760,25 @@
           <w:p>
             <w:pPr>
               <w:pStyle w:val="NoSpacing"/>
-              <w:rPr>
-                <w:rFonts w:ascii="Arial" w:hAnsi="Arial" w:cs="Arial"/>
-              </w:rPr>
-            </w:pPr>
-          </w:p>
-          <w:p>
-            <w:pPr>
-              <w:pStyle w:val="NoSpacing"/>
-              <w:rPr>
-                <w:rFonts w:ascii="Arial" w:hAnsi="Arial" w:cs="Arial"/>
-              </w:rPr>
-            </w:pPr>
-          </w:p>
-          <w:p>
-            <w:pPr>
-              <w:pStyle w:val="NoSpacing"/>
+              <w:keepLines/>
+              <w:rPr>
+                <w:rFonts w:ascii="Arial" w:hAnsi="Arial" w:cs="Arial"/>
+              </w:rPr>
+            </w:pPr>
+          </w:p>
+          <w:p>
+            <w:pPr>
+              <w:pStyle w:val="NoSpacing"/>
+              <w:keepLines/>
+              <w:rPr>
+                <w:rFonts w:ascii="Arial" w:hAnsi="Arial" w:cs="Arial"/>
+              </w:rPr>
+            </w:pPr>
+          </w:p>
+          <w:p>
+            <w:pPr>
+              <w:pStyle w:val="NoSpacing"/>
+              <w:keepLines/>
               <w:rPr>
                 <w:rFonts w:ascii="Arial" w:hAnsi="Arial" w:cs="Arial"/>
               </w:rPr>
@@ -11610,6 +11798,7 @@
           <w:p>
             <w:pPr>
               <w:pStyle w:val="NoSpacing"/>
+              <w:keepLines/>
               <w:rPr>
                 <w:rFonts w:ascii="Arial" w:hAnsi="Arial" w:cs="Arial"/>
               </w:rPr>
@@ -11624,6 +11813,7 @@
           <w:p>
             <w:pPr>
               <w:pStyle w:val="NoSpacing"/>
+              <w:keepLines/>
               <w:rPr>
                 <w:rFonts w:ascii="Arial" w:hAnsi="Arial" w:cs="Arial"/>
               </w:rPr>
@@ -11647,6 +11837,7 @@
           <w:p>
             <w:pPr>
               <w:pStyle w:val="NoSpacing"/>
+              <w:keepLines/>
               <w:rPr>
                 <w:rFonts w:ascii="Arial" w:hAnsi="Arial" w:cs="Arial"/>
                 <w:sz w:val="24"/>
@@ -11658,6 +11849,7 @@
           <w:p>
             <w:pPr>
               <w:pStyle w:val="NoSpacing"/>
+              <w:keepLines/>
               <w:rPr>
                 <w:rFonts w:ascii="Arial" w:hAnsi="Arial" w:cs="Arial"/>
                 <w:sz w:val="24"/>
@@ -11669,6 +11861,7 @@
           <w:p>
             <w:pPr>
               <w:pStyle w:val="NoSpacing"/>
+              <w:keepLines/>
               <w:rPr>
                 <w:rFonts w:ascii="Arial" w:hAnsi="Arial" w:cs="Arial"/>
                 <w:sz w:val="24"/>
@@ -11815,7 +12008,19 @@
       </w:r>
     </w:p>
     <w:p>
-      <w:pPr>
+      <w:r>
+        <w:rPr>
+          <w:rFonts w:ascii="Arial" w:hAnsi="Arial" w:eastAsia="Arial" w:cs="Arial"/>
+          <w:lang w:val="en-US" w:eastAsia="en-US"/>
+        </w:rPr>
+        <w:t>{{block_include_annex_b_start}}</w:t>
+      </w:r>
+    </w:p>
+    <w:p>
+      <w:pPr>
+        <w:keepNext/>
+        <w:keepLines/>
+        <w:pageBreakBefore/>
         <w:autoSpaceDE w:val="0"/>
         <w:autoSpaceDN w:val="0"/>
         <w:adjustRightInd w:val="0"/>
@@ -11845,6 +12050,8 @@
     </w:p>
     <w:p>
       <w:pPr>
+        <w:keepNext/>
+        <w:keepLines/>
         <w:autoSpaceDE w:val="0"/>
         <w:autoSpaceDN w:val="0"/>
         <w:adjustRightInd w:val="0"/>
@@ -11862,6 +12069,7 @@
     </w:p>
     <w:p>
       <w:pPr>
+        <w:keepLines/>
         <w:rPr>
           <w:rFonts w:ascii="Arial" w:hAnsi="Arial" w:cs="Arial"/>
           <w:lang w:val="en-US"/>
@@ -11906,7 +12114,19 @@
       </w:r>
     </w:p>
     <w:p>
-      <w:pPr>
+      <w:r>
+        <w:rPr>
+          <w:rFonts w:ascii="Arial" w:hAnsi="Arial" w:eastAsia="Arial" w:cs="Arial"/>
+          <w:lang w:val="en-US" w:eastAsia="en-US"/>
+        </w:rPr>
+        <w:t>{{block_include_annex_b_end}}</w:t>
+      </w:r>
+    </w:p>
+    <w:p>
+      <w:pPr>
+        <w:keepNext/>
+        <w:keepLines/>
+        <w:pageBreakBefore/>
         <w:autoSpaceDE w:val="0"/>
         <w:autoSpaceDN w:val="0"/>
         <w:adjustRightInd w:val="0"/>
@@ -11936,6 +12156,8 @@
     </w:p>
     <w:p>
       <w:pPr>
+        <w:keepNext/>
+        <w:keepLines/>
         <w:tabs>
           <w:tab w:val="left" w:pos="5387"/>
         </w:tabs>
@@ -11953,6 +12175,7 @@
     </w:p>
     <w:p>
       <w:pPr>
+        <w:keepLines/>
         <w:tabs>
           <w:tab w:val="left" w:pos="5387"/>
         </w:tabs>
@@ -11967,15 +12190,68 @@
       </w:pPr>
       <w:r>
         <w:rPr>
-          <w:rFonts w:ascii="Arial" w:hAnsi="Arial" w:cs="Arial"/>
-          <w:lang w:val="en-US"/>
-        </w:rPr>
-        <w:t>This information sheet is intended to inform the Consignors of Leu Numismatik AG about existing import and export regulations of contracting states. The relevant legally binding provisions of federal legislation can be found at www.fedlex.admin.ch/de/home. Further information on the CPTA/CPTO can be found on the homepage of the Federal Office of Culture (BAK) at www.bak.admin.ch (under the heading Transfer of cultural property) or www.bazg.admin.ch (Federal Office for Customs and Border Security BAZG).</w:t>
-      </w:r>
-      <w:hyperlink r:id="rId13" w:history="1"/>
-      <w:hyperlink r:id="rId14" w:history="1"/>
-      <w:hyperlink r:id="rId15" w:history="1"/>
-      <w:hyperlink r:id="rId16" w:history="1"/>
+          <w:rFonts w:ascii="Arial" w:hAnsi="Arial" w:eastAsia="Arial" w:cs="Arial"/>
+          <w:lang w:val="en-US" w:eastAsia="en-US"/>
+        </w:rPr>
+        <w:t xml:space="preserve">This information sheet is intended to inform the clients of Leu Numismatik AG about existing import and export regulations of contracting states. The relevant legally binding provisions of Swiss federal legislation are available at </w:t>
+      </w:r>
+      <w:hyperlink r:id="rId13" w:history="1">
+        <w:r>
+          <w:rPr>
+            <w:rStyle w:val="Hyperlink"/>
+            <w:rFonts w:ascii="Arial" w:hAnsi="Arial" w:eastAsia="Arial" w:cs="Arial"/>
+            <w:color w:val="0000FF"/>
+            <w:u w:val="single"/>
+            <w:lang w:val="en-US" w:eastAsia="en-US"/>
+          </w:rPr>
+          <w:t>https://www.fedlex.admin.ch/en/home</w:t>
+        </w:r>
+      </w:hyperlink>
+      <w:r>
+        <w:rPr>
+          <w:rFonts w:ascii="Arial" w:hAnsi="Arial" w:eastAsia="Arial" w:cs="Arial"/>
+          <w:lang w:val="en-US" w:eastAsia="en-US"/>
+        </w:rPr>
+        <w:t xml:space="preserve">. Further information on the CPTA/CPTO is available on the website of the Federal Office of Culture (FOC) at </w:t>
+      </w:r>
+      <w:hyperlink r:id="rId15" w:history="1">
+        <w:r>
+          <w:rPr>
+            <w:rStyle w:val="Hyperlink"/>
+            <w:rFonts w:ascii="Arial" w:hAnsi="Arial" w:eastAsia="Arial" w:cs="Arial"/>
+            <w:color w:val="0000FF"/>
+            <w:u w:val="single"/>
+            <w:lang w:val="en-US" w:eastAsia="en-US"/>
+          </w:rPr>
+          <w:t>https://www.bak.admin.ch/en/</w:t>
+        </w:r>
+      </w:hyperlink>
+      <w:r>
+        <w:rPr>
+          <w:rFonts w:ascii="Arial" w:hAnsi="Arial" w:eastAsia="Arial" w:cs="Arial"/>
+          <w:lang w:val="en-US" w:eastAsia="en-US"/>
+        </w:rPr>
+        <w:t xml:space="preserve"> (Transfer of Cultural Property) or at </w:t>
+      </w:r>
+      <w:hyperlink r:id="rId16" w:history="1">
+        <w:r>
+          <w:rPr>
+            <w:rStyle w:val="Hyperlink"/>
+            <w:rFonts w:ascii="Arial" w:hAnsi="Arial" w:eastAsia="Arial" w:cs="Arial"/>
+            <w:color w:val="0000FF"/>
+            <w:u w:val="single"/>
+            <w:lang w:val="en-US" w:eastAsia="en-US"/>
+          </w:rPr>
+          <w:t>https://www.bazg.admin.ch/en/</w:t>
+        </w:r>
+      </w:hyperlink>
+      <w:r>
+        <w:rPr>
+          <w:rFonts w:ascii="Arial" w:hAnsi="Arial" w:eastAsia="Arial" w:cs="Arial"/>
+          <w:lang w:val="en-US" w:eastAsia="en-US"/>
+        </w:rPr>
+        <w:t xml:space="preserve"> (Federal Office for Customs and Border Security, FOCBS).</w:t>
+      </w:r>
     </w:p>
     <w:p>
       <w:pPr>
@@ -11995,6 +12271,8 @@
     <w:p>
       <w:pPr>
         <w:pStyle w:val="ListParagraph"/>
+        <w:keepNext/>
+        <w:keepLines/>
         <w:numPr>
           <w:ilvl w:val="0"/>
           <w:numId w:val="3"/>
@@ -12093,6 +12371,8 @@
     <w:p>
       <w:pPr>
         <w:pStyle w:val="ListParagraph"/>
+        <w:keepNext/>
+        <w:keepLines/>
         <w:numPr>
           <w:ilvl w:val="0"/>
           <w:numId w:val="3"/>
@@ -12213,10 +12493,12 @@
         <w:r>
           <w:rPr>
             <w:rStyle w:val="Hyperlink"/>
-            <w:rFonts w:ascii="Arial" w:hAnsi="Arial" w:cs="Arial"/>
-            <w:lang w:val="en-US"/>
+            <w:rFonts w:ascii="Arial" w:hAnsi="Arial" w:eastAsia="Arial" w:cs="Arial"/>
+            <w:color w:val="0000FF"/>
+            <w:u w:val="single"/>
+            <w:lang w:val="en-US" w:eastAsia="en-US"/>
           </w:rPr>
-          <w:t>www.bak.admin.ch/bak/de/home/kulturerbe/kulturguetertransfer.html</w:t>
+          <w:t>https://www.bak.admin.ch/en/transfer-of-cultural-property</w:t>
         </w:r>
       </w:hyperlink>
       <w:r>
@@ -12230,6 +12512,8 @@
     <w:p>
       <w:pPr>
         <w:pStyle w:val="ListParagraph"/>
+        <w:keepNext/>
+        <w:keepLines/>
         <w:numPr>
           <w:ilvl w:val="0"/>
           <w:numId w:val="3"/>
@@ -12261,6 +12545,8 @@
     <w:p>
       <w:pPr>
         <w:pStyle w:val="ListParagraph"/>
+        <w:keepNext/>
+        <w:keepLines/>
         <w:numPr>
           <w:ilvl w:val="0"/>
           <w:numId w:val="4"/>
@@ -12390,7 +12676,7 @@
           <w:rFonts w:ascii="Arial" w:hAnsi="Arial" w:cs="Arial"/>
           <w:b/>
           <w:bCs/>
-          <w:lang w:val="pt-PT"/>
+          <w:lang w:val="en-US"/>
         </w:rPr>
         <w:t>Bolivia, China, Colombia, Cyprus, Egypt, Greece, Italy, Mexico, Peru, Turkey</w:t>
       </w:r>
@@ -12399,7 +12685,7 @@
           <w:rFonts w:ascii="Arial" w:hAnsi="Arial" w:cs="Arial"/>
           <w:b/>
           <w:bCs/>
-          <w:lang w:val="pt-PT"/>
+          <w:lang w:val="en-US"/>
         </w:rPr>
         <w:t xml:space="preserve">, </w:t>
       </w:r>
@@ -12459,10 +12745,12 @@
         <w:r>
           <w:rPr>
             <w:rStyle w:val="Hyperlink"/>
-            <w:rFonts w:ascii="Arial" w:hAnsi="Arial" w:cs="Arial"/>
-            <w:lang w:val="en-US"/>
+            <w:rFonts w:ascii="Arial" w:hAnsi="Arial" w:eastAsia="Arial" w:cs="Arial"/>
+            <w:color w:val="0000FF"/>
+            <w:u w:val="single"/>
+            <w:lang w:val="en-US" w:eastAsia="en-US"/>
           </w:rPr>
-          <w:t>www.bak.admin.ch/bak/de/home/kulturerbe/kulturguetertransfer.html</w:t>
+          <w:t>https://www.bak.admin.ch/en/transfer-of-cultural-property</w:t>
         </w:r>
       </w:hyperlink>
       <w:r>
@@ -12476,6 +12764,8 @@
     <w:p>
       <w:pPr>
         <w:pStyle w:val="ListParagraph"/>
+        <w:keepNext/>
+        <w:keepLines/>
         <w:numPr>
           <w:ilvl w:val="0"/>
           <w:numId w:val="4"/>
@@ -12554,10 +12844,12 @@
         <w:r>
           <w:rPr>
             <w:rStyle w:val="Hyperlink"/>
-            <w:rFonts w:ascii="Arial" w:hAnsi="Arial" w:cs="Arial"/>
-            <w:lang w:val="en-US"/>
+            <w:rFonts w:ascii="Arial" w:hAnsi="Arial" w:eastAsia="Arial" w:cs="Arial"/>
+            <w:color w:val="0000FF"/>
+            <w:u w:val="single"/>
+            <w:lang w:val="en-US" w:eastAsia="en-US"/>
           </w:rPr>
-          <w:t>www.bak.admin.ch/bak/de/home/kulturerbe/kulturguetertransfer/bundesverzeichnis.html</w:t>
+          <w:t>https://www.bak.admin.ch/en/transfer-of-cultural-property</w:t>
         </w:r>
       </w:hyperlink>
       <w:r>
@@ -12632,63 +12924,75 @@
         <w:contextualSpacing w:val="0"/>
         <w:rPr>
           <w:rFonts w:ascii="Arial" w:hAnsi="Arial" w:cs="Arial"/>
-          <w:lang w:val="fr-CH"/>
+          <w:lang w:val="en-US"/>
         </w:rPr>
       </w:pPr>
       <w:hyperlink r:id="rId20" w:history="1">
         <w:r>
           <w:rPr>
             <w:rStyle w:val="Hyperlink"/>
-            <w:rFonts w:ascii="Arial" w:hAnsi="Arial" w:cs="Arial"/>
-            <w:lang w:val="fr-CH"/>
+            <w:rFonts w:ascii="Arial" w:hAnsi="Arial" w:eastAsia="Arial" w:cs="Arial"/>
+            <w:color w:val="0000FF"/>
+            <w:u w:val="single"/>
+            <w:lang w:val="en-US" w:eastAsia="en-US"/>
           </w:rPr>
-          <w:t>eur-lex.europa.eu/</w:t>
+          <w:t>https://eur-lex.europa.eu/legal-content/EN/ALL/?uri=CELEX%3A32019R0880</w:t>
         </w:r>
         <w:proofErr w:type="spellStart"/>
         <w:r>
           <w:rPr>
             <w:rStyle w:val="Hyperlink"/>
-            <w:rFonts w:ascii="Arial" w:hAnsi="Arial" w:cs="Arial"/>
-            <w:lang w:val="fr-CH"/>
+            <w:rFonts w:ascii="Arial" w:hAnsi="Arial" w:eastAsia="Arial" w:cs="Arial"/>
+            <w:color w:val="0000FF"/>
+            <w:u w:val="single"/>
+            <w:lang w:val="en-US" w:eastAsia="en-US"/>
           </w:rPr>
-          <w:t>legal</w:t>
+          <w:t/>
         </w:r>
         <w:proofErr w:type="spellEnd"/>
         <w:r>
           <w:rPr>
             <w:rStyle w:val="Hyperlink"/>
-            <w:rFonts w:ascii="Arial" w:hAnsi="Arial" w:cs="Arial"/>
-            <w:lang w:val="fr-CH"/>
+            <w:rFonts w:ascii="Arial" w:hAnsi="Arial" w:eastAsia="Arial" w:cs="Arial"/>
+            <w:color w:val="0000FF"/>
+            <w:u w:val="single"/>
+            <w:lang w:val="en-US" w:eastAsia="en-US"/>
           </w:rPr>
-          <w:t>-content/DE/ALL</w:t>
+          <w:t/>
         </w:r>
         <w:proofErr w:type="gramStart"/>
         <w:r>
           <w:rPr>
             <w:rStyle w:val="Hyperlink"/>
-            <w:rFonts w:ascii="Arial" w:hAnsi="Arial" w:cs="Arial"/>
-            <w:lang w:val="fr-CH"/>
+            <w:rFonts w:ascii="Arial" w:hAnsi="Arial" w:eastAsia="Arial" w:cs="Arial"/>
+            <w:color w:val="0000FF"/>
+            <w:u w:val="single"/>
+            <w:lang w:val="en-US" w:eastAsia="en-US"/>
           </w:rPr>
-          <w:t>/?</w:t>
+          <w:t/>
         </w:r>
         <w:proofErr w:type="spellStart"/>
         <w:proofErr w:type="gramEnd"/>
         <w:r>
           <w:rPr>
             <w:rStyle w:val="Hyperlink"/>
-            <w:rFonts w:ascii="Arial" w:hAnsi="Arial" w:cs="Arial"/>
-            <w:lang w:val="fr-CH"/>
+            <w:rFonts w:ascii="Arial" w:hAnsi="Arial" w:eastAsia="Arial" w:cs="Arial"/>
+            <w:color w:val="0000FF"/>
+            <w:u w:val="single"/>
+            <w:lang w:val="en-US" w:eastAsia="en-US"/>
           </w:rPr>
-          <w:t>uri</w:t>
+          <w:t/>
         </w:r>
         <w:proofErr w:type="spellEnd"/>
         <w:r>
           <w:rPr>
             <w:rStyle w:val="Hyperlink"/>
-            <w:rFonts w:ascii="Arial" w:hAnsi="Arial" w:cs="Arial"/>
-            <w:lang w:val="fr-CH"/>
+            <w:rFonts w:ascii="Arial" w:hAnsi="Arial" w:eastAsia="Arial" w:cs="Arial"/>
+            <w:color w:val="0000FF"/>
+            <w:u w:val="single"/>
+            <w:lang w:val="en-US" w:eastAsia="en-US"/>
           </w:rPr>
-          <w:t>=CELEX%3A32019R0880</w:t>
+          <w:t/>
         </w:r>
       </w:hyperlink>
     </w:p>
@@ -12900,16 +13204,20 @@
         <w:r>
           <w:rPr>
             <w:rStyle w:val="Hyperlink"/>
-            <w:rFonts w:ascii="Arial" w:hAnsi="Arial" w:cs="Arial"/>
-            <w:lang w:val="en-US"/>
+            <w:rFonts w:ascii="Arial" w:hAnsi="Arial" w:eastAsia="Arial" w:cs="Arial"/>
+            <w:color w:val="0000FF"/>
+            <w:u w:val="single"/>
+            <w:lang w:val="en-US" w:eastAsia="en-US"/>
           </w:rPr>
-          <w:t>www.bak.admin.ch/bak/en/home/cultural-heritage/transfer-of-cultural-property/import--transit-and-export-of-cultural-property.html</w:t>
+          <w:t>https://www.bak.admin.ch/en/import-transit-and-export-of-cultural-property</w:t>
         </w:r>
       </w:hyperlink>
     </w:p>
     <w:p>
       <w:pPr>
         <w:pStyle w:val="ListParagraph"/>
+        <w:keepNext/>
+        <w:keepLines/>
         <w:numPr>
           <w:ilvl w:val="0"/>
           <w:numId w:val="3"/>
@@ -13016,10 +13324,25 @@
       </w:pPr>
       <w:r>
         <w:rPr>
-          <w:rFonts w:ascii="Arial" w:hAnsi="Arial" w:cs="Arial"/>
-          <w:lang w:val="en-US"/>
-        </w:rPr>
-        <w:t>as precise information as possible on the place of manufacture or, if it is the result of archaeological or paleontological excavations or discoveries, on the place where the cultural property was found;</w:t>
+          <w:rFonts w:ascii="Arial" w:hAnsi="Arial" w:eastAsia="Arial" w:cs="Arial"/>
+          <w:lang w:val="en-US" w:eastAsia="en-US"/>
+        </w:rPr>
+        <w:t xml:space="preserve">as precise information as possible on the </w:t>
+      </w:r>
+      <w:r>
+        <w:rPr>
+          <w:rFonts w:ascii="Arial" w:hAnsi="Arial" w:eastAsia="Arial" w:cs="Arial"/>
+          <w:b/>
+          <w:lang w:val="en-US" w:eastAsia="en-US"/>
+        </w:rPr>
+        <w:t>place of manufacture</w:t>
+      </w:r>
+      <w:r>
+        <w:rPr>
+          <w:rFonts w:ascii="Arial" w:hAnsi="Arial" w:eastAsia="Arial" w:cs="Arial"/>
+          <w:lang w:val="en-US" w:eastAsia="en-US"/>
+        </w:rPr>
+        <w:t xml:space="preserve"> or, if it is the result of archaeological or paleontological excavations or discoveries, on the place where the cultural property was found;</w:t>
       </w:r>
     </w:p>
     <w:p>
@@ -13234,10 +13557,10 @@
       </w:pPr>
       <w:r>
         <w:rPr>
-          <w:rFonts w:ascii="Arial" w:hAnsi="Arial" w:cs="Arial"/>
-          <w:lang w:val="en-US"/>
-        </w:rPr>
-        <w:t>The undersigned person confirms that he/she has received this information sheet on existing import and export regulations of contracting states and has taken note of its contents:</w:t>
+          <w:rFonts w:ascii="Arial" w:hAnsi="Arial" w:eastAsia="Arial" w:cs="Arial"/>
+          <w:lang w:val="en-US" w:eastAsia="en-US"/>
+        </w:rPr>
+        <w:t>The undersigned confirms receipt of this information sheet on existing import and export regulations of contracting states and acknowledges its contents:</w:t>
       </w:r>
     </w:p>
     <w:p>
@@ -13274,6 +13597,7 @@
         <w:trPr>
           <w:gridAfter w:val="3"/>
           <w:wAfter w:w="5386" w:type="dxa"/>
+          <w:cantSplit/>
           <w:trHeight w:val="645"/>
         </w:trPr>
         <w:tc>
@@ -13284,6 +13608,8 @@
           <w:p>
             <w:pPr>
               <w:pStyle w:val="NoSpacing"/>
+              <w:keepNext/>
+              <w:keepLines/>
               <w:rPr>
                 <w:rFonts w:ascii="Arial" w:hAnsi="Arial" w:cs="Arial"/>
               </w:rPr>
@@ -13307,6 +13633,8 @@
           <w:p>
             <w:pPr>
               <w:pStyle w:val="NoSpacing"/>
+              <w:keepNext/>
+              <w:keepLines/>
               <w:rPr>
                 <w:rFonts w:ascii="Arial" w:hAnsi="Arial" w:cs="Arial"/>
                 <w:lang w:val="en-US"/>
@@ -13316,6 +13644,8 @@
           <w:p>
             <w:pPr>
               <w:pStyle w:val="NoSpacing"/>
+              <w:keepNext/>
+              <w:keepLines/>
               <w:rPr>
                 <w:rFonts w:ascii="Arial" w:hAnsi="Arial" w:cs="Arial"/>
                 <w:lang w:val="en-US"/>
@@ -13349,6 +13679,7 @@
       </w:tr>
       <w:tr>
         <w:trPr>
+          <w:cantSplit/>
           <w:trHeight w:val="936"/>
         </w:trPr>
         <w:tc>
@@ -13359,6 +13690,7 @@
           <w:p>
             <w:pPr>
               <w:pStyle w:val="NoSpacing"/>
+              <w:keepLines/>
               <w:rPr>
                 <w:rFonts w:ascii="Arial" w:hAnsi="Arial" w:cs="Arial"/>
               </w:rPr>
@@ -13383,22 +13715,25 @@
           <w:p>
             <w:pPr>
               <w:pStyle w:val="NoSpacing"/>
-              <w:rPr>
-                <w:rFonts w:ascii="Arial" w:hAnsi="Arial" w:cs="Arial"/>
-              </w:rPr>
-            </w:pPr>
-          </w:p>
-          <w:p>
-            <w:pPr>
-              <w:pStyle w:val="NoSpacing"/>
-              <w:rPr>
-                <w:rFonts w:ascii="Arial" w:hAnsi="Arial" w:cs="Arial"/>
-              </w:rPr>
-            </w:pPr>
-          </w:p>
-          <w:p>
-            <w:pPr>
-              <w:pStyle w:val="NoSpacing"/>
+              <w:keepLines/>
+              <w:rPr>
+                <w:rFonts w:ascii="Arial" w:hAnsi="Arial" w:cs="Arial"/>
+              </w:rPr>
+            </w:pPr>
+          </w:p>
+          <w:p>
+            <w:pPr>
+              <w:pStyle w:val="NoSpacing"/>
+              <w:keepLines/>
+              <w:rPr>
+                <w:rFonts w:ascii="Arial" w:hAnsi="Arial" w:cs="Arial"/>
+              </w:rPr>
+            </w:pPr>
+          </w:p>
+          <w:p>
+            <w:pPr>
+              <w:pStyle w:val="NoSpacing"/>
+              <w:keepLines/>
               <w:rPr>
                 <w:rFonts w:ascii="Arial" w:hAnsi="Arial" w:cs="Arial"/>
               </w:rPr>
@@ -13418,6 +13753,7 @@
           <w:p>
             <w:pPr>
               <w:pStyle w:val="NoSpacing"/>
+              <w:keepLines/>
               <w:rPr>
                 <w:rFonts w:ascii="Arial" w:hAnsi="Arial" w:cs="Arial"/>
               </w:rPr>
@@ -13432,6 +13768,7 @@
           <w:p>
             <w:pPr>
               <w:pStyle w:val="NoSpacing"/>
+              <w:keepLines/>
               <w:rPr>
                 <w:rFonts w:ascii="Arial" w:hAnsi="Arial" w:cs="Arial"/>
               </w:rPr>
@@ -13461,6 +13798,7 @@
           <w:p>
             <w:pPr>
               <w:pStyle w:val="NoSpacing"/>
+              <w:keepLines/>
               <w:rPr>
                 <w:rFonts w:ascii="Arial" w:hAnsi="Arial" w:cs="Arial"/>
                 <w:sz w:val="24"/>
@@ -13472,6 +13810,7 @@
           <w:p>
             <w:pPr>
               <w:pStyle w:val="NoSpacing"/>
+              <w:keepLines/>
               <w:rPr>
                 <w:rFonts w:ascii="Arial" w:hAnsi="Arial" w:cs="Arial"/>
                 <w:sz w:val="24"/>
@@ -13483,6 +13822,7 @@
           <w:p>
             <w:pPr>
               <w:pStyle w:val="NoSpacing"/>
+              <w:keepLines/>
               <w:rPr>
                 <w:rFonts w:ascii="Arial" w:hAnsi="Arial" w:cs="Arial"/>
                 <w:sz w:val="24"/>
@@ -13608,26 +13948,57 @@
       <w:jc w:val="right"/>
     </w:pPr>
     <w:r>
+      <w:rPr>
+        <w:rFonts w:ascii="Arial" w:hAnsi="Arial" w:eastAsia="Arial" w:cs="Arial"/>
+        <w:sz w:val="22"/>
+        <w:szCs w:val="22"/>
+        <w:lang w:val="en-US" w:eastAsia="en-US"/>
+      </w:rPr>
       <w:fldChar w:fldCharType="begin"/>
     </w:r>
     <w:r>
+      <w:rPr>
+        <w:rFonts w:ascii="Arial" w:hAnsi="Arial" w:eastAsia="Arial" w:cs="Arial"/>
+        <w:sz w:val="22"/>
+        <w:szCs w:val="22"/>
+        <w:lang w:val="en-US" w:eastAsia="en-US"/>
+      </w:rPr>
       <w:instrText>PAGE   \* MERGEFORMAT</w:instrText>
     </w:r>
     <w:r>
+      <w:rPr>
+        <w:rFonts w:ascii="Arial" w:hAnsi="Arial" w:eastAsia="Arial" w:cs="Arial"/>
+        <w:sz w:val="22"/>
+        <w:szCs w:val="22"/>
+        <w:lang w:val="en-US" w:eastAsia="en-US"/>
+      </w:rPr>
       <w:fldChar w:fldCharType="separate"/>
     </w:r>
     <w:r>
       <w:rPr>
-        <w:lang w:val="de-DE"/>
+        <w:rFonts w:ascii="Arial" w:hAnsi="Arial" w:eastAsia="Arial" w:cs="Arial"/>
+        <w:sz w:val="22"/>
+        <w:szCs w:val="22"/>
+        <w:lang w:val="en-US" w:eastAsia="en-US"/>
       </w:rPr>
       <w:t>1</w:t>
     </w:r>
     <w:r>
+      <w:rPr>
+        <w:rFonts w:ascii="Arial" w:hAnsi="Arial" w:eastAsia="Arial" w:cs="Arial"/>
+        <w:sz w:val="22"/>
+        <w:szCs w:val="22"/>
+        <w:lang w:val="en-US" w:eastAsia="en-US"/>
+      </w:rPr>
       <w:fldChar w:fldCharType="end"/>
     </w:r>
     <w:r>
       <w:rPr>
+        <w:rFonts w:ascii="Arial" w:hAnsi="Arial" w:eastAsia="Arial" w:cs="Arial"/>
         <w:noProof/>
+        <w:sz w:val="22"/>
+        <w:szCs w:val="22"/>
+        <w:lang w:val="en-US" w:eastAsia="en-US"/>
       </w:rPr>
       <w:drawing>
         <wp:anchor distT="0" distB="0" distL="114300" distR="114300" simplePos="0" relativeHeight="251661312" behindDoc="0" locked="0" layoutInCell="1" allowOverlap="1" wp14:anchorId="78CF4A19" wp14:editId="1DAD0A39">
@@ -13703,7 +14074,7 @@
       <w:pPr>
         <w:spacing w:after="0" w:line="240" w:lineRule="auto"/>
         <w:rPr>
-          <w:lang w:val="de-DE"/>
+          <w:lang w:val="en-US"/>
         </w:rPr>
       </w:pPr>
     </w:p>
@@ -14449,7 +14820,7 @@
         <w:kern w:val="2"/>
         <w:sz w:val="24"/>
         <w:szCs w:val="24"/>
-        <w:lang w:val="de-CH" w:eastAsia="en-US" w:bidi="ar-SA"/>
+        <w:lang w:val="en-US" w:eastAsia="en-US" w:bidi="en-US"/>
         <w14:ligatures w14:val="standardContextual"/>
       </w:rPr>
     </w:rPrDefault>

--- a/contract_templates/Einlieferungsvertrag.template.en.docx
+++ b/contract_templates/Einlieferungsvertrag.template.en.docx
@@ -2589,6 +2589,7 @@
       <w:pPr>
         <w:keepNext/>
         <w:keepLines/>
+        <w:pageBreakBefore/>
         <w:tabs>
           <w:tab w:val="left" w:pos="5387"/>
         </w:tabs>
@@ -3460,6 +3461,7 @@
       <w:pPr>
         <w:keepNext/>
         <w:keepLines/>
+        <w:pageBreakBefore/>
         <w:autoSpaceDE w:val="0"/>
         <w:autoSpaceDN w:val="0"/>
         <w:adjustRightInd w:val="0"/>
@@ -4633,6 +4635,7 @@
     </w:p>
     <w:p>
       <w:pPr>
+        <w:pageBreakBefore/>
         <w:tabs>
           <w:tab w:val="left" w:pos="709"/>
         </w:tabs>
